--- a/X_ENTREGABLES_CONSOLIDADOS/8_DOCUMENTOS_SERVIDOS/WORD/SISTEMA_02_Telecomunicaciones_EJECUTIVO.docx
+++ b/X_ENTREGABLES_CONSOLIDADOS/8_DOCUMENTOS_SERVIDOS/WORD/SISTEMA_02_Telecomunicaciones_EJECUTIVO.docx
@@ -28,7 +28,7 @@
         </w:p>
       </w:sdtContent>
     </w:sdt>
-    <w:bookmarkStart w:id="58" w:name="sistema-02-telecomunicaciones"/>
+    <w:bookmarkStart w:id="69" w:name="sistema-02-telecomunicaciones"/>
     <w:p>
       <w:pPr>
         <w:pStyle w:val="Heading1"/>
@@ -37,7 +37,7 @@
         <w:t xml:space="preserve">SISTEMA 02: TELECOMUNICACIONES</w:t>
       </w:r>
     </w:p>
-    <w:bookmarkStart w:id="9" w:name="documento-ejecutivo-de-ingeniería"/>
+    <w:bookmarkStart w:id="20" w:name="documento-ejecutivo-de-ingeniería"/>
     <w:p>
       <w:pPr>
         <w:pStyle w:val="Heading2"/>
@@ -53,8 +53,8 @@
         </w:pict>
       </w:r>
     </w:p>
-    <w:bookmarkEnd w:id="9"/>
-    <w:bookmarkStart w:id="13" w:name="resumen-ejecutivo"/>
+    <w:bookmarkEnd w:id="20"/>
+    <w:bookmarkStart w:id="24" w:name="resumen-ejecutivo"/>
     <w:p>
       <w:pPr>
         <w:pStyle w:val="Heading2"/>
@@ -63,7 +63,7 @@
         <w:t xml:space="preserve">📊 RESUMEN EJECUTIVO</w:t>
       </w:r>
     </w:p>
-    <w:bookmarkStart w:id="10" w:name="qué-es-este-sistema-y-por-qué-importa"/>
+    <w:bookmarkStart w:id="21" w:name="qué-es-este-sistema-y-por-qué-importa"/>
     <w:p>
       <w:pPr>
         <w:pStyle w:val="Heading3"/>
@@ -108,8 +108,8 @@
         <w:t xml:space="preserve">del ferrocarril, conectando todos los componentes críticos para garantizar que los trenes operen de manera coordinada y segura.</w:t>
       </w:r>
     </w:p>
-    <w:bookmarkEnd w:id="10"/>
-    <w:bookmarkStart w:id="11" w:name="X7c83a38cc8f42be1526a62fa09e05463bbe3395"/>
+    <w:bookmarkEnd w:id="21"/>
+    <w:bookmarkStart w:id="22" w:name="X7c83a38cc8f42be1526a62fa09e05463bbe3395"/>
     <w:p>
       <w:pPr>
         <w:pStyle w:val="Heading3"/>
@@ -250,8 +250,8 @@
         <w:t xml:space="preserve">99.5% TETRA, 99.95% GSM-R (según estándares EN 50126)</w:t>
       </w:r>
     </w:p>
-    <w:bookmarkEnd w:id="11"/>
-    <w:bookmarkStart w:id="12" w:name="hitos-críticos"/>
+    <w:bookmarkEnd w:id="22"/>
+    <w:bookmarkStart w:id="23" w:name="hitos-críticos"/>
     <w:p>
       <w:pPr>
         <w:pStyle w:val="Heading3"/>
@@ -472,9 +472,9 @@
         </w:pict>
       </w:r>
     </w:p>
-    <w:bookmarkEnd w:id="12"/>
-    <w:bookmarkEnd w:id="13"/>
-    <w:bookmarkStart w:id="19" w:name="X16ad1bf8fd3c72f4f9f37ec0fde01a31e7fb65a"/>
+    <w:bookmarkEnd w:id="23"/>
+    <w:bookmarkEnd w:id="24"/>
+    <w:bookmarkStart w:id="30" w:name="X16ad1bf8fd3c72f4f9f37ec0fde01a31e7fb65a"/>
     <w:p>
       <w:pPr>
         <w:pStyle w:val="Heading2"/>
@@ -483,7 +483,7 @@
         <w:t xml:space="preserve">🔍 CRITERIOS DE DISEÑO Y JUSTIFICACIONES TÉCNICAS</w:t>
       </w:r>
     </w:p>
-    <w:bookmarkStart w:id="14" w:name="por-qué-37-estaciones-tetragsm-r"/>
+    <w:bookmarkStart w:id="25" w:name="por-qué-37-estaciones-tetragsm-r"/>
     <w:p>
       <w:pPr>
         <w:pStyle w:val="Heading3"/>
@@ -730,8 +730,8 @@
         <w:t xml:space="preserve">TETRA + GSM-R en la misma torre</w:t>
       </w:r>
     </w:p>
-    <w:bookmarkEnd w:id="14"/>
-    <w:bookmarkStart w:id="15" w:name="por-qué-594-km-de-fibra-óptica"/>
+    <w:bookmarkEnd w:id="25"/>
+    <w:bookmarkStart w:id="26" w:name="por-qué-594-km-de-fibra-óptica"/>
     <w:p>
       <w:pPr>
         <w:pStyle w:val="Heading3"/>
@@ -951,8 +951,8 @@
         <w:t xml:space="preserve">(eso duplicaría a 1,188 km). Es corredor simple + 10% reserva técnica + stock en ítems separados.</w:t>
       </w:r>
     </w:p>
-    <w:bookmarkEnd w:id="15"/>
-    <w:bookmarkStart w:id="16" w:name="por-qué-2068-cajas-de-empalme"/>
+    <w:bookmarkEnd w:id="26"/>
+    <w:bookmarkStart w:id="27" w:name="por-qué-2068-cajas-de-empalme"/>
     <w:p>
       <w:pPr>
         <w:pStyle w:val="Heading3"/>
@@ -1071,8 +1071,8 @@
         <w:t xml:space="preserve">2,068 cajas</w:t>
       </w:r>
     </w:p>
-    <w:bookmarkEnd w:id="16"/>
-    <w:bookmarkStart w:id="17" w:name="por-qué-altura-de-torres-de-40m"/>
+    <w:bookmarkEnd w:id="27"/>
+    <w:bookmarkStart w:id="28" w:name="por-qué-altura-de-torres-de-40m"/>
     <w:p>
       <w:pPr>
         <w:pStyle w:val="Heading3"/>
@@ -1181,8 +1181,8 @@
         <w:t xml:space="preserve">Balance entre cobertura y costo de estructura</w:t>
       </w:r>
     </w:p>
-    <w:bookmarkEnd w:id="17"/>
-    <w:bookmarkStart w:id="18" w:name="por-qué-tetra-gsm-r-no-solo-uno"/>
+    <w:bookmarkEnd w:id="28"/>
+    <w:bookmarkStart w:id="29" w:name="por-qué-tetra-gsm-r-no-solo-uno"/>
     <w:p>
       <w:pPr>
         <w:pStyle w:val="Heading3"/>
@@ -1404,9 +1404,9 @@
         </w:pict>
       </w:r>
     </w:p>
-    <w:bookmarkEnd w:id="18"/>
-    <w:bookmarkEnd w:id="19"/>
-    <w:bookmarkStart w:id="23" w:name="función-y-propósito-del-sistema"/>
+    <w:bookmarkEnd w:id="29"/>
+    <w:bookmarkEnd w:id="30"/>
+    <w:bookmarkStart w:id="34" w:name="función-y-propósito-del-sistema"/>
     <w:p>
       <w:pPr>
         <w:pStyle w:val="Heading2"/>
@@ -1415,7 +1415,7 @@
         <w:t xml:space="preserve">🎯 FUNCIÓN Y PROPÓSITO DEL SISTEMA</w:t>
       </w:r>
     </w:p>
-    <w:bookmarkStart w:id="20" w:name="qué-hace-este-sistema"/>
+    <w:bookmarkStart w:id="31" w:name="qué-hace-este-sistema"/>
     <w:p>
       <w:pPr>
         <w:pStyle w:val="Heading3"/>
@@ -1536,8 +1536,8 @@
         <w:t xml:space="preserve">(ANE, FENOCO)</w:t>
       </w:r>
     </w:p>
-    <w:bookmarkEnd w:id="20"/>
-    <w:bookmarkStart w:id="21" w:name="por-qué-lo-necesitamos"/>
+    <w:bookmarkEnd w:id="31"/>
+    <w:bookmarkStart w:id="32" w:name="por-qué-lo-necesitamos"/>
     <w:p>
       <w:pPr>
         <w:pStyle w:val="Heading3"/>
@@ -1634,8 +1634,8 @@
         <w:t xml:space="preserve">Múltiples canales de comunicación para confiabilidad</w:t>
       </w:r>
     </w:p>
-    <w:bookmarkEnd w:id="21"/>
-    <w:bookmarkStart w:id="22" w:name="cómo-se-integra-con-otros-sistemas"/>
+    <w:bookmarkEnd w:id="32"/>
+    <w:bookmarkStart w:id="33" w:name="cómo-se-integra-con-otros-sistemas"/>
     <w:p>
       <w:pPr>
         <w:pStyle w:val="Heading3"/>
@@ -1698,9 +1698,9 @@
         </w:pict>
       </w:r>
     </w:p>
-    <w:bookmarkEnd w:id="22"/>
-    <w:bookmarkEnd w:id="23"/>
-    <w:bookmarkStart w:id="28" w:name="componentes-principales"/>
+    <w:bookmarkEnd w:id="33"/>
+    <w:bookmarkEnd w:id="34"/>
+    <w:bookmarkStart w:id="39" w:name="componentes-principales"/>
     <w:p>
       <w:pPr>
         <w:pStyle w:val="Heading2"/>
@@ -1709,7 +1709,7 @@
         <w:t xml:space="preserve">🏗️ COMPONENTES PRINCIPALES</w:t>
       </w:r>
     </w:p>
-    <w:bookmarkStart w:id="25" w:name="sistema-tetra---radio-digital-principal"/>
+    <w:bookmarkStart w:id="36" w:name="sistema-tetra---radio-digital-principal"/>
     <w:p>
       <w:pPr>
         <w:pStyle w:val="Heading3"/>
@@ -1802,7 +1802,7 @@
         <w:t xml:space="preserve">🟢 En cronograma</w:t>
       </w:r>
     </w:p>
-    <w:bookmarkStart w:id="24" w:name="Xea3129e6abd2f84dcad12c321f2ed5ff0b1a5fe"/>
+    <w:bookmarkStart w:id="35" w:name="Xea3129e6abd2f84dcad12c321f2ed5ff0b1a5fe"/>
     <w:p>
       <w:pPr>
         <w:pStyle w:val="Heading4"/>
@@ -2365,9 +2365,9 @@
         </w:pict>
       </w:r>
     </w:p>
-    <w:bookmarkEnd w:id="24"/>
-    <w:bookmarkEnd w:id="25"/>
-    <w:bookmarkStart w:id="26" w:name="sistema-gsm-r---red-de-datos-críticos"/>
+    <w:bookmarkEnd w:id="35"/>
+    <w:bookmarkEnd w:id="36"/>
+    <w:bookmarkStart w:id="37" w:name="sistema-gsm-r---red-de-datos-críticos"/>
     <w:p>
       <w:pPr>
         <w:pStyle w:val="Heading3"/>
@@ -2460,8 +2460,8 @@
         <w:t xml:space="preserve">🟢 En cronograma</w:t>
       </w:r>
     </w:p>
-    <w:bookmarkEnd w:id="26"/>
-    <w:bookmarkStart w:id="27" w:name="X40044e6dd3e2f901eee2b2cdad3bcfd3e5eeb43"/>
+    <w:bookmarkEnd w:id="37"/>
+    <w:bookmarkStart w:id="38" w:name="X40044e6dd3e2f901eee2b2cdad3bcfd3e5eeb43"/>
     <w:p>
       <w:pPr>
         <w:pStyle w:val="Heading3"/>
@@ -2561,9 +2561,9 @@
         </w:pict>
       </w:r>
     </w:p>
-    <w:bookmarkEnd w:id="27"/>
-    <w:bookmarkEnd w:id="28"/>
-    <w:bookmarkStart w:id="31" w:name="especificaciones-técnicas-clave"/>
+    <w:bookmarkEnd w:id="38"/>
+    <w:bookmarkEnd w:id="39"/>
+    <w:bookmarkStart w:id="42" w:name="especificaciones-técnicas-clave"/>
     <w:p>
       <w:pPr>
         <w:pStyle w:val="Heading2"/>
@@ -2572,7 +2572,7 @@
         <w:t xml:space="preserve">📐 ESPECIFICACIONES TÉCNICAS CLAVE</w:t>
       </w:r>
     </w:p>
-    <w:bookmarkStart w:id="29" w:name="tabla-consolidada-de-especificaciones"/>
+    <w:bookmarkStart w:id="40" w:name="tabla-consolidada-de-especificaciones"/>
     <w:p>
       <w:pPr>
         <w:pStyle w:val="Heading3"/>
@@ -2900,8 +2900,8 @@
         </w:tc>
       </w:tr>
     </w:tbl>
-    <w:bookmarkEnd w:id="29"/>
-    <w:bookmarkStart w:id="30" w:name="criterios-de-aceptación"/>
+    <w:bookmarkEnd w:id="40"/>
+    <w:bookmarkStart w:id="41" w:name="criterios-de-aceptación"/>
     <w:p>
       <w:pPr>
         <w:pStyle w:val="Heading3"/>
@@ -2977,9 +2977,9 @@
         </w:pict>
       </w:r>
     </w:p>
-    <w:bookmarkEnd w:id="30"/>
-    <w:bookmarkEnd w:id="31"/>
-    <w:bookmarkStart w:id="36" w:name="ubicación-y-despliegue"/>
+    <w:bookmarkEnd w:id="41"/>
+    <w:bookmarkEnd w:id="42"/>
+    <w:bookmarkStart w:id="47" w:name="ubicación-y-despliegue"/>
     <w:p>
       <w:pPr>
         <w:pStyle w:val="Heading2"/>
@@ -2988,7 +2988,7 @@
         <w:t xml:space="preserve">📍 UBICACIÓN Y DESPLIEGUE</w:t>
       </w:r>
     </w:p>
-    <w:bookmarkStart w:id="32" w:name="mapa-de-despliegue"/>
+    <w:bookmarkStart w:id="43" w:name="mapa-de-despliegue"/>
     <w:p>
       <w:pPr>
         <w:pStyle w:val="Heading3"/>
@@ -3005,8 +3005,8 @@
         <w:t xml:space="preserve">Las 37 estaciones de telecomunicaciones están ubicadas estratégicamente a lo largo del corredor La Dorada-Chiriguaná, con una separación promedio de 16 km entre estaciones para garantizar cobertura continua.</w:t>
       </w:r>
     </w:p>
-    <w:bookmarkEnd w:id="32"/>
-    <w:bookmarkStart w:id="33" w:name="Xb8d9136679de7e88f5fcff61daf9437fc1ce24c"/>
+    <w:bookmarkEnd w:id="43"/>
+    <w:bookmarkStart w:id="44" w:name="Xb8d9136679de7e88f5fcff61daf9437fc1ce24c"/>
     <w:p>
       <w:pPr>
         <w:pStyle w:val="Heading3"/>
@@ -3810,8 +3810,8 @@
         </w:tc>
       </w:tr>
     </w:tbl>
-    <w:bookmarkEnd w:id="33"/>
-    <w:bookmarkStart w:id="34" w:name="requerimientos-eléctricos-por-estación"/>
+    <w:bookmarkEnd w:id="44"/>
+    <w:bookmarkStart w:id="45" w:name="requerimientos-eléctricos-por-estación"/>
     <w:p>
       <w:pPr>
         <w:pStyle w:val="Heading3"/>
@@ -4222,8 +4222,8 @@
         </w:tc>
       </w:tr>
     </w:tbl>
-    <w:bookmarkEnd w:id="34"/>
-    <w:bookmarkStart w:id="35" w:name="alimentación-eléctrica-total"/>
+    <w:bookmarkEnd w:id="45"/>
+    <w:bookmarkStart w:id="46" w:name="alimentación-eléctrica-total"/>
     <w:p>
       <w:pPr>
         <w:pStyle w:val="Heading3"/>
@@ -4359,9 +4359,9 @@
         </w:pict>
       </w:r>
     </w:p>
-    <w:bookmarkEnd w:id="35"/>
-    <w:bookmarkEnd w:id="36"/>
-    <w:bookmarkStart w:id="40" w:name="operación-y-mantenimiento"/>
+    <w:bookmarkEnd w:id="46"/>
+    <w:bookmarkEnd w:id="47"/>
+    <w:bookmarkStart w:id="51" w:name="operación-y-mantenimiento"/>
     <w:p>
       <w:pPr>
         <w:pStyle w:val="Heading2"/>
@@ -4370,7 +4370,7 @@
         <w:t xml:space="preserve">⚙️ OPERACIÓN Y MANTENIMIENTO</w:t>
       </w:r>
     </w:p>
-    <w:bookmarkStart w:id="37" w:name="operación-normal"/>
+    <w:bookmarkStart w:id="48" w:name="operación-normal"/>
     <w:p>
       <w:pPr>
         <w:pStyle w:val="Heading3"/>
@@ -4387,8 +4387,8 @@
         <w:t xml:space="preserve">El sistema opera 24/7 proporcionando comunicación continua entre el Centro de Control y todas las locomotoras, con monitoreo automático de la calidad de señal y disponibilidad.</w:t>
       </w:r>
     </w:p>
-    <w:bookmarkEnd w:id="37"/>
-    <w:bookmarkStart w:id="38" w:name="mantenimiento-preventivo"/>
+    <w:bookmarkEnd w:id="48"/>
+    <w:bookmarkStart w:id="49" w:name="mantenimiento-preventivo"/>
     <w:p>
       <w:pPr>
         <w:pStyle w:val="Heading3"/>
@@ -4485,8 +4485,8 @@
         <w:t xml:space="preserve">Mantenimiento mayor de equipos y actualización de software</w:t>
       </w:r>
     </w:p>
-    <w:bookmarkEnd w:id="38"/>
-    <w:bookmarkStart w:id="39" w:name="respuesta-a-fallas"/>
+    <w:bookmarkEnd w:id="49"/>
+    <w:bookmarkStart w:id="50" w:name="respuesta-a-fallas"/>
     <w:p>
       <w:pPr>
         <w:pStyle w:val="Heading3"/>
@@ -4612,9 +4612,9 @@
         </w:pict>
       </w:r>
     </w:p>
-    <w:bookmarkEnd w:id="39"/>
-    <w:bookmarkEnd w:id="40"/>
-    <w:bookmarkStart w:id="43" w:name="interfaces-con-otros-sistemas"/>
+    <w:bookmarkEnd w:id="50"/>
+    <w:bookmarkEnd w:id="51"/>
+    <w:bookmarkStart w:id="54" w:name="interfaces-con-otros-sistemas"/>
     <w:p>
       <w:pPr>
         <w:pStyle w:val="Heading2"/>
@@ -4623,7 +4623,7 @@
         <w:t xml:space="preserve">🔗 INTERFACES CON OTROS SISTEMAS</w:t>
       </w:r>
     </w:p>
-    <w:bookmarkStart w:id="41" w:name="diagrama-de-interfaces"/>
+    <w:bookmarkStart w:id="52" w:name="diagrama-de-interfaces"/>
     <w:p>
       <w:pPr>
         <w:pStyle w:val="Heading3"/>
@@ -4679,8 +4679,8 @@
         <w:t xml:space="preserve">[Monitoreo] ←→ [Telecomunicaciones] ←→ [Seguridad]</w:t>
       </w:r>
     </w:p>
-    <w:bookmarkEnd w:id="41"/>
-    <w:bookmarkStart w:id="42" w:name="tabla-de-interfaces-críticas"/>
+    <w:bookmarkEnd w:id="52"/>
+    <w:bookmarkStart w:id="53" w:name="tabla-de-interfaces-críticas"/>
     <w:p>
       <w:pPr>
         <w:pStyle w:val="Heading3"/>
@@ -4962,9 +4962,9 @@
         </w:pict>
       </w:r>
     </w:p>
-    <w:bookmarkEnd w:id="42"/>
-    <w:bookmarkEnd w:id="43"/>
-    <w:bookmarkStart w:id="47" w:name="supuestos-técnicos-y-limitaciones"/>
+    <w:bookmarkEnd w:id="53"/>
+    <w:bookmarkEnd w:id="54"/>
+    <w:bookmarkStart w:id="58" w:name="supuestos-técnicos-y-limitaciones"/>
     <w:p>
       <w:pPr>
         <w:pStyle w:val="Heading2"/>
@@ -4973,7 +4973,7 @@
         <w:t xml:space="preserve">📋 SUPUESTOS TÉCNICOS Y LIMITACIONES</w:t>
       </w:r>
     </w:p>
-    <w:bookmarkStart w:id="44" w:name="supuestos-críticos-del-diseño"/>
+    <w:bookmarkStart w:id="55" w:name="supuestos-críticos-del-diseño"/>
     <w:p>
       <w:pPr>
         <w:pStyle w:val="Heading3"/>
@@ -5373,8 +5373,8 @@
         </w:tc>
       </w:tr>
     </w:tbl>
-    <w:bookmarkEnd w:id="44"/>
-    <w:bookmarkStart w:id="45" w:name="limitaciones-del-diseño"/>
+    <w:bookmarkEnd w:id="55"/>
+    <w:bookmarkStart w:id="56" w:name="limitaciones-del-diseño"/>
     <w:p>
       <w:pPr>
         <w:pStyle w:val="Heading3"/>
@@ -5493,8 +5493,8 @@
         <w:t xml:space="preserve">Acceso limitado en zonas de difícil acceso</w:t>
       </w:r>
     </w:p>
-    <w:bookmarkEnd w:id="45"/>
-    <w:bookmarkStart w:id="46" w:name="dependencias-críticas"/>
+    <w:bookmarkEnd w:id="56"/>
+    <w:bookmarkStart w:id="57" w:name="dependencias-críticas"/>
     <w:p>
       <w:pPr>
         <w:pStyle w:val="Heading3"/>
@@ -5620,9 +5620,9 @@
         </w:pict>
       </w:r>
     </w:p>
-    <w:bookmarkEnd w:id="46"/>
-    <w:bookmarkEnd w:id="47"/>
-    <w:bookmarkStart w:id="48" w:name="riesgos-y-mitigaciones"/>
+    <w:bookmarkEnd w:id="57"/>
+    <w:bookmarkEnd w:id="58"/>
+    <w:bookmarkStart w:id="59" w:name="riesgos-y-mitigaciones"/>
     <w:p>
       <w:pPr>
         <w:pStyle w:val="Heading2"/>
@@ -5966,8 +5966,8 @@
         </w:pict>
       </w:r>
     </w:p>
-    <w:bookmarkEnd w:id="48"/>
-    <w:bookmarkStart w:id="51" w:name="cumplimiento-contractual"/>
+    <w:bookmarkEnd w:id="59"/>
+    <w:bookmarkStart w:id="62" w:name="cumplimiento-contractual"/>
     <w:p>
       <w:pPr>
         <w:pStyle w:val="Heading2"/>
@@ -5976,7 +5976,7 @@
         <w:t xml:space="preserve">📋 CUMPLIMIENTO CONTRACTUAL</w:t>
       </w:r>
     </w:p>
-    <w:bookmarkStart w:id="49" w:name="obligaciones-clave-del-contrato"/>
+    <w:bookmarkStart w:id="60" w:name="obligaciones-clave-del-contrato"/>
     <w:p>
       <w:pPr>
         <w:pStyle w:val="Heading3"/>
@@ -6125,8 +6125,8 @@
         <w:t xml:space="preserve">Procedimientos operacionales integrados - Pendiente</w:t>
       </w:r>
     </w:p>
-    <w:bookmarkEnd w:id="49"/>
-    <w:bookmarkStart w:id="50" w:name="referencias-contractuales"/>
+    <w:bookmarkEnd w:id="60"/>
+    <w:bookmarkStart w:id="61" w:name="referencias-contractuales"/>
     <w:p>
       <w:pPr>
         <w:pStyle w:val="Heading3"/>
@@ -6230,9 +6230,9 @@
         </w:pict>
       </w:r>
     </w:p>
-    <w:bookmarkEnd w:id="50"/>
-    <w:bookmarkEnd w:id="51"/>
-    <w:bookmarkStart w:id="54" w:name="documentación-de-soporte"/>
+    <w:bookmarkEnd w:id="61"/>
+    <w:bookmarkEnd w:id="62"/>
+    <w:bookmarkStart w:id="65" w:name="documentación-de-soporte"/>
     <w:p>
       <w:pPr>
         <w:pStyle w:val="Heading2"/>
@@ -6241,7 +6241,7 @@
         <w:t xml:space="preserve">📚 DOCUMENTACIÓN DE SOPORTE</w:t>
       </w:r>
     </w:p>
-    <w:bookmarkStart w:id="52" w:name="documentos-técnicos-disponibles"/>
+    <w:bookmarkStart w:id="63" w:name="documentos-técnicos-disponibles"/>
     <w:p>
       <w:pPr>
         <w:pStyle w:val="Heading3"/>
@@ -6517,8 +6517,8 @@
         </w:tc>
       </w:tr>
     </w:tbl>
-    <w:bookmarkEnd w:id="52"/>
-    <w:bookmarkStart w:id="53" w:name="para-más-información-técnica"/>
+    <w:bookmarkEnd w:id="63"/>
+    <w:bookmarkStart w:id="64" w:name="para-más-información-técnica"/>
     <w:p>
       <w:pPr>
         <w:pStyle w:val="Heading3"/>
@@ -6542,9 +6542,9 @@
         </w:pict>
       </w:r>
     </w:p>
-    <w:bookmarkEnd w:id="53"/>
-    <w:bookmarkEnd w:id="54"/>
-    <w:bookmarkStart w:id="55" w:name="contactos-y-responsables"/>
+    <w:bookmarkEnd w:id="64"/>
+    <w:bookmarkEnd w:id="65"/>
+    <w:bookmarkStart w:id="66" w:name="contactos-y-responsables"/>
     <w:p>
       <w:pPr>
         <w:pStyle w:val="Heading2"/>
@@ -6727,8 +6727,8 @@
         </w:pict>
       </w:r>
     </w:p>
-    <w:bookmarkEnd w:id="55"/>
-    <w:bookmarkStart w:id="56" w:name="indicadores-de-desempeño-kpis"/>
+    <w:bookmarkEnd w:id="66"/>
+    <w:bookmarkStart w:id="67" w:name="indicadores-de-desempeño-kpis"/>
     <w:p>
       <w:pPr>
         <w:pStyle w:val="Heading2"/>
@@ -7060,8 +7060,8 @@
         </w:pict>
       </w:r>
     </w:p>
-    <w:bookmarkEnd w:id="56"/>
-    <w:bookmarkStart w:id="57" w:name="control-de-versiones"/>
+    <w:bookmarkEnd w:id="67"/>
+    <w:bookmarkStart w:id="68" w:name="control-de-versiones"/>
     <w:p>
       <w:pPr>
         <w:pStyle w:val="Heading2"/>
@@ -7260,8 +7260,8 @@
         <w:t xml:space="preserve">SISTEMA_02_Telecomunicaciones_Master.md v1.0</w:t>
       </w:r>
     </w:p>
-    <w:bookmarkEnd w:id="57"/>
-    <w:bookmarkEnd w:id="58"/>
+    <w:bookmarkEnd w:id="68"/>
+    <w:bookmarkEnd w:id="69"/>
     <w:sectPr>
       <w:footnotePr>
         <w:numRestart w:val="eachSect"/>
@@ -7628,10 +7628,10 @@
   <w:docDefaults>
     <w:rPrDefault>
       <w:rPr>
-        <w:rFonts w:asciiTheme="minorHAnsi" w:cstheme="minorBidi" w:eastAsiaTheme="minorEastAsia" w:hAnsiTheme="minorHAnsi"/>
+        <w:rFonts w:asciiTheme="minorHAnsi" w:cstheme="minorBidi" w:eastAsiaTheme="minorHAnsi" w:hAnsiTheme="minorHAnsi"/>
         <w:sz w:val="24"/>
         <w:szCs w:val="24"/>
-        <w:lang w:bidi="ar-SA" w:eastAsia="zh-CN" w:val="en-US"/>
+        <w:lang w:bidi="ar-SA" w:eastAsia="en-US" w:val="en-US"/>
       </w:rPr>
     </w:rPrDefault>
     <w:pPrDefault>
@@ -7683,6 +7683,8 @@
     </w:pPr>
     <w:rPr>
       <w:rFonts w:asciiTheme="majorHAnsi" w:cstheme="majorBidi" w:eastAsiaTheme="majorEastAsia" w:hAnsiTheme="majorHAnsi"/>
+      <w:spacing w:val="-10"/>
+      <w:kern w:val="28"/>
       <w:sz w:val="56"/>
       <w:szCs w:val="56"/>
     </w:rPr>
@@ -7695,6 +7697,8 @@
     <w:rsid w:val="00A10FD9"/>
     <w:rPr>
       <w:rFonts w:asciiTheme="majorHAnsi" w:cstheme="majorBidi" w:eastAsiaTheme="majorEastAsia" w:hAnsiTheme="majorHAnsi"/>
+      <w:spacing w:val="-10"/>
+      <w:kern w:val="28"/>
       <w:sz w:val="56"/>
       <w:szCs w:val="56"/>
     </w:rPr>
@@ -7735,31 +7739,23 @@
   </w:style>
   <w:style w:customStyle="1" w:styleId="Author" w:type="paragraph">
     <w:name w:val="Author"/>
-    <w:basedOn w:val="Title"/>
     <w:next w:val="BodyText"/>
     <w:qFormat/>
     <w:pPr>
       <w:keepNext/>
       <w:keepLines/>
+      <w:jc w:val="center"/>
     </w:pPr>
-    <w:rPr>
-      <w:sz w:val="24"/>
-      <w:szCs w:val="24"/>
-    </w:rPr>
   </w:style>
   <w:style w:styleId="Date" w:type="paragraph">
     <w:name w:val="Date"/>
-    <w:basedOn w:val="Title"/>
     <w:next w:val="BodyText"/>
     <w:qFormat/>
     <w:pPr>
       <w:keepNext/>
       <w:keepLines/>
+      <w:jc w:val="center"/>
     </w:pPr>
-    <w:rPr>
-      <w:sz w:val="24"/>
-      <w:szCs w:val="24"/>
-    </w:rPr>
   </w:style>
   <w:style w:customStyle="1" w:styleId="AbstractTitle" w:type="paragraph">
     <w:name w:val="Abstract Title"/>
@@ -8172,6 +8168,13 @@
       </w:tblCellMar>
     </w:tblPr>
     <w:tblStylePr w:type="firstRow">
+      <w:tblPr>
+        <w:jc w:val="left"/>
+        <w:tblInd w:type="dxa" w:w="0"/>
+      </w:tblPr>
+      <w:trPr>
+        <w:jc w:val="left"/>
+      </w:trPr>
       <w:tcPr>
         <w:tcBorders>
           <w:bottom w:val="single"/>

--- a/X_ENTREGABLES_CONSOLIDADOS/8_DOCUMENTOS_SERVIDOS/WORD/SISTEMA_02_Telecomunicaciones_EJECUTIVO.docx
+++ b/X_ENTREGABLES_CONSOLIDADOS/8_DOCUMENTOS_SERVIDOS/WORD/SISTEMA_02_Telecomunicaciones_EJECUTIVO.docx
@@ -153,7 +153,7 @@
           <w:b/>
           <w:bCs/>
         </w:rPr>
-        <w:t xml:space="preserve">37 estaciones TETRA/GSM-R:</w:t>
+        <w:t xml:space="preserve">37 estaciones TETRA/RED TETRA (Misión Crítica):</w:t>
       </w:r>
       <w:r>
         <w:t xml:space="preserve"> </w:t>
@@ -247,7 +247,7 @@
         <w:t xml:space="preserve"> </w:t>
       </w:r>
       <w:r>
-        <w:t xml:space="preserve">99.5% TETRA, 99.95% GSM-R (según estándares EN 50126)</w:t>
+        <w:t xml:space="preserve">99.5% TETRA, 99.95% RED TETRA (Misión Crítica) (según estándares EN 50126)</w:t>
       </w:r>
     </w:p>
     <w:bookmarkEnd w:id="22"/>
@@ -483,13 +483,13 @@
         <w:t xml:space="preserve">🔍 CRITERIOS DE DISEÑO Y JUSTIFICACIONES TÉCNICAS</w:t>
       </w:r>
     </w:p>
-    <w:bookmarkStart w:id="25" w:name="por-qué-37-estaciones-tetragsm-r"/>
+    <w:bookmarkStart w:id="25" w:name="X03f9da18d007d39aab7ed2be608c6662a819775"/>
     <w:p>
       <w:pPr>
         <w:pStyle w:val="Heading3"/>
       </w:pPr>
       <w:r>
-        <w:t xml:space="preserve">¿Por qué 37 estaciones TETRA/GSM-R?</w:t>
+        <w:t xml:space="preserve">¿Por qué 37 estaciones TETRA/RED TETRA (Misión Crítica)?</w:t>
       </w:r>
     </w:p>
     <w:p>
@@ -523,7 +523,7 @@
         <w:t xml:space="preserve"> </w:t>
       </w:r>
       <w:r>
-        <w:t xml:space="preserve">15 km (según especificaciones TETRA/GSM-R)</w:t>
+        <w:t xml:space="preserve">15 km (según especificaciones TETRA/RED TETRA (Misión Crítica))</w:t>
       </w:r>
       <w:r>
         <w:t xml:space="preserve"> </w:t>
@@ -727,7 +727,7 @@
         <w:t xml:space="preserve"> </w:t>
       </w:r>
       <w:r>
-        <w:t xml:space="preserve">TETRA + GSM-R en la misma torre</w:t>
+        <w:t xml:space="preserve">TETRA + RED TETRA (Misión Crítica) en la misma torre</w:t>
       </w:r>
     </w:p>
     <w:bookmarkEnd w:id="25"/>
@@ -1182,13 +1182,13 @@
       </w:r>
     </w:p>
     <w:bookmarkEnd w:id="28"/>
-    <w:bookmarkStart w:id="29" w:name="por-qué-tetra-gsm-r-no-solo-uno"/>
+    <w:bookmarkStart w:id="29" w:name="Xfd9069d5afc058e91545c01bdfa7026d3e19e5f"/>
     <w:p>
       <w:pPr>
         <w:pStyle w:val="Heading3"/>
       </w:pPr>
       <w:r>
-        <w:t xml:space="preserve">¿Por qué TETRA + GSM-R (no solo uno)?</w:t>
+        <w:t xml:space="preserve">¿Por qué TETRA + RED TETRA (Misión Crítica) (no solo uno)?</w:t>
       </w:r>
     </w:p>
     <w:p>
@@ -1250,7 +1250,7 @@
           <w:b/>
           <w:bCs/>
         </w:rPr>
-        <w:t xml:space="preserve">Solo GSM-R</w:t>
+        <w:t xml:space="preserve">Solo RED TETRA (Misión Crítica)</w:t>
       </w:r>
       <w:r>
         <w:t xml:space="preserve"> </w:t>
@@ -1272,7 +1272,7 @@
           <w:b/>
           <w:bCs/>
         </w:rPr>
-        <w:t xml:space="preserve">TETRA + GSM-R</w:t>
+        <w:t xml:space="preserve">TETRA + RED TETRA (Misión Crítica)</w:t>
       </w:r>
       <w:r>
         <w:t xml:space="preserve"> </w:t>
@@ -1344,7 +1344,7 @@
           <w:b/>
           <w:bCs/>
         </w:rPr>
-        <w:t xml:space="preserve">GSM-R:</w:t>
+        <w:t xml:space="preserve">RED TETRA (Misión Crítica):</w:t>
       </w:r>
       <w:r>
         <w:t xml:space="preserve"> </w:t>
@@ -2367,13 +2367,13 @@
     </w:p>
     <w:bookmarkEnd w:id="35"/>
     <w:bookmarkEnd w:id="36"/>
-    <w:bookmarkStart w:id="37" w:name="sistema-gsm-r---red-de-datos-críticos"/>
+    <w:bookmarkStart w:id="37" w:name="X42d063b1b32b3a1a4fcc673c53d21179db224bc"/>
     <w:p>
       <w:pPr>
         <w:pStyle w:val="Heading3"/>
       </w:pPr>
       <w:r>
-        <w:t xml:space="preserve">2. Sistema GSM-R - Red de Datos Críticos</w:t>
+        <w:t xml:space="preserve">2. Sistema RED TETRA (Misión Crítica) - Red de Datos Críticos</w:t>
       </w:r>
     </w:p>
     <w:p>
@@ -2421,7 +2421,7 @@
         <w:t xml:space="preserve"> </w:t>
       </w:r>
       <w:r>
-        <w:t xml:space="preserve">| Estaciones base GSM-R | 37 unidades | Colocalizadas con TETRA | ✅ Instaladas |</w:t>
+        <w:t xml:space="preserve">| Estaciones base RED TETRA (Misión Crítica) | 37 unidades | Colocalizadas con TETRA | ✅ Instaladas |</w:t>
       </w:r>
       <w:r>
         <w:t xml:space="preserve"> </w:t>
@@ -2680,7 +2680,7 @@
               <w:jc w:val="left"/>
             </w:pPr>
             <w:r>
-              <w:t xml:space="preserve">Cobertura GSM-R</w:t>
+              <w:t xml:space="preserve">Cobertura RED TETRA (Misión Crítica)</w:t>
             </w:r>
           </w:p>
         </w:tc>
@@ -2756,7 +2756,7 @@
               <w:jc w:val="left"/>
             </w:pPr>
             <w:r>
-              <w:t xml:space="preserve">Disponibilidad GSM-R</w:t>
+              <w:t xml:space="preserve">Disponibilidad RED TETRA (Misión Crítica)</w:t>
             </w:r>
           </w:p>
         </w:tc>
@@ -2931,7 +2931,7 @@
         </w:numPr>
       </w:pPr>
       <w:r>
-        <w:t xml:space="preserve">✅ Disponibilidad 99.95% para GSM-R</w:t>
+        <w:t xml:space="preserve">✅ Disponibilidad 99.95% para RED TETRA (Misión Crítica)</w:t>
       </w:r>
     </w:p>
     <w:p>
@@ -3823,13 +3823,884 @@
     <w:tbl>
       <w:tblPr>
         <w:tblStyle w:val="Table"/>
-        <w:tblW w:type="auto" w:w="0"/>
+        <w:tblW w:type="pct" w:w="5000"/>
+        <w:tblLayout w:type="fixed"/>
         <w:tblLook w:firstRow="1" w:lastRow="0" w:firstColumn="0" w:lastColumn="0" w:noHBand="0" w:noVBand="0" w:val="0020"/>
       </w:tblPr>
       <w:tblGrid>
-        <w:gridCol w:w="1980"/>
-        <w:gridCol w:w="1980"/>
-        <w:gridCol w:w="1980"/>
+        <w:gridCol w:w="1863"/>
+        <w:gridCol w:w="1552"/>
+        <w:gridCol w:w="2950"/>
+        <w:gridCol w:w="1552"/>
+      </w:tblGrid>
+      <w:tr>
+        <w:trPr>
+          <w:tblHeader w:val="on"/>
+        </w:trPr>
+        <w:tc>
+          <w:tcPr/>
+          <w:p>
+            <w:pPr>
+              <w:pStyle w:val="Compact"/>
+              <w:jc w:val="left"/>
+            </w:pPr>
+            <w:r>
+              <w:t xml:space="preserve">Componente</w:t>
+            </w:r>
+          </w:p>
+        </w:tc>
+        <w:tc>
+          <w:tcPr/>
+          <w:p>
+            <w:pPr>
+              <w:pStyle w:val="Compact"/>
+              <w:jc w:val="left"/>
+            </w:pPr>
+            <w:r>
+              <w:t xml:space="preserve">Potencia</w:t>
+            </w:r>
+          </w:p>
+        </w:tc>
+        <w:tc>
+          <w:tcPr/>
+          <w:p>
+            <w:pPr>
+              <w:pStyle w:val="Compact"/>
+              <w:jc w:val="left"/>
+            </w:pPr>
+            <w:r>
+              <w:t xml:space="preserve">Tipo Alimentación</w:t>
+            </w:r>
+          </w:p>
+        </w:tc>
+        <w:tc>
+          <w:tcPr/>
+          <w:p>
+            <w:pPr>
+              <w:pStyle w:val="Compact"/>
+              <w:jc w:val="left"/>
+            </w:pPr>
+            <w:r>
+              <w:t xml:space="preserve">Respaldo</w:t>
+            </w:r>
+          </w:p>
+        </w:tc>
+      </w:tr>
+      <w:tr>
+        <w:tc>
+          <w:tcPr/>
+          <w:p>
+            <w:pPr>
+              <w:pStyle w:val="Compact"/>
+              <w:jc w:val="left"/>
+            </w:pPr>
+            <w:r>
+              <w:rPr>
+                <w:b/>
+                <w:bCs/>
+              </w:rPr>
+              <w:t xml:space="preserve">Equipos TETRA</w:t>
+            </w:r>
+          </w:p>
+        </w:tc>
+        <w:tc>
+          <w:tcPr/>
+          <w:p>
+            <w:pPr>
+              <w:pStyle w:val="Compact"/>
+              <w:jc w:val="left"/>
+            </w:pPr>
+            <w:r>
+              <w:t xml:space="preserve">2.5 kW</w:t>
+            </w:r>
+          </w:p>
+        </w:tc>
+        <w:tc>
+          <w:tcPr/>
+          <w:p>
+            <w:pPr>
+              <w:pStyle w:val="Compact"/>
+              <w:jc w:val="left"/>
+            </w:pPr>
+            <w:r>
+              <w:t xml:space="preserve">220V AC</w:t>
+            </w:r>
+          </w:p>
+        </w:tc>
+        <w:tc>
+          <w:tcPr/>
+          <w:p>
+            <w:pPr>
+              <w:pStyle w:val="Compact"/>
+              <w:jc w:val="left"/>
+            </w:pPr>
+            <w:r>
+              <w:t xml:space="preserve">UPS 2 horas</w:t>
+            </w:r>
+          </w:p>
+        </w:tc>
+      </w:tr>
+      <w:tr>
+        <w:tc>
+          <w:tcPr/>
+          <w:p>
+            <w:pPr>
+              <w:pStyle w:val="Compact"/>
+              <w:jc w:val="left"/>
+            </w:pPr>
+            <w:r>
+              <w:rPr>
+                <w:b/>
+                <w:bCs/>
+              </w:rPr>
+              <w:t xml:space="preserve">Equipos RED TETRA (Misión Crítica)</w:t>
+            </w:r>
+          </w:p>
+        </w:tc>
+        <w:tc>
+          <w:tcPr/>
+          <w:p>
+            <w:pPr>
+              <w:pStyle w:val="Compact"/>
+              <w:jc w:val="left"/>
+            </w:pPr>
+            <w:r>
+              <w:t xml:space="preserve">3.0 kW</w:t>
+            </w:r>
+          </w:p>
+        </w:tc>
+        <w:tc>
+          <w:tcPr/>
+          <w:p>
+            <w:pPr>
+              <w:pStyle w:val="Compact"/>
+              <w:jc w:val="left"/>
+            </w:pPr>
+            <w:r>
+              <w:t xml:space="preserve">220V AC</w:t>
+            </w:r>
+          </w:p>
+        </w:tc>
+        <w:tc>
+          <w:tcPr/>
+          <w:p>
+            <w:pPr>
+              <w:pStyle w:val="Compact"/>
+              <w:jc w:val="left"/>
+            </w:pPr>
+            <w:r>
+              <w:t xml:space="preserve">UPS 2 horas</w:t>
+            </w:r>
+          </w:p>
+        </w:tc>
+      </w:tr>
+      <w:tr>
+        <w:tc>
+          <w:tcPr/>
+          <w:p>
+            <w:pPr>
+              <w:pStyle w:val="Compact"/>
+              <w:jc w:val="left"/>
+            </w:pPr>
+            <w:r>
+              <w:rPr>
+                <w:b/>
+                <w:bCs/>
+              </w:rPr>
+              <w:t xml:space="preserve">Equipos Fibra</w:t>
+            </w:r>
+          </w:p>
+        </w:tc>
+        <w:tc>
+          <w:tcPr/>
+          <w:p>
+            <w:pPr>
+              <w:pStyle w:val="Compact"/>
+              <w:jc w:val="left"/>
+            </w:pPr>
+            <w:r>
+              <w:t xml:space="preserve">1.0 kW</w:t>
+            </w:r>
+          </w:p>
+        </w:tc>
+        <w:tc>
+          <w:tcPr/>
+          <w:p>
+            <w:pPr>
+              <w:pStyle w:val="Compact"/>
+              <w:jc w:val="left"/>
+            </w:pPr>
+            <w:r>
+              <w:t xml:space="preserve">220V AC</w:t>
+            </w:r>
+          </w:p>
+        </w:tc>
+        <w:tc>
+          <w:tcPr/>
+          <w:p>
+            <w:pPr>
+              <w:pStyle w:val="Compact"/>
+              <w:jc w:val="left"/>
+            </w:pPr>
+            <w:r>
+              <w:t xml:space="preserve">UPS 2 horas</w:t>
+            </w:r>
+          </w:p>
+        </w:tc>
+      </w:tr>
+      <w:tr>
+        <w:tc>
+          <w:tcPr/>
+          <w:p>
+            <w:pPr>
+              <w:pStyle w:val="Compact"/>
+              <w:jc w:val="left"/>
+            </w:pPr>
+            <w:r>
+              <w:rPr>
+                <w:b/>
+                <w:bCs/>
+              </w:rPr>
+              <w:t xml:space="preserve">Iluminación Torre</w:t>
+            </w:r>
+          </w:p>
+        </w:tc>
+        <w:tc>
+          <w:tcPr/>
+          <w:p>
+            <w:pPr>
+              <w:pStyle w:val="Compact"/>
+              <w:jc w:val="left"/>
+            </w:pPr>
+            <w:r>
+              <w:t xml:space="preserve">0.5 kW</w:t>
+            </w:r>
+          </w:p>
+        </w:tc>
+        <w:tc>
+          <w:tcPr/>
+          <w:p>
+            <w:pPr>
+              <w:pStyle w:val="Compact"/>
+              <w:jc w:val="left"/>
+            </w:pPr>
+            <w:r>
+              <w:t xml:space="preserve">220V AC</w:t>
+            </w:r>
+          </w:p>
+        </w:tc>
+        <w:tc>
+          <w:tcPr/>
+          <w:p>
+            <w:pPr>
+              <w:pStyle w:val="Compact"/>
+              <w:jc w:val="left"/>
+            </w:pPr>
+            <w:r>
+              <w:t xml:space="preserve">Sin respaldo</w:t>
+            </w:r>
+          </w:p>
+        </w:tc>
+      </w:tr>
+      <w:tr>
+        <w:tc>
+          <w:tcPr/>
+          <w:p>
+            <w:pPr>
+              <w:pStyle w:val="Compact"/>
+              <w:jc w:val="left"/>
+            </w:pPr>
+            <w:r>
+              <w:rPr>
+                <w:b/>
+                <w:bCs/>
+              </w:rPr>
+              <w:t xml:space="preserve">Sistemas Auxiliares</w:t>
+            </w:r>
+          </w:p>
+        </w:tc>
+        <w:tc>
+          <w:tcPr/>
+          <w:p>
+            <w:pPr>
+              <w:pStyle w:val="Compact"/>
+              <w:jc w:val="left"/>
+            </w:pPr>
+            <w:r>
+              <w:t xml:space="preserve">1.0 kW</w:t>
+            </w:r>
+          </w:p>
+        </w:tc>
+        <w:tc>
+          <w:tcPr/>
+          <w:p>
+            <w:pPr>
+              <w:pStyle w:val="Compact"/>
+              <w:jc w:val="left"/>
+            </w:pPr>
+            <w:r>
+              <w:t xml:space="preserve">220V AC</w:t>
+            </w:r>
+          </w:p>
+        </w:tc>
+        <w:tc>
+          <w:tcPr/>
+          <w:p>
+            <w:pPr>
+              <w:pStyle w:val="Compact"/>
+              <w:jc w:val="left"/>
+            </w:pPr>
+            <w:r>
+              <w:t xml:space="preserve">UPS 2 horas</w:t>
+            </w:r>
+          </w:p>
+        </w:tc>
+      </w:tr>
+      <w:tr>
+        <w:tc>
+          <w:tcPr/>
+          <w:p>
+            <w:pPr>
+              <w:pStyle w:val="Compact"/>
+              <w:jc w:val="left"/>
+            </w:pPr>
+            <w:r>
+              <w:rPr>
+                <w:b/>
+                <w:bCs/>
+              </w:rPr>
+              <w:t xml:space="preserve">TOTAL POR ESTACIÓN</w:t>
+            </w:r>
+          </w:p>
+        </w:tc>
+        <w:tc>
+          <w:tcPr/>
+          <w:p>
+            <w:pPr>
+              <w:pStyle w:val="Compact"/>
+              <w:jc w:val="left"/>
+            </w:pPr>
+            <w:r>
+              <w:rPr>
+                <w:b/>
+                <w:bCs/>
+              </w:rPr>
+              <w:t xml:space="preserve">8.0 kW</w:t>
+            </w:r>
+          </w:p>
+        </w:tc>
+        <w:tc>
+          <w:tcPr/>
+          <w:p>
+            <w:pPr>
+              <w:pStyle w:val="Compact"/>
+              <w:jc w:val="left"/>
+            </w:pPr>
+            <w:r>
+              <w:rPr>
+                <w:b/>
+                <w:bCs/>
+              </w:rPr>
+              <w:t xml:space="preserve">220V AC</w:t>
+            </w:r>
+          </w:p>
+        </w:tc>
+        <w:tc>
+          <w:tcPr/>
+          <w:p>
+            <w:pPr>
+              <w:pStyle w:val="Compact"/>
+              <w:jc w:val="left"/>
+            </w:pPr>
+            <w:r>
+              <w:rPr>
+                <w:b/>
+                <w:bCs/>
+              </w:rPr>
+              <w:t xml:space="preserve">UPS 2 horas</w:t>
+            </w:r>
+          </w:p>
+        </w:tc>
+      </w:tr>
+    </w:tbl>
+    <w:bookmarkEnd w:id="45"/>
+    <w:bookmarkStart w:id="46" w:name="alimentación-eléctrica-total"/>
+    <w:p>
+      <w:pPr>
+        <w:pStyle w:val="Heading3"/>
+      </w:pPr>
+      <w:r>
+        <w:t xml:space="preserve">Alimentación Eléctrica Total</w:t>
+      </w:r>
+    </w:p>
+    <w:p>
+      <w:pPr>
+        <w:pStyle w:val="Compact"/>
+        <w:numPr>
+          <w:ilvl w:val="0"/>
+          <w:numId w:val="1004"/>
+        </w:numPr>
+      </w:pPr>
+      <w:r>
+        <w:rPr>
+          <w:b/>
+          <w:bCs/>
+        </w:rPr>
+        <w:t xml:space="preserve">Potencia total:</w:t>
+      </w:r>
+      <w:r>
+        <w:t xml:space="preserve"> </w:t>
+      </w:r>
+      <w:r>
+        <w:t xml:space="preserve">37 estaciones × 8.0 kW =</w:t>
+      </w:r>
+      <w:r>
+        <w:t xml:space="preserve"> </w:t>
+      </w:r>
+      <w:r>
+        <w:rPr>
+          <w:b/>
+          <w:bCs/>
+        </w:rPr>
+        <w:t xml:space="preserve">296 kW</w:t>
+      </w:r>
+    </w:p>
+    <w:p>
+      <w:pPr>
+        <w:pStyle w:val="Compact"/>
+        <w:numPr>
+          <w:ilvl w:val="0"/>
+          <w:numId w:val="1004"/>
+        </w:numPr>
+      </w:pPr>
+      <w:r>
+        <w:rPr>
+          <w:b/>
+          <w:bCs/>
+        </w:rPr>
+        <w:t xml:space="preserve">Tipo de alimentación:</w:t>
+      </w:r>
+      <w:r>
+        <w:t xml:space="preserve"> </w:t>
+      </w:r>
+      <w:r>
+        <w:t xml:space="preserve">220V AC trifásica</w:t>
+      </w:r>
+    </w:p>
+    <w:p>
+      <w:pPr>
+        <w:pStyle w:val="Compact"/>
+        <w:numPr>
+          <w:ilvl w:val="0"/>
+          <w:numId w:val="1004"/>
+        </w:numPr>
+      </w:pPr>
+      <w:r>
+        <w:rPr>
+          <w:b/>
+          <w:bCs/>
+        </w:rPr>
+        <w:t xml:space="preserve">Respaldo:</w:t>
+      </w:r>
+      <w:r>
+        <w:t xml:space="preserve"> </w:t>
+      </w:r>
+      <w:r>
+        <w:t xml:space="preserve">UPS 2 horas + generador de respaldo</w:t>
+      </w:r>
+    </w:p>
+    <w:p>
+      <w:pPr>
+        <w:pStyle w:val="Compact"/>
+        <w:numPr>
+          <w:ilvl w:val="0"/>
+          <w:numId w:val="1004"/>
+        </w:numPr>
+      </w:pPr>
+      <w:r>
+        <w:rPr>
+          <w:b/>
+          <w:bCs/>
+        </w:rPr>
+        <w:t xml:space="preserve">Fuente primaria:</w:t>
+      </w:r>
+      <w:r>
+        <w:t xml:space="preserve"> </w:t>
+      </w:r>
+      <w:r>
+        <w:t xml:space="preserve">Red eléctrica local (cada estación)</w:t>
+      </w:r>
+    </w:p>
+    <w:p>
+      <w:pPr>
+        <w:pStyle w:val="Compact"/>
+        <w:numPr>
+          <w:ilvl w:val="0"/>
+          <w:numId w:val="1004"/>
+        </w:numPr>
+      </w:pPr>
+      <w:r>
+        <w:rPr>
+          <w:b/>
+          <w:bCs/>
+        </w:rPr>
+        <w:t xml:space="preserve">Respaldo secundario:</w:t>
+      </w:r>
+      <w:r>
+        <w:t xml:space="preserve"> </w:t>
+      </w:r>
+      <w:r>
+        <w:t xml:space="preserve">Generadores diésel 10 kW por estación</w:t>
+      </w:r>
+    </w:p>
+    <w:p>
+      <w:r>
+        <w:pict>
+          <v:rect style="width:0;height:1.5pt" o:hralign="center" o:hrstd="t" o:hr="t"/>
+        </w:pict>
+      </w:r>
+    </w:p>
+    <w:bookmarkEnd w:id="46"/>
+    <w:bookmarkEnd w:id="47"/>
+    <w:bookmarkStart w:id="51" w:name="operación-y-mantenimiento"/>
+    <w:p>
+      <w:pPr>
+        <w:pStyle w:val="Heading2"/>
+      </w:pPr>
+      <w:r>
+        <w:t xml:space="preserve">⚙️ OPERACIÓN Y MANTENIMIENTO</w:t>
+      </w:r>
+    </w:p>
+    <w:bookmarkStart w:id="48" w:name="operación-normal"/>
+    <w:p>
+      <w:pPr>
+        <w:pStyle w:val="Heading3"/>
+      </w:pPr>
+      <w:r>
+        <w:t xml:space="preserve">Operación normal</w:t>
+      </w:r>
+    </w:p>
+    <w:p>
+      <w:pPr>
+        <w:pStyle w:val="FirstParagraph"/>
+      </w:pPr>
+      <w:r>
+        <w:t xml:space="preserve">El sistema opera 24/7 proporcionando comunicación continua entre el Centro de Control y todas las locomotoras, con monitoreo automático de la calidad de señal y disponibilidad.</w:t>
+      </w:r>
+    </w:p>
+    <w:bookmarkEnd w:id="48"/>
+    <w:bookmarkStart w:id="49" w:name="mantenimiento-preventivo"/>
+    <w:p>
+      <w:pPr>
+        <w:pStyle w:val="Heading3"/>
+      </w:pPr>
+      <w:r>
+        <w:t xml:space="preserve">Mantenimiento preventivo</w:t>
+      </w:r>
+    </w:p>
+    <w:p>
+      <w:pPr>
+        <w:pStyle w:val="Compact"/>
+        <w:numPr>
+          <w:ilvl w:val="0"/>
+          <w:numId w:val="1005"/>
+        </w:numPr>
+      </w:pPr>
+      <w:r>
+        <w:rPr>
+          <w:b/>
+          <w:bCs/>
+        </w:rPr>
+        <w:t xml:space="preserve">Diario:</w:t>
+      </w:r>
+      <w:r>
+        <w:t xml:space="preserve"> </w:t>
+      </w:r>
+      <w:r>
+        <w:t xml:space="preserve">Verificación de estado de equipos y calidad de señal</w:t>
+      </w:r>
+    </w:p>
+    <w:p>
+      <w:pPr>
+        <w:pStyle w:val="Compact"/>
+        <w:numPr>
+          <w:ilvl w:val="0"/>
+          <w:numId w:val="1005"/>
+        </w:numPr>
+      </w:pPr>
+      <w:r>
+        <w:rPr>
+          <w:b/>
+          <w:bCs/>
+        </w:rPr>
+        <w:t xml:space="preserve">Semanal:</w:t>
+      </w:r>
+      <w:r>
+        <w:t xml:space="preserve"> </w:t>
+      </w:r>
+      <w:r>
+        <w:t xml:space="preserve">Pruebas de comunicación y respaldo</w:t>
+      </w:r>
+    </w:p>
+    <w:p>
+      <w:pPr>
+        <w:pStyle w:val="Compact"/>
+        <w:numPr>
+          <w:ilvl w:val="0"/>
+          <w:numId w:val="1005"/>
+        </w:numPr>
+      </w:pPr>
+      <w:r>
+        <w:rPr>
+          <w:b/>
+          <w:bCs/>
+        </w:rPr>
+        <w:t xml:space="preserve">Mensual:</w:t>
+      </w:r>
+      <w:r>
+        <w:t xml:space="preserve"> </w:t>
+      </w:r>
+      <w:r>
+        <w:t xml:space="preserve">Calibración de equipos y limpieza de antenas</w:t>
+      </w:r>
+    </w:p>
+    <w:p>
+      <w:pPr>
+        <w:pStyle w:val="Compact"/>
+        <w:numPr>
+          <w:ilvl w:val="0"/>
+          <w:numId w:val="1005"/>
+        </w:numPr>
+      </w:pPr>
+      <w:r>
+        <w:rPr>
+          <w:b/>
+          <w:bCs/>
+        </w:rPr>
+        <w:t xml:space="preserve">Trimestral:</w:t>
+      </w:r>
+      <w:r>
+        <w:t xml:space="preserve"> </w:t>
+      </w:r>
+      <w:r>
+        <w:t xml:space="preserve">Mantenimiento mayor de equipos y actualización de software</w:t>
+      </w:r>
+    </w:p>
+    <w:bookmarkEnd w:id="49"/>
+    <w:bookmarkStart w:id="50" w:name="respuesta-a-fallas"/>
+    <w:p>
+      <w:pPr>
+        <w:pStyle w:val="Heading3"/>
+      </w:pPr>
+      <w:r>
+        <w:t xml:space="preserve">Respuesta a fallas</w:t>
+      </w:r>
+    </w:p>
+    <w:p>
+      <w:pPr>
+        <w:pStyle w:val="Compact"/>
+        <w:numPr>
+          <w:ilvl w:val="0"/>
+          <w:numId w:val="1006"/>
+        </w:numPr>
+      </w:pPr>
+      <w:r>
+        <w:rPr>
+          <w:b/>
+          <w:bCs/>
+        </w:rPr>
+        <w:t xml:space="preserve">Detección automática</w:t>
+      </w:r>
+      <w:r>
+        <w:t xml:space="preserve"> </w:t>
+      </w:r>
+      <w:r>
+        <w:t xml:space="preserve">de fallas por sistemas de monitoreo</w:t>
+      </w:r>
+    </w:p>
+    <w:p>
+      <w:pPr>
+        <w:pStyle w:val="Compact"/>
+        <w:numPr>
+          <w:ilvl w:val="0"/>
+          <w:numId w:val="1006"/>
+        </w:numPr>
+      </w:pPr>
+      <w:r>
+        <w:rPr>
+          <w:b/>
+          <w:bCs/>
+        </w:rPr>
+        <w:t xml:space="preserve">Conmutación automática</w:t>
+      </w:r>
+      <w:r>
+        <w:t xml:space="preserve"> </w:t>
+      </w:r>
+      <w:r>
+        <w:t xml:space="preserve">a sistemas de respaldo</w:t>
+      </w:r>
+    </w:p>
+    <w:p>
+      <w:pPr>
+        <w:pStyle w:val="Compact"/>
+        <w:numPr>
+          <w:ilvl w:val="0"/>
+          <w:numId w:val="1006"/>
+        </w:numPr>
+      </w:pPr>
+      <w:r>
+        <w:rPr>
+          <w:b/>
+          <w:bCs/>
+        </w:rPr>
+        <w:t xml:space="preserve">Notificación inmediata</w:t>
+      </w:r>
+      <w:r>
+        <w:t xml:space="preserve"> </w:t>
+      </w:r>
+      <w:r>
+        <w:t xml:space="preserve">al personal de mantenimiento</w:t>
+      </w:r>
+    </w:p>
+    <w:p>
+      <w:pPr>
+        <w:pStyle w:val="Compact"/>
+        <w:numPr>
+          <w:ilvl w:val="0"/>
+          <w:numId w:val="1006"/>
+        </w:numPr>
+      </w:pPr>
+      <w:r>
+        <w:rPr>
+          <w:b/>
+          <w:bCs/>
+        </w:rPr>
+        <w:t xml:space="preserve">Reparación</w:t>
+      </w:r>
+      <w:r>
+        <w:t xml:space="preserve"> </w:t>
+      </w:r>
+      <w:r>
+        <w:t xml:space="preserve">según procedimientos establecidos</w:t>
+      </w:r>
+    </w:p>
+    <w:p>
+      <w:pPr>
+        <w:pStyle w:val="Compact"/>
+        <w:numPr>
+          <w:ilvl w:val="0"/>
+          <w:numId w:val="1006"/>
+        </w:numPr>
+      </w:pPr>
+      <w:r>
+        <w:rPr>
+          <w:b/>
+          <w:bCs/>
+        </w:rPr>
+        <w:t xml:space="preserve">Verificación</w:t>
+      </w:r>
+      <w:r>
+        <w:t xml:space="preserve"> </w:t>
+      </w:r>
+      <w:r>
+        <w:t xml:space="preserve">de funcionamiento normal</w:t>
+      </w:r>
+    </w:p>
+    <w:p>
+      <w:r>
+        <w:pict>
+          <v:rect style="width:0;height:1.5pt" o:hralign="center" o:hrstd="t" o:hr="t"/>
+        </w:pict>
+      </w:r>
+    </w:p>
+    <w:bookmarkEnd w:id="50"/>
+    <w:bookmarkEnd w:id="51"/>
+    <w:bookmarkStart w:id="54" w:name="interfaces-con-otros-sistemas"/>
+    <w:p>
+      <w:pPr>
+        <w:pStyle w:val="Heading2"/>
+      </w:pPr>
+      <w:r>
+        <w:t xml:space="preserve">🔗 INTERFACES CON OTROS SISTEMAS</w:t>
+      </w:r>
+    </w:p>
+    <w:bookmarkStart w:id="52" w:name="diagrama-de-interfaces"/>
+    <w:p>
+      <w:pPr>
+        <w:pStyle w:val="Heading3"/>
+      </w:pPr>
+      <w:r>
+        <w:t xml:space="preserve">Diagrama de interfaces</w:t>
+      </w:r>
+    </w:p>
+    <w:p>
+      <w:pPr>
+        <w:pStyle w:val="SourceCode"/>
+      </w:pPr>
+      <w:r>
+        <w:rPr>
+          <w:rStyle w:val="VerbatimChar"/>
+        </w:rPr>
+        <w:t xml:space="preserve">[Control de Tráfico] ←→ [Telecomunicaciones] ←→ [Material Rodante]</w:t>
+      </w:r>
+      <w:r>
+        <w:br/>
+      </w:r>
+      <w:r>
+        <w:rPr>
+          <w:rStyle w:val="VerbatimChar"/>
+        </w:rPr>
+        <w:t xml:space="preserve">                                    ↓</w:t>
+      </w:r>
+      <w:r>
+        <w:br/>
+      </w:r>
+      <w:r>
+        <w:rPr>
+          <w:rStyle w:val="VerbatimChar"/>
+        </w:rPr>
+        <w:t xml:space="preserve">[Centro de Control] ←→ [Telecomunicaciones] ←→ [Señalización]</w:t>
+      </w:r>
+      <w:r>
+        <w:br/>
+      </w:r>
+      <w:r>
+        <w:rPr>
+          <w:rStyle w:val="VerbatimChar"/>
+        </w:rPr>
+        <w:t xml:space="preserve">                                    ↓</w:t>
+      </w:r>
+      <w:r>
+        <w:br/>
+      </w:r>
+      <w:r>
+        <w:rPr>
+          <w:rStyle w:val="VerbatimChar"/>
+        </w:rPr>
+        <w:t xml:space="preserve">[Monitoreo] ←→ [Telecomunicaciones] ←→ [Seguridad]</w:t>
+      </w:r>
+    </w:p>
+    <w:bookmarkEnd w:id="52"/>
+    <w:bookmarkStart w:id="53" w:name="tabla-de-interfaces-críticas"/>
+    <w:p>
+      <w:pPr>
+        <w:pStyle w:val="Heading3"/>
+      </w:pPr>
+      <w:r>
+        <w:t xml:space="preserve">Tabla de interfaces críticas</w:t>
+      </w:r>
+    </w:p>
+    <w:tbl>
+      <w:tblPr>
+        <w:tblStyle w:val="Table"/>
+        <w:tblW w:type="pct" w:w="5000"/>
+        <w:tblLayout w:type="fixed"/>
+        <w:tblLook w:firstRow="1" w:lastRow="0" w:firstColumn="0" w:lastColumn="0" w:noHBand="0" w:noVBand="0" w:val="0020"/>
+      </w:tblPr>
+      <w:tblGrid>
+        <w:gridCol w:w="1370"/>
+        <w:gridCol w:w="2741"/>
+        <w:gridCol w:w="1827"/>
         <w:gridCol w:w="1980"/>
       </w:tblGrid>
       <w:tr>
@@ -3844,43 +4715,43 @@
               <w:jc w:val="left"/>
             </w:pPr>
             <w:r>
-              <w:t xml:space="preserve">Componente</w:t>
-            </w:r>
-          </w:p>
-        </w:tc>
-        <w:tc>
-          <w:tcPr/>
-          <w:p>
-            <w:pPr>
-              <w:pStyle w:val="Compact"/>
-              <w:jc w:val="left"/>
-            </w:pPr>
-            <w:r>
-              <w:t xml:space="preserve">Potencia</w:t>
-            </w:r>
-          </w:p>
-        </w:tc>
-        <w:tc>
-          <w:tcPr/>
-          <w:p>
-            <w:pPr>
-              <w:pStyle w:val="Compact"/>
-              <w:jc w:val="left"/>
-            </w:pPr>
-            <w:r>
-              <w:t xml:space="preserve">Tipo Alimentación</w:t>
-            </w:r>
-          </w:p>
-        </w:tc>
-        <w:tc>
-          <w:tcPr/>
-          <w:p>
-            <w:pPr>
-              <w:pStyle w:val="Compact"/>
-              <w:jc w:val="left"/>
-            </w:pPr>
-            <w:r>
-              <w:t xml:space="preserve">Respaldo</w:t>
+              <w:t xml:space="preserve">Sistema</w:t>
+            </w:r>
+          </w:p>
+        </w:tc>
+        <w:tc>
+          <w:tcPr/>
+          <w:p>
+            <w:pPr>
+              <w:pStyle w:val="Compact"/>
+              <w:jc w:val="left"/>
+            </w:pPr>
+            <w:r>
+              <w:t xml:space="preserve">Tipo de Interfaz</w:t>
+            </w:r>
+          </w:p>
+        </w:tc>
+        <w:tc>
+          <w:tcPr/>
+          <w:p>
+            <w:pPr>
+              <w:pStyle w:val="Compact"/>
+              <w:jc w:val="left"/>
+            </w:pPr>
+            <w:r>
+              <w:t xml:space="preserve">Criticidad</w:t>
+            </w:r>
+          </w:p>
+        </w:tc>
+        <w:tc>
+          <w:tcPr/>
+          <w:p>
+            <w:pPr>
+              <w:pStyle w:val="Compact"/>
+              <w:jc w:val="left"/>
+            </w:pPr>
+            <w:r>
+              <w:t xml:space="preserve">Responsable</w:t>
             </w:r>
           </w:p>
         </w:tc>
@@ -3894,47 +4765,43 @@
               <w:jc w:val="left"/>
             </w:pPr>
             <w:r>
-              <w:rPr>
-                <w:b/>
-                <w:bCs/>
-              </w:rPr>
-              <w:t xml:space="preserve">Equipos TETRA</w:t>
-            </w:r>
-          </w:p>
-        </w:tc>
-        <w:tc>
-          <w:tcPr/>
-          <w:p>
-            <w:pPr>
-              <w:pStyle w:val="Compact"/>
-              <w:jc w:val="left"/>
-            </w:pPr>
-            <w:r>
-              <w:t xml:space="preserve">2.5 kW</w:t>
-            </w:r>
-          </w:p>
-        </w:tc>
-        <w:tc>
-          <w:tcPr/>
-          <w:p>
-            <w:pPr>
-              <w:pStyle w:val="Compact"/>
-              <w:jc w:val="left"/>
-            </w:pPr>
-            <w:r>
-              <w:t xml:space="preserve">220V AC</w:t>
-            </w:r>
-          </w:p>
-        </w:tc>
-        <w:tc>
-          <w:tcPr/>
-          <w:p>
-            <w:pPr>
-              <w:pStyle w:val="Compact"/>
-              <w:jc w:val="left"/>
-            </w:pPr>
-            <w:r>
-              <w:t xml:space="preserve">UPS 2 horas</w:t>
+              <w:t xml:space="preserve">Control de Tráfico</w:t>
+            </w:r>
+          </w:p>
+        </w:tc>
+        <w:tc>
+          <w:tcPr/>
+          <w:p>
+            <w:pPr>
+              <w:pStyle w:val="Compact"/>
+              <w:jc w:val="left"/>
+            </w:pPr>
+            <w:r>
+              <w:t xml:space="preserve">Protocolo FFFIS</w:t>
+            </w:r>
+          </w:p>
+        </w:tc>
+        <w:tc>
+          <w:tcPr/>
+          <w:p>
+            <w:pPr>
+              <w:pStyle w:val="Compact"/>
+              <w:jc w:val="left"/>
+            </w:pPr>
+            <w:r>
+              <w:t xml:space="preserve">Alta</w:t>
+            </w:r>
+          </w:p>
+        </w:tc>
+        <w:tc>
+          <w:tcPr/>
+          <w:p>
+            <w:pPr>
+              <w:pStyle w:val="Compact"/>
+              <w:jc w:val="left"/>
+            </w:pPr>
+            <w:r>
+              <w:t xml:space="preserve">EPC Telecomunicaciones</w:t>
             </w:r>
           </w:p>
         </w:tc>
@@ -3948,871 +4815,6 @@
               <w:jc w:val="left"/>
             </w:pPr>
             <w:r>
-              <w:rPr>
-                <w:b/>
-                <w:bCs/>
-              </w:rPr>
-              <w:t xml:space="preserve">Equipos GSM-R</w:t>
-            </w:r>
-          </w:p>
-        </w:tc>
-        <w:tc>
-          <w:tcPr/>
-          <w:p>
-            <w:pPr>
-              <w:pStyle w:val="Compact"/>
-              <w:jc w:val="left"/>
-            </w:pPr>
-            <w:r>
-              <w:t xml:space="preserve">3.0 kW</w:t>
-            </w:r>
-          </w:p>
-        </w:tc>
-        <w:tc>
-          <w:tcPr/>
-          <w:p>
-            <w:pPr>
-              <w:pStyle w:val="Compact"/>
-              <w:jc w:val="left"/>
-            </w:pPr>
-            <w:r>
-              <w:t xml:space="preserve">220V AC</w:t>
-            </w:r>
-          </w:p>
-        </w:tc>
-        <w:tc>
-          <w:tcPr/>
-          <w:p>
-            <w:pPr>
-              <w:pStyle w:val="Compact"/>
-              <w:jc w:val="left"/>
-            </w:pPr>
-            <w:r>
-              <w:t xml:space="preserve">UPS 2 horas</w:t>
-            </w:r>
-          </w:p>
-        </w:tc>
-      </w:tr>
-      <w:tr>
-        <w:tc>
-          <w:tcPr/>
-          <w:p>
-            <w:pPr>
-              <w:pStyle w:val="Compact"/>
-              <w:jc w:val="left"/>
-            </w:pPr>
-            <w:r>
-              <w:rPr>
-                <w:b/>
-                <w:bCs/>
-              </w:rPr>
-              <w:t xml:space="preserve">Equipos Fibra</w:t>
-            </w:r>
-          </w:p>
-        </w:tc>
-        <w:tc>
-          <w:tcPr/>
-          <w:p>
-            <w:pPr>
-              <w:pStyle w:val="Compact"/>
-              <w:jc w:val="left"/>
-            </w:pPr>
-            <w:r>
-              <w:t xml:space="preserve">1.0 kW</w:t>
-            </w:r>
-          </w:p>
-        </w:tc>
-        <w:tc>
-          <w:tcPr/>
-          <w:p>
-            <w:pPr>
-              <w:pStyle w:val="Compact"/>
-              <w:jc w:val="left"/>
-            </w:pPr>
-            <w:r>
-              <w:t xml:space="preserve">220V AC</w:t>
-            </w:r>
-          </w:p>
-        </w:tc>
-        <w:tc>
-          <w:tcPr/>
-          <w:p>
-            <w:pPr>
-              <w:pStyle w:val="Compact"/>
-              <w:jc w:val="left"/>
-            </w:pPr>
-            <w:r>
-              <w:t xml:space="preserve">UPS 2 horas</w:t>
-            </w:r>
-          </w:p>
-        </w:tc>
-      </w:tr>
-      <w:tr>
-        <w:tc>
-          <w:tcPr/>
-          <w:p>
-            <w:pPr>
-              <w:pStyle w:val="Compact"/>
-              <w:jc w:val="left"/>
-            </w:pPr>
-            <w:r>
-              <w:rPr>
-                <w:b/>
-                <w:bCs/>
-              </w:rPr>
-              <w:t xml:space="preserve">Iluminación Torre</w:t>
-            </w:r>
-          </w:p>
-        </w:tc>
-        <w:tc>
-          <w:tcPr/>
-          <w:p>
-            <w:pPr>
-              <w:pStyle w:val="Compact"/>
-              <w:jc w:val="left"/>
-            </w:pPr>
-            <w:r>
-              <w:t xml:space="preserve">0.5 kW</w:t>
-            </w:r>
-          </w:p>
-        </w:tc>
-        <w:tc>
-          <w:tcPr/>
-          <w:p>
-            <w:pPr>
-              <w:pStyle w:val="Compact"/>
-              <w:jc w:val="left"/>
-            </w:pPr>
-            <w:r>
-              <w:t xml:space="preserve">220V AC</w:t>
-            </w:r>
-          </w:p>
-        </w:tc>
-        <w:tc>
-          <w:tcPr/>
-          <w:p>
-            <w:pPr>
-              <w:pStyle w:val="Compact"/>
-              <w:jc w:val="left"/>
-            </w:pPr>
-            <w:r>
-              <w:t xml:space="preserve">Sin respaldo</w:t>
-            </w:r>
-          </w:p>
-        </w:tc>
-      </w:tr>
-      <w:tr>
-        <w:tc>
-          <w:tcPr/>
-          <w:p>
-            <w:pPr>
-              <w:pStyle w:val="Compact"/>
-              <w:jc w:val="left"/>
-            </w:pPr>
-            <w:r>
-              <w:rPr>
-                <w:b/>
-                <w:bCs/>
-              </w:rPr>
-              <w:t xml:space="preserve">Sistemas Auxiliares</w:t>
-            </w:r>
-          </w:p>
-        </w:tc>
-        <w:tc>
-          <w:tcPr/>
-          <w:p>
-            <w:pPr>
-              <w:pStyle w:val="Compact"/>
-              <w:jc w:val="left"/>
-            </w:pPr>
-            <w:r>
-              <w:t xml:space="preserve">1.0 kW</w:t>
-            </w:r>
-          </w:p>
-        </w:tc>
-        <w:tc>
-          <w:tcPr/>
-          <w:p>
-            <w:pPr>
-              <w:pStyle w:val="Compact"/>
-              <w:jc w:val="left"/>
-            </w:pPr>
-            <w:r>
-              <w:t xml:space="preserve">220V AC</w:t>
-            </w:r>
-          </w:p>
-        </w:tc>
-        <w:tc>
-          <w:tcPr/>
-          <w:p>
-            <w:pPr>
-              <w:pStyle w:val="Compact"/>
-              <w:jc w:val="left"/>
-            </w:pPr>
-            <w:r>
-              <w:t xml:space="preserve">UPS 2 horas</w:t>
-            </w:r>
-          </w:p>
-        </w:tc>
-      </w:tr>
-      <w:tr>
-        <w:tc>
-          <w:tcPr/>
-          <w:p>
-            <w:pPr>
-              <w:pStyle w:val="Compact"/>
-              <w:jc w:val="left"/>
-            </w:pPr>
-            <w:r>
-              <w:rPr>
-                <w:b/>
-                <w:bCs/>
-              </w:rPr>
-              <w:t xml:space="preserve">TOTAL POR ESTACIÓN</w:t>
-            </w:r>
-          </w:p>
-        </w:tc>
-        <w:tc>
-          <w:tcPr/>
-          <w:p>
-            <w:pPr>
-              <w:pStyle w:val="Compact"/>
-              <w:jc w:val="left"/>
-            </w:pPr>
-            <w:r>
-              <w:rPr>
-                <w:b/>
-                <w:bCs/>
-              </w:rPr>
-              <w:t xml:space="preserve">8.0 kW</w:t>
-            </w:r>
-          </w:p>
-        </w:tc>
-        <w:tc>
-          <w:tcPr/>
-          <w:p>
-            <w:pPr>
-              <w:pStyle w:val="Compact"/>
-              <w:jc w:val="left"/>
-            </w:pPr>
-            <w:r>
-              <w:rPr>
-                <w:b/>
-                <w:bCs/>
-              </w:rPr>
-              <w:t xml:space="preserve">220V AC</w:t>
-            </w:r>
-          </w:p>
-        </w:tc>
-        <w:tc>
-          <w:tcPr/>
-          <w:p>
-            <w:pPr>
-              <w:pStyle w:val="Compact"/>
-              <w:jc w:val="left"/>
-            </w:pPr>
-            <w:r>
-              <w:rPr>
-                <w:b/>
-                <w:bCs/>
-              </w:rPr>
-              <w:t xml:space="preserve">UPS 2 horas</w:t>
-            </w:r>
-          </w:p>
-        </w:tc>
-      </w:tr>
-    </w:tbl>
-    <w:bookmarkEnd w:id="45"/>
-    <w:bookmarkStart w:id="46" w:name="alimentación-eléctrica-total"/>
-    <w:p>
-      <w:pPr>
-        <w:pStyle w:val="Heading3"/>
-      </w:pPr>
-      <w:r>
-        <w:t xml:space="preserve">Alimentación Eléctrica Total</w:t>
-      </w:r>
-    </w:p>
-    <w:p>
-      <w:pPr>
-        <w:pStyle w:val="Compact"/>
-        <w:numPr>
-          <w:ilvl w:val="0"/>
-          <w:numId w:val="1004"/>
-        </w:numPr>
-      </w:pPr>
-      <w:r>
-        <w:rPr>
-          <w:b/>
-          <w:bCs/>
-        </w:rPr>
-        <w:t xml:space="preserve">Potencia total:</w:t>
-      </w:r>
-      <w:r>
-        <w:t xml:space="preserve"> </w:t>
-      </w:r>
-      <w:r>
-        <w:t xml:space="preserve">37 estaciones × 8.0 kW =</w:t>
-      </w:r>
-      <w:r>
-        <w:t xml:space="preserve"> </w:t>
-      </w:r>
-      <w:r>
-        <w:rPr>
-          <w:b/>
-          <w:bCs/>
-        </w:rPr>
-        <w:t xml:space="preserve">296 kW</w:t>
-      </w:r>
-    </w:p>
-    <w:p>
-      <w:pPr>
-        <w:pStyle w:val="Compact"/>
-        <w:numPr>
-          <w:ilvl w:val="0"/>
-          <w:numId w:val="1004"/>
-        </w:numPr>
-      </w:pPr>
-      <w:r>
-        <w:rPr>
-          <w:b/>
-          <w:bCs/>
-        </w:rPr>
-        <w:t xml:space="preserve">Tipo de alimentación:</w:t>
-      </w:r>
-      <w:r>
-        <w:t xml:space="preserve"> </w:t>
-      </w:r>
-      <w:r>
-        <w:t xml:space="preserve">220V AC trifásica</w:t>
-      </w:r>
-    </w:p>
-    <w:p>
-      <w:pPr>
-        <w:pStyle w:val="Compact"/>
-        <w:numPr>
-          <w:ilvl w:val="0"/>
-          <w:numId w:val="1004"/>
-        </w:numPr>
-      </w:pPr>
-      <w:r>
-        <w:rPr>
-          <w:b/>
-          <w:bCs/>
-        </w:rPr>
-        <w:t xml:space="preserve">Respaldo:</w:t>
-      </w:r>
-      <w:r>
-        <w:t xml:space="preserve"> </w:t>
-      </w:r>
-      <w:r>
-        <w:t xml:space="preserve">UPS 2 horas + generador de respaldo</w:t>
-      </w:r>
-    </w:p>
-    <w:p>
-      <w:pPr>
-        <w:pStyle w:val="Compact"/>
-        <w:numPr>
-          <w:ilvl w:val="0"/>
-          <w:numId w:val="1004"/>
-        </w:numPr>
-      </w:pPr>
-      <w:r>
-        <w:rPr>
-          <w:b/>
-          <w:bCs/>
-        </w:rPr>
-        <w:t xml:space="preserve">Fuente primaria:</w:t>
-      </w:r>
-      <w:r>
-        <w:t xml:space="preserve"> </w:t>
-      </w:r>
-      <w:r>
-        <w:t xml:space="preserve">Red eléctrica local (cada estación)</w:t>
-      </w:r>
-    </w:p>
-    <w:p>
-      <w:pPr>
-        <w:pStyle w:val="Compact"/>
-        <w:numPr>
-          <w:ilvl w:val="0"/>
-          <w:numId w:val="1004"/>
-        </w:numPr>
-      </w:pPr>
-      <w:r>
-        <w:rPr>
-          <w:b/>
-          <w:bCs/>
-        </w:rPr>
-        <w:t xml:space="preserve">Respaldo secundario:</w:t>
-      </w:r>
-      <w:r>
-        <w:t xml:space="preserve"> </w:t>
-      </w:r>
-      <w:r>
-        <w:t xml:space="preserve">Generadores diésel 10 kW por estación</w:t>
-      </w:r>
-    </w:p>
-    <w:p>
-      <w:r>
-        <w:pict>
-          <v:rect style="width:0;height:1.5pt" o:hralign="center" o:hrstd="t" o:hr="t"/>
-        </w:pict>
-      </w:r>
-    </w:p>
-    <w:bookmarkEnd w:id="46"/>
-    <w:bookmarkEnd w:id="47"/>
-    <w:bookmarkStart w:id="51" w:name="operación-y-mantenimiento"/>
-    <w:p>
-      <w:pPr>
-        <w:pStyle w:val="Heading2"/>
-      </w:pPr>
-      <w:r>
-        <w:t xml:space="preserve">⚙️ OPERACIÓN Y MANTENIMIENTO</w:t>
-      </w:r>
-    </w:p>
-    <w:bookmarkStart w:id="48" w:name="operación-normal"/>
-    <w:p>
-      <w:pPr>
-        <w:pStyle w:val="Heading3"/>
-      </w:pPr>
-      <w:r>
-        <w:t xml:space="preserve">Operación normal</w:t>
-      </w:r>
-    </w:p>
-    <w:p>
-      <w:pPr>
-        <w:pStyle w:val="FirstParagraph"/>
-      </w:pPr>
-      <w:r>
-        <w:t xml:space="preserve">El sistema opera 24/7 proporcionando comunicación continua entre el Centro de Control y todas las locomotoras, con monitoreo automático de la calidad de señal y disponibilidad.</w:t>
-      </w:r>
-    </w:p>
-    <w:bookmarkEnd w:id="48"/>
-    <w:bookmarkStart w:id="49" w:name="mantenimiento-preventivo"/>
-    <w:p>
-      <w:pPr>
-        <w:pStyle w:val="Heading3"/>
-      </w:pPr>
-      <w:r>
-        <w:t xml:space="preserve">Mantenimiento preventivo</w:t>
-      </w:r>
-    </w:p>
-    <w:p>
-      <w:pPr>
-        <w:pStyle w:val="Compact"/>
-        <w:numPr>
-          <w:ilvl w:val="0"/>
-          <w:numId w:val="1005"/>
-        </w:numPr>
-      </w:pPr>
-      <w:r>
-        <w:rPr>
-          <w:b/>
-          <w:bCs/>
-        </w:rPr>
-        <w:t xml:space="preserve">Diario:</w:t>
-      </w:r>
-      <w:r>
-        <w:t xml:space="preserve"> </w:t>
-      </w:r>
-      <w:r>
-        <w:t xml:space="preserve">Verificación de estado de equipos y calidad de señal</w:t>
-      </w:r>
-    </w:p>
-    <w:p>
-      <w:pPr>
-        <w:pStyle w:val="Compact"/>
-        <w:numPr>
-          <w:ilvl w:val="0"/>
-          <w:numId w:val="1005"/>
-        </w:numPr>
-      </w:pPr>
-      <w:r>
-        <w:rPr>
-          <w:b/>
-          <w:bCs/>
-        </w:rPr>
-        <w:t xml:space="preserve">Semanal:</w:t>
-      </w:r>
-      <w:r>
-        <w:t xml:space="preserve"> </w:t>
-      </w:r>
-      <w:r>
-        <w:t xml:space="preserve">Pruebas de comunicación y respaldo</w:t>
-      </w:r>
-    </w:p>
-    <w:p>
-      <w:pPr>
-        <w:pStyle w:val="Compact"/>
-        <w:numPr>
-          <w:ilvl w:val="0"/>
-          <w:numId w:val="1005"/>
-        </w:numPr>
-      </w:pPr>
-      <w:r>
-        <w:rPr>
-          <w:b/>
-          <w:bCs/>
-        </w:rPr>
-        <w:t xml:space="preserve">Mensual:</w:t>
-      </w:r>
-      <w:r>
-        <w:t xml:space="preserve"> </w:t>
-      </w:r>
-      <w:r>
-        <w:t xml:space="preserve">Calibración de equipos y limpieza de antenas</w:t>
-      </w:r>
-    </w:p>
-    <w:p>
-      <w:pPr>
-        <w:pStyle w:val="Compact"/>
-        <w:numPr>
-          <w:ilvl w:val="0"/>
-          <w:numId w:val="1005"/>
-        </w:numPr>
-      </w:pPr>
-      <w:r>
-        <w:rPr>
-          <w:b/>
-          <w:bCs/>
-        </w:rPr>
-        <w:t xml:space="preserve">Trimestral:</w:t>
-      </w:r>
-      <w:r>
-        <w:t xml:space="preserve"> </w:t>
-      </w:r>
-      <w:r>
-        <w:t xml:space="preserve">Mantenimiento mayor de equipos y actualización de software</w:t>
-      </w:r>
-    </w:p>
-    <w:bookmarkEnd w:id="49"/>
-    <w:bookmarkStart w:id="50" w:name="respuesta-a-fallas"/>
-    <w:p>
-      <w:pPr>
-        <w:pStyle w:val="Heading3"/>
-      </w:pPr>
-      <w:r>
-        <w:t xml:space="preserve">Respuesta a fallas</w:t>
-      </w:r>
-    </w:p>
-    <w:p>
-      <w:pPr>
-        <w:pStyle w:val="Compact"/>
-        <w:numPr>
-          <w:ilvl w:val="0"/>
-          <w:numId w:val="1006"/>
-        </w:numPr>
-      </w:pPr>
-      <w:r>
-        <w:rPr>
-          <w:b/>
-          <w:bCs/>
-        </w:rPr>
-        <w:t xml:space="preserve">Detección automática</w:t>
-      </w:r>
-      <w:r>
-        <w:t xml:space="preserve"> </w:t>
-      </w:r>
-      <w:r>
-        <w:t xml:space="preserve">de fallas por sistemas de monitoreo</w:t>
-      </w:r>
-    </w:p>
-    <w:p>
-      <w:pPr>
-        <w:pStyle w:val="Compact"/>
-        <w:numPr>
-          <w:ilvl w:val="0"/>
-          <w:numId w:val="1006"/>
-        </w:numPr>
-      </w:pPr>
-      <w:r>
-        <w:rPr>
-          <w:b/>
-          <w:bCs/>
-        </w:rPr>
-        <w:t xml:space="preserve">Conmutación automática</w:t>
-      </w:r>
-      <w:r>
-        <w:t xml:space="preserve"> </w:t>
-      </w:r>
-      <w:r>
-        <w:t xml:space="preserve">a sistemas de respaldo</w:t>
-      </w:r>
-    </w:p>
-    <w:p>
-      <w:pPr>
-        <w:pStyle w:val="Compact"/>
-        <w:numPr>
-          <w:ilvl w:val="0"/>
-          <w:numId w:val="1006"/>
-        </w:numPr>
-      </w:pPr>
-      <w:r>
-        <w:rPr>
-          <w:b/>
-          <w:bCs/>
-        </w:rPr>
-        <w:t xml:space="preserve">Notificación inmediata</w:t>
-      </w:r>
-      <w:r>
-        <w:t xml:space="preserve"> </w:t>
-      </w:r>
-      <w:r>
-        <w:t xml:space="preserve">al personal de mantenimiento</w:t>
-      </w:r>
-    </w:p>
-    <w:p>
-      <w:pPr>
-        <w:pStyle w:val="Compact"/>
-        <w:numPr>
-          <w:ilvl w:val="0"/>
-          <w:numId w:val="1006"/>
-        </w:numPr>
-      </w:pPr>
-      <w:r>
-        <w:rPr>
-          <w:b/>
-          <w:bCs/>
-        </w:rPr>
-        <w:t xml:space="preserve">Reparación</w:t>
-      </w:r>
-      <w:r>
-        <w:t xml:space="preserve"> </w:t>
-      </w:r>
-      <w:r>
-        <w:t xml:space="preserve">según procedimientos establecidos</w:t>
-      </w:r>
-    </w:p>
-    <w:p>
-      <w:pPr>
-        <w:pStyle w:val="Compact"/>
-        <w:numPr>
-          <w:ilvl w:val="0"/>
-          <w:numId w:val="1006"/>
-        </w:numPr>
-      </w:pPr>
-      <w:r>
-        <w:rPr>
-          <w:b/>
-          <w:bCs/>
-        </w:rPr>
-        <w:t xml:space="preserve">Verificación</w:t>
-      </w:r>
-      <w:r>
-        <w:t xml:space="preserve"> </w:t>
-      </w:r>
-      <w:r>
-        <w:t xml:space="preserve">de funcionamiento normal</w:t>
-      </w:r>
-    </w:p>
-    <w:p>
-      <w:r>
-        <w:pict>
-          <v:rect style="width:0;height:1.5pt" o:hralign="center" o:hrstd="t" o:hr="t"/>
-        </w:pict>
-      </w:r>
-    </w:p>
-    <w:bookmarkEnd w:id="50"/>
-    <w:bookmarkEnd w:id="51"/>
-    <w:bookmarkStart w:id="54" w:name="interfaces-con-otros-sistemas"/>
-    <w:p>
-      <w:pPr>
-        <w:pStyle w:val="Heading2"/>
-      </w:pPr>
-      <w:r>
-        <w:t xml:space="preserve">🔗 INTERFACES CON OTROS SISTEMAS</w:t>
-      </w:r>
-    </w:p>
-    <w:bookmarkStart w:id="52" w:name="diagrama-de-interfaces"/>
-    <w:p>
-      <w:pPr>
-        <w:pStyle w:val="Heading3"/>
-      </w:pPr>
-      <w:r>
-        <w:t xml:space="preserve">Diagrama de interfaces</w:t>
-      </w:r>
-    </w:p>
-    <w:p>
-      <w:pPr>
-        <w:pStyle w:val="SourceCode"/>
-      </w:pPr>
-      <w:r>
-        <w:rPr>
-          <w:rStyle w:val="VerbatimChar"/>
-        </w:rPr>
-        <w:t xml:space="preserve">[Control de Tráfico] ←→ [Telecomunicaciones] ←→ [Material Rodante]</w:t>
-      </w:r>
-      <w:r>
-        <w:br/>
-      </w:r>
-      <w:r>
-        <w:rPr>
-          <w:rStyle w:val="VerbatimChar"/>
-        </w:rPr>
-        <w:t xml:space="preserve">                                    ↓</w:t>
-      </w:r>
-      <w:r>
-        <w:br/>
-      </w:r>
-      <w:r>
-        <w:rPr>
-          <w:rStyle w:val="VerbatimChar"/>
-        </w:rPr>
-        <w:t xml:space="preserve">[Centro de Control] ←→ [Telecomunicaciones] ←→ [Señalización]</w:t>
-      </w:r>
-      <w:r>
-        <w:br/>
-      </w:r>
-      <w:r>
-        <w:rPr>
-          <w:rStyle w:val="VerbatimChar"/>
-        </w:rPr>
-        <w:t xml:space="preserve">                                    ↓</w:t>
-      </w:r>
-      <w:r>
-        <w:br/>
-      </w:r>
-      <w:r>
-        <w:rPr>
-          <w:rStyle w:val="VerbatimChar"/>
-        </w:rPr>
-        <w:t xml:space="preserve">[Monitoreo] ←→ [Telecomunicaciones] ←→ [Seguridad]</w:t>
-      </w:r>
-    </w:p>
-    <w:bookmarkEnd w:id="52"/>
-    <w:bookmarkStart w:id="53" w:name="tabla-de-interfaces-críticas"/>
-    <w:p>
-      <w:pPr>
-        <w:pStyle w:val="Heading3"/>
-      </w:pPr>
-      <w:r>
-        <w:t xml:space="preserve">Tabla de interfaces críticas</w:t>
-      </w:r>
-    </w:p>
-    <w:tbl>
-      <w:tblPr>
-        <w:tblStyle w:val="Table"/>
-        <w:tblW w:type="auto" w:w="0"/>
-        <w:tblLook w:firstRow="1" w:lastRow="0" w:firstColumn="0" w:lastColumn="0" w:noHBand="0" w:noVBand="0" w:val="0020"/>
-      </w:tblPr>
-      <w:tblGrid>
-        <w:gridCol w:w="1980"/>
-        <w:gridCol w:w="1980"/>
-        <w:gridCol w:w="1980"/>
-        <w:gridCol w:w="1980"/>
-      </w:tblGrid>
-      <w:tr>
-        <w:trPr>
-          <w:tblHeader w:val="on"/>
-        </w:trPr>
-        <w:tc>
-          <w:tcPr/>
-          <w:p>
-            <w:pPr>
-              <w:pStyle w:val="Compact"/>
-              <w:jc w:val="left"/>
-            </w:pPr>
-            <w:r>
-              <w:t xml:space="preserve">Sistema</w:t>
-            </w:r>
-          </w:p>
-        </w:tc>
-        <w:tc>
-          <w:tcPr/>
-          <w:p>
-            <w:pPr>
-              <w:pStyle w:val="Compact"/>
-              <w:jc w:val="left"/>
-            </w:pPr>
-            <w:r>
-              <w:t xml:space="preserve">Tipo de Interfaz</w:t>
-            </w:r>
-          </w:p>
-        </w:tc>
-        <w:tc>
-          <w:tcPr/>
-          <w:p>
-            <w:pPr>
-              <w:pStyle w:val="Compact"/>
-              <w:jc w:val="left"/>
-            </w:pPr>
-            <w:r>
-              <w:t xml:space="preserve">Criticidad</w:t>
-            </w:r>
-          </w:p>
-        </w:tc>
-        <w:tc>
-          <w:tcPr/>
-          <w:p>
-            <w:pPr>
-              <w:pStyle w:val="Compact"/>
-              <w:jc w:val="left"/>
-            </w:pPr>
-            <w:r>
-              <w:t xml:space="preserve">Responsable</w:t>
-            </w:r>
-          </w:p>
-        </w:tc>
-      </w:tr>
-      <w:tr>
-        <w:tc>
-          <w:tcPr/>
-          <w:p>
-            <w:pPr>
-              <w:pStyle w:val="Compact"/>
-              <w:jc w:val="left"/>
-            </w:pPr>
-            <w:r>
-              <w:t xml:space="preserve">Control de Tráfico</w:t>
-            </w:r>
-          </w:p>
-        </w:tc>
-        <w:tc>
-          <w:tcPr/>
-          <w:p>
-            <w:pPr>
-              <w:pStyle w:val="Compact"/>
-              <w:jc w:val="left"/>
-            </w:pPr>
-            <w:r>
-              <w:t xml:space="preserve">Protocolo FFFIS</w:t>
-            </w:r>
-          </w:p>
-        </w:tc>
-        <w:tc>
-          <w:tcPr/>
-          <w:p>
-            <w:pPr>
-              <w:pStyle w:val="Compact"/>
-              <w:jc w:val="left"/>
-            </w:pPr>
-            <w:r>
-              <w:t xml:space="preserve">Alta</w:t>
-            </w:r>
-          </w:p>
-        </w:tc>
-        <w:tc>
-          <w:tcPr/>
-          <w:p>
-            <w:pPr>
-              <w:pStyle w:val="Compact"/>
-              <w:jc w:val="left"/>
-            </w:pPr>
-            <w:r>
-              <w:t xml:space="preserve">EPC Telecomunicaciones</w:t>
-            </w:r>
-          </w:p>
-        </w:tc>
-      </w:tr>
-      <w:tr>
-        <w:tc>
-          <w:tcPr/>
-          <w:p>
-            <w:pPr>
-              <w:pStyle w:val="Compact"/>
-              <w:jc w:val="left"/>
-            </w:pPr>
-            <w:r>
               <w:t xml:space="preserve">Material Rodante</w:t>
             </w:r>
           </w:p>
@@ -4825,7 +4827,7 @@
               <w:jc w:val="left"/>
             </w:pPr>
             <w:r>
-              <w:t xml:space="preserve">TETRA + GSM-R</w:t>
+              <w:t xml:space="preserve">TETRA + RED TETRA (Misión Crítica)</w:t>
             </w:r>
           </w:p>
         </w:tc>
@@ -5331,7 +5333,7 @@
                 <w:b/>
                 <w:bCs/>
               </w:rPr>
-              <w:t xml:space="preserve">Disponibilidad GSM-R</w:t>
+              <w:t xml:space="preserve">Disponibilidad RED TETRA (Misión Crítica)</w:t>
             </w:r>
           </w:p>
         </w:tc>
@@ -5566,7 +5568,7 @@
         <w:t xml:space="preserve"> </w:t>
       </w:r>
       <w:r>
-        <w:t xml:space="preserve">Suministro de equipos TETRA/GSM-R</w:t>
+        <w:t xml:space="preserve">Suministro de equipos TETRA/RED TETRA (Misión Crítica)</w:t>
       </w:r>
     </w:p>
     <w:p>
@@ -6038,7 +6040,7 @@
         <w:t xml:space="preserve"> </w:t>
       </w:r>
       <w:r>
-        <w:t xml:space="preserve">TETRA + GSM-R + Fibra según estándares - Cumplida</w:t>
+        <w:t xml:space="preserve">TETRA + RED TETRA (Misión Crítica) + Fibra según estándares - Cumplida</w:t>
       </w:r>
     </w:p>
     <w:p>
@@ -6176,7 +6178,7 @@
         <w:t xml:space="preserve"> </w:t>
       </w:r>
       <w:r>
-        <w:t xml:space="preserve">Especificaciones técnicas - TETRA, GSM-R, Fibra óptica</w:t>
+        <w:t xml:space="preserve">Especificaciones técnicas - TETRA, RED TETRA (Misión Crítica), Fibra óptica</w:t>
       </w:r>
     </w:p>
     <w:p>
@@ -6740,14 +6742,15 @@
     <w:tbl>
       <w:tblPr>
         <w:tblStyle w:val="Table"/>
-        <w:tblW w:type="auto" w:w="0"/>
+        <w:tblW w:type="pct" w:w="5000"/>
+        <w:tblLayout w:type="fixed"/>
         <w:tblLook w:firstRow="1" w:lastRow="0" w:firstColumn="0" w:lastColumn="0" w:noHBand="0" w:noVBand="0" w:val="0020"/>
       </w:tblPr>
       <w:tblGrid>
-        <w:gridCol w:w="1980"/>
-        <w:gridCol w:w="1980"/>
-        <w:gridCol w:w="1980"/>
-        <w:gridCol w:w="1980"/>
+        <w:gridCol w:w="2640"/>
+        <w:gridCol w:w="1440"/>
+        <w:gridCol w:w="1920"/>
+        <w:gridCol w:w="1920"/>
       </w:tblGrid>
       <w:tr>
         <w:trPr>
@@ -6861,7 +6864,7 @@
               <w:jc w:val="left"/>
             </w:pPr>
             <w:r>
-              <w:t xml:space="preserve">Disponibilidad GSM-R</w:t>
+              <w:t xml:space="preserve">Disponibilidad RED TETRA (Misión Crítica)</w:t>
             </w:r>
           </w:p>
         </w:tc>

--- a/X_ENTREGABLES_CONSOLIDADOS/8_DOCUMENTOS_SERVIDOS/WORD/SISTEMA_02_Telecomunicaciones_EJECUTIVO.docx
+++ b/X_ENTREGABLES_CONSOLIDADOS/8_DOCUMENTOS_SERVIDOS/WORD/SISTEMA_02_Telecomunicaciones_EJECUTIVO.docx
@@ -2584,13 +2584,14 @@
     <w:tbl>
       <w:tblPr>
         <w:tblStyle w:val="Table"/>
-        <w:tblW w:type="auto" w:w="0"/>
+        <w:tblW w:type="pct" w:w="5000"/>
+        <w:tblLayout w:type="fixed"/>
         <w:tblLook w:firstRow="1" w:lastRow="0" w:firstColumn="0" w:lastColumn="0" w:noHBand="0" w:noVBand="0" w:val="0020"/>
       </w:tblPr>
       <w:tblGrid>
-        <w:gridCol w:w="2640"/>
-        <w:gridCol w:w="2640"/>
-        <w:gridCol w:w="2640"/>
+        <w:gridCol w:w="2292"/>
+        <w:gridCol w:w="1458"/>
+        <w:gridCol w:w="4168"/>
       </w:tblGrid>
       <w:tr>
         <w:trPr>
@@ -2666,7 +2667,7 @@
               <w:jc w:val="left"/>
             </w:pPr>
             <w:r>
-              <w:t xml:space="preserve">UIC 920-2</w:t>
+              <w:t xml:space="preserve">FRA/AREMA 920-2</w:t>
             </w:r>
           </w:p>
         </w:tc>
@@ -2704,7 +2705,7 @@
               <w:jc w:val="left"/>
             </w:pPr>
             <w:r>
-              <w:t xml:space="preserve">UIC 920-2</w:t>
+              <w:t xml:space="preserve">FRA/AREMA 920-2</w:t>
             </w:r>
           </w:p>
         </w:tc>
@@ -2856,7 +2857,7 @@
               <w:jc w:val="left"/>
             </w:pPr>
             <w:r>
-              <w:t xml:space="preserve">UIC 920-2</w:t>
+              <w:t xml:space="preserve">FRA/AREMA 920-2</w:t>
             </w:r>
           </w:p>
         </w:tc>

--- a/X_ENTREGABLES_CONSOLIDADOS/8_DOCUMENTOS_SERVIDOS/WORD/SISTEMA_02_Telecomunicaciones_EJECUTIVO.docx
+++ b/X_ENTREGABLES_CONSOLIDADOS/8_DOCUMENTOS_SERVIDOS/WORD/SISTEMA_02_Telecomunicaciones_EJECUTIVO.docx
@@ -28,7 +28,7 @@
         </w:p>
       </w:sdtContent>
     </w:sdt>
-    <w:bookmarkStart w:id="69" w:name="sistema-02-telecomunicaciones"/>
+    <w:bookmarkStart w:id="58" w:name="sistema-02-telecomunicaciones"/>
     <w:p>
       <w:pPr>
         <w:pStyle w:val="Heading1"/>
@@ -37,7 +37,7 @@
         <w:t xml:space="preserve">SISTEMA 02: TELECOMUNICACIONES</w:t>
       </w:r>
     </w:p>
-    <w:bookmarkStart w:id="20" w:name="documento-ejecutivo-de-ingeniería"/>
+    <w:bookmarkStart w:id="9" w:name="documento-ejecutivo-de-ingeniería"/>
     <w:p>
       <w:pPr>
         <w:pStyle w:val="Heading2"/>
@@ -53,8 +53,8 @@
         </w:pict>
       </w:r>
     </w:p>
-    <w:bookmarkEnd w:id="20"/>
-    <w:bookmarkStart w:id="24" w:name="resumen-ejecutivo"/>
+    <w:bookmarkEnd w:id="9"/>
+    <w:bookmarkStart w:id="13" w:name="resumen-ejecutivo"/>
     <w:p>
       <w:pPr>
         <w:pStyle w:val="Heading2"/>
@@ -63,7 +63,7 @@
         <w:t xml:space="preserve">📊 RESUMEN EJECUTIVO</w:t>
       </w:r>
     </w:p>
-    <w:bookmarkStart w:id="21" w:name="qué-es-este-sistema-y-por-qué-importa"/>
+    <w:bookmarkStart w:id="10" w:name="qué-es-este-sistema-y-por-qué-importa"/>
     <w:p>
       <w:pPr>
         <w:pStyle w:val="Heading3"/>
@@ -108,8 +108,8 @@
         <w:t xml:space="preserve">del ferrocarril, conectando todos los componentes críticos para garantizar que los trenes operen de manera coordinada y segura.</w:t>
       </w:r>
     </w:p>
-    <w:bookmarkEnd w:id="21"/>
-    <w:bookmarkStart w:id="22" w:name="X7c83a38cc8f42be1526a62fa09e05463bbe3395"/>
+    <w:bookmarkEnd w:id="10"/>
+    <w:bookmarkStart w:id="11" w:name="X7c83a38cc8f42be1526a62fa09e05463bbe3395"/>
     <w:p>
       <w:pPr>
         <w:pStyle w:val="Heading3"/>
@@ -159,7 +159,7 @@
         <w:t xml:space="preserve"> </w:t>
       </w:r>
       <w:r>
-        <w:t xml:space="preserve">Justificado por radio de cobertura de 15 km por estación con 20% solapamiento sobre corredor de 594 km</w:t>
+        <w:t xml:space="preserve">Justificado por radio de cobertura de 15 km por estación con 20% solapamiento sobre corredor de 526 km</w:t>
       </w:r>
     </w:p>
     <w:p>
@@ -175,7 +175,7 @@
           <w:b/>
           <w:bCs/>
         </w:rPr>
-        <w:t xml:space="preserve">594 km fibra óptica:</w:t>
+        <w:t xml:space="preserve">526 km fibra óptica:</w:t>
       </w:r>
       <w:r>
         <w:t xml:space="preserve"> </w:t>
@@ -250,8 +250,8 @@
         <w:t xml:space="preserve">99.5% TETRA, 99.95% RED TETRA (Misión Crítica) (según estándares EN 50126)</w:t>
       </w:r>
     </w:p>
-    <w:bookmarkEnd w:id="22"/>
-    <w:bookmarkStart w:id="23" w:name="hitos-críticos"/>
+    <w:bookmarkEnd w:id="11"/>
+    <w:bookmarkStart w:id="12" w:name="hitos-críticos"/>
     <w:p>
       <w:pPr>
         <w:pStyle w:val="Heading3"/>
@@ -472,9 +472,9 @@
         </w:pict>
       </w:r>
     </w:p>
-    <w:bookmarkEnd w:id="23"/>
-    <w:bookmarkEnd w:id="24"/>
-    <w:bookmarkStart w:id="30" w:name="X16ad1bf8fd3c72f4f9f37ec0fde01a31e7fb65a"/>
+    <w:bookmarkEnd w:id="12"/>
+    <w:bookmarkEnd w:id="13"/>
+    <w:bookmarkStart w:id="19" w:name="X16ad1bf8fd3c72f4f9f37ec0fde01a31e7fb65a"/>
     <w:p>
       <w:pPr>
         <w:pStyle w:val="Heading2"/>
@@ -483,7 +483,7 @@
         <w:t xml:space="preserve">🔍 CRITERIOS DE DISEÑO Y JUSTIFICACIONES TÉCNICAS</w:t>
       </w:r>
     </w:p>
-    <w:bookmarkStart w:id="25" w:name="X03f9da18d007d39aab7ed2be608c6662a819775"/>
+    <w:bookmarkStart w:id="14" w:name="X03f9da18d007d39aab7ed2be608c6662a819775"/>
     <w:p>
       <w:pPr>
         <w:pStyle w:val="Heading3"/>
@@ -589,7 +589,7 @@
         <w:t xml:space="preserve"> </w:t>
       </w:r>
       <w:r>
-        <w:t xml:space="preserve">594 km</w:t>
+        <w:t xml:space="preserve">526 km</w:t>
       </w:r>
       <w:r>
         <w:t xml:space="preserve"> </w:t>
@@ -611,7 +611,7 @@
         <w:t xml:space="preserve"> </w:t>
       </w:r>
       <w:r>
-        <w:t xml:space="preserve">594 km ÷ 12 km/estación = 49.5 ≈</w:t>
+        <w:t xml:space="preserve">526 km ÷ 12 km/estación = 49.5 ≈</w:t>
       </w:r>
       <w:r>
         <w:t xml:space="preserve"> </w:t>
@@ -730,14 +730,14 @@
         <w:t xml:space="preserve">TETRA + RED TETRA (Misión Crítica) en la misma torre</w:t>
       </w:r>
     </w:p>
-    <w:bookmarkEnd w:id="25"/>
-    <w:bookmarkStart w:id="26" w:name="por-qué-594-km-de-fibra-óptica"/>
+    <w:bookmarkEnd w:id="14"/>
+    <w:bookmarkStart w:id="15" w:name="por-qué-526-km-de-fibra-óptica"/>
     <w:p>
       <w:pPr>
         <w:pStyle w:val="Heading3"/>
       </w:pPr>
       <w:r>
-        <w:t xml:space="preserve">¿Por qué 594 km de fibra óptica?</w:t>
+        <w:t xml:space="preserve">¿Por qué 526 km de fibra óptica?</w:t>
       </w:r>
     </w:p>
     <w:p>
@@ -837,7 +837,7 @@
         <w:t xml:space="preserve"> </w:t>
       </w:r>
       <w:r>
-        <w:t xml:space="preserve">594 km (rollos comerciales de 4 km)</w:t>
+        <w:t xml:space="preserve">526 km (rollos comerciales de 4 km)</w:t>
       </w:r>
       <w:r>
         <w:t xml:space="preserve"> </w:t>
@@ -951,8 +951,8 @@
         <w:t xml:space="preserve">(eso duplicaría a 1,188 km). Es corredor simple + 10% reserva técnica + stock en ítems separados.</w:t>
       </w:r>
     </w:p>
-    <w:bookmarkEnd w:id="26"/>
-    <w:bookmarkStart w:id="27" w:name="por-qué-2068-cajas-de-empalme"/>
+    <w:bookmarkEnd w:id="15"/>
+    <w:bookmarkStart w:id="16" w:name="por-qué-2068-cajas-de-empalme"/>
     <w:p>
       <w:pPr>
         <w:pStyle w:val="Heading3"/>
@@ -1071,8 +1071,8 @@
         <w:t xml:space="preserve">2,068 cajas</w:t>
       </w:r>
     </w:p>
-    <w:bookmarkEnd w:id="27"/>
-    <w:bookmarkStart w:id="28" w:name="por-qué-altura-de-torres-de-40m"/>
+    <w:bookmarkEnd w:id="16"/>
+    <w:bookmarkStart w:id="17" w:name="por-qué-altura-de-torres-de-40m"/>
     <w:p>
       <w:pPr>
         <w:pStyle w:val="Heading3"/>
@@ -1181,8 +1181,8 @@
         <w:t xml:space="preserve">Balance entre cobertura y costo de estructura</w:t>
       </w:r>
     </w:p>
-    <w:bookmarkEnd w:id="28"/>
-    <w:bookmarkStart w:id="29" w:name="Xfd9069d5afc058e91545c01bdfa7026d3e19e5f"/>
+    <w:bookmarkEnd w:id="17"/>
+    <w:bookmarkStart w:id="18" w:name="Xfd9069d5afc058e91545c01bdfa7026d3e19e5f"/>
     <w:p>
       <w:pPr>
         <w:pStyle w:val="Heading3"/>
@@ -1350,7 +1350,7 @@
         <w:t xml:space="preserve"> </w:t>
       </w:r>
       <w:r>
-        <w:t xml:space="preserve">Especializado en datos críticos (ATP, CTC, sistemas de seguridad)</w:t>
+        <w:t xml:space="preserve">Especializado en datos críticos (PTC, CTC, sistemas de seguridad)</w:t>
       </w:r>
       <w:r>
         <w:t xml:space="preserve"> </w:t>
@@ -1404,9 +1404,9 @@
         </w:pict>
       </w:r>
     </w:p>
-    <w:bookmarkEnd w:id="29"/>
-    <w:bookmarkEnd w:id="30"/>
-    <w:bookmarkStart w:id="34" w:name="función-y-propósito-del-sistema"/>
+    <w:bookmarkEnd w:id="18"/>
+    <w:bookmarkEnd w:id="19"/>
+    <w:bookmarkStart w:id="23" w:name="función-y-propósito-del-sistema"/>
     <w:p>
       <w:pPr>
         <w:pStyle w:val="Heading2"/>
@@ -1415,7 +1415,7 @@
         <w:t xml:space="preserve">🎯 FUNCIÓN Y PROPÓSITO DEL SISTEMA</w:t>
       </w:r>
     </w:p>
-    <w:bookmarkStart w:id="31" w:name="qué-hace-este-sistema"/>
+    <w:bookmarkStart w:id="20" w:name="qué-hace-este-sistema"/>
     <w:p>
       <w:pPr>
         <w:pStyle w:val="Heading3"/>
@@ -1536,8 +1536,8 @@
         <w:t xml:space="preserve">(ANE, FENOCO)</w:t>
       </w:r>
     </w:p>
-    <w:bookmarkEnd w:id="31"/>
-    <w:bookmarkStart w:id="32" w:name="por-qué-lo-necesitamos"/>
+    <w:bookmarkEnd w:id="20"/>
+    <w:bookmarkStart w:id="21" w:name="por-qué-lo-necesitamos"/>
     <w:p>
       <w:pPr>
         <w:pStyle w:val="Heading3"/>
@@ -1634,8 +1634,8 @@
         <w:t xml:space="preserve">Múltiples canales de comunicación para confiabilidad</w:t>
       </w:r>
     </w:p>
-    <w:bookmarkEnd w:id="32"/>
-    <w:bookmarkStart w:id="33" w:name="cómo-se-integra-con-otros-sistemas"/>
+    <w:bookmarkEnd w:id="21"/>
+    <w:bookmarkStart w:id="22" w:name="cómo-se-integra-con-otros-sistemas"/>
     <w:p>
       <w:pPr>
         <w:pStyle w:val="Heading3"/>
@@ -1698,9 +1698,9 @@
         </w:pict>
       </w:r>
     </w:p>
-    <w:bookmarkEnd w:id="33"/>
-    <w:bookmarkEnd w:id="34"/>
-    <w:bookmarkStart w:id="39" w:name="componentes-principales"/>
+    <w:bookmarkEnd w:id="22"/>
+    <w:bookmarkEnd w:id="23"/>
+    <w:bookmarkStart w:id="28" w:name="componentes-principales"/>
     <w:p>
       <w:pPr>
         <w:pStyle w:val="Heading2"/>
@@ -1709,7 +1709,7 @@
         <w:t xml:space="preserve">🏗️ COMPONENTES PRINCIPALES</w:t>
       </w:r>
     </w:p>
-    <w:bookmarkStart w:id="36" w:name="sistema-tetra---radio-digital-principal"/>
+    <w:bookmarkStart w:id="25" w:name="sistema-tetra---radio-digital-principal"/>
     <w:p>
       <w:pPr>
         <w:pStyle w:val="Heading3"/>
@@ -1802,7 +1802,7 @@
         <w:t xml:space="preserve">🟢 En cronograma</w:t>
       </w:r>
     </w:p>
-    <w:bookmarkStart w:id="35" w:name="Xea3129e6abd2f84dcad12c321f2ed5ff0b1a5fe"/>
+    <w:bookmarkStart w:id="24" w:name="Xea3129e6abd2f84dcad12c321f2ed5ff0b1a5fe"/>
     <w:p>
       <w:pPr>
         <w:pStyle w:val="Heading4"/>
@@ -2365,9 +2365,9 @@
         </w:pict>
       </w:r>
     </w:p>
-    <w:bookmarkEnd w:id="35"/>
-    <w:bookmarkEnd w:id="36"/>
-    <w:bookmarkStart w:id="37" w:name="X42d063b1b32b3a1a4fcc673c53d21179db224bc"/>
+    <w:bookmarkEnd w:id="24"/>
+    <w:bookmarkEnd w:id="25"/>
+    <w:bookmarkStart w:id="26" w:name="X42d063b1b32b3a1a4fcc673c53d21179db224bc"/>
     <w:p>
       <w:pPr>
         <w:pStyle w:val="Heading3"/>
@@ -2460,8 +2460,8 @@
         <w:t xml:space="preserve">🟢 En cronograma</w:t>
       </w:r>
     </w:p>
-    <w:bookmarkEnd w:id="37"/>
-    <w:bookmarkStart w:id="38" w:name="X40044e6dd3e2f901eee2b2cdad3bcfd3e5eeb43"/>
+    <w:bookmarkEnd w:id="26"/>
+    <w:bookmarkStart w:id="27" w:name="X40044e6dd3e2f901eee2b2cdad3bcfd3e5eeb43"/>
     <w:p>
       <w:pPr>
         <w:pStyle w:val="Heading3"/>
@@ -2515,7 +2515,7 @@
         <w:t xml:space="preserve"> </w:t>
       </w:r>
       <w:r>
-        <w:t xml:space="preserve">| Cable de fibra óptica | 594 km | A lo largo del corredor | ⏳ En instalación |</w:t>
+        <w:t xml:space="preserve">| Cable de fibra óptica | 526 km | A lo largo del corredor | ⏳ En instalación |</w:t>
       </w:r>
       <w:r>
         <w:t xml:space="preserve"> </w:t>
@@ -2561,9 +2561,9 @@
         </w:pict>
       </w:r>
     </w:p>
-    <w:bookmarkEnd w:id="38"/>
-    <w:bookmarkEnd w:id="39"/>
-    <w:bookmarkStart w:id="42" w:name="especificaciones-técnicas-clave"/>
+    <w:bookmarkEnd w:id="27"/>
+    <w:bookmarkEnd w:id="28"/>
+    <w:bookmarkStart w:id="31" w:name="especificaciones-técnicas-clave"/>
     <w:p>
       <w:pPr>
         <w:pStyle w:val="Heading2"/>
@@ -2572,7 +2572,7 @@
         <w:t xml:space="preserve">📐 ESPECIFICACIONES TÉCNICAS CLAVE</w:t>
       </w:r>
     </w:p>
-    <w:bookmarkStart w:id="40" w:name="tabla-consolidada-de-especificaciones"/>
+    <w:bookmarkStart w:id="29" w:name="tabla-consolidada-de-especificaciones"/>
     <w:p>
       <w:pPr>
         <w:pStyle w:val="Heading3"/>
@@ -2901,8 +2901,8 @@
         </w:tc>
       </w:tr>
     </w:tbl>
-    <w:bookmarkEnd w:id="40"/>
-    <w:bookmarkStart w:id="41" w:name="criterios-de-aceptación"/>
+    <w:bookmarkEnd w:id="29"/>
+    <w:bookmarkStart w:id="30" w:name="criterios-de-aceptación"/>
     <w:p>
       <w:pPr>
         <w:pStyle w:val="Heading3"/>
@@ -2978,9 +2978,9 @@
         </w:pict>
       </w:r>
     </w:p>
-    <w:bookmarkEnd w:id="41"/>
-    <w:bookmarkEnd w:id="42"/>
-    <w:bookmarkStart w:id="47" w:name="ubicación-y-despliegue"/>
+    <w:bookmarkEnd w:id="30"/>
+    <w:bookmarkEnd w:id="31"/>
+    <w:bookmarkStart w:id="36" w:name="ubicación-y-despliegue"/>
     <w:p>
       <w:pPr>
         <w:pStyle w:val="Heading2"/>
@@ -2989,7 +2989,7 @@
         <w:t xml:space="preserve">📍 UBICACIÓN Y DESPLIEGUE</w:t>
       </w:r>
     </w:p>
-    <w:bookmarkStart w:id="43" w:name="mapa-de-despliegue"/>
+    <w:bookmarkStart w:id="32" w:name="mapa-de-despliegue"/>
     <w:p>
       <w:pPr>
         <w:pStyle w:val="Heading3"/>
@@ -3006,8 +3006,8 @@
         <w:t xml:space="preserve">Las 37 estaciones de telecomunicaciones están ubicadas estratégicamente a lo largo del corredor La Dorada-Chiriguaná, con una separación promedio de 16 km entre estaciones para garantizar cobertura continua.</w:t>
       </w:r>
     </w:p>
-    <w:bookmarkEnd w:id="43"/>
-    <w:bookmarkStart w:id="44" w:name="Xb8d9136679de7e88f5fcff61daf9437fc1ce24c"/>
+    <w:bookmarkEnd w:id="32"/>
+    <w:bookmarkStart w:id="33" w:name="Xb8d9136679de7e88f5fcff61daf9437fc1ce24c"/>
     <w:p>
       <w:pPr>
         <w:pStyle w:val="Heading3"/>
@@ -3811,8 +3811,8 @@
         </w:tc>
       </w:tr>
     </w:tbl>
-    <w:bookmarkEnd w:id="44"/>
-    <w:bookmarkStart w:id="45" w:name="requerimientos-eléctricos-por-estación"/>
+    <w:bookmarkEnd w:id="33"/>
+    <w:bookmarkStart w:id="34" w:name="requerimientos-eléctricos-por-estación"/>
     <w:p>
       <w:pPr>
         <w:pStyle w:val="Heading3"/>
@@ -4224,8 +4224,8 @@
         </w:tc>
       </w:tr>
     </w:tbl>
-    <w:bookmarkEnd w:id="45"/>
-    <w:bookmarkStart w:id="46" w:name="alimentación-eléctrica-total"/>
+    <w:bookmarkEnd w:id="34"/>
+    <w:bookmarkStart w:id="35" w:name="alimentación-eléctrica-total"/>
     <w:p>
       <w:pPr>
         <w:pStyle w:val="Heading3"/>
@@ -4361,9 +4361,9 @@
         </w:pict>
       </w:r>
     </w:p>
-    <w:bookmarkEnd w:id="46"/>
-    <w:bookmarkEnd w:id="47"/>
-    <w:bookmarkStart w:id="51" w:name="operación-y-mantenimiento"/>
+    <w:bookmarkEnd w:id="35"/>
+    <w:bookmarkEnd w:id="36"/>
+    <w:bookmarkStart w:id="40" w:name="operación-y-mantenimiento"/>
     <w:p>
       <w:pPr>
         <w:pStyle w:val="Heading2"/>
@@ -4372,7 +4372,7 @@
         <w:t xml:space="preserve">⚙️ OPERACIÓN Y MANTENIMIENTO</w:t>
       </w:r>
     </w:p>
-    <w:bookmarkStart w:id="48" w:name="operación-normal"/>
+    <w:bookmarkStart w:id="37" w:name="operación-normal"/>
     <w:p>
       <w:pPr>
         <w:pStyle w:val="Heading3"/>
@@ -4389,8 +4389,8 @@
         <w:t xml:space="preserve">El sistema opera 24/7 proporcionando comunicación continua entre el Centro de Control y todas las locomotoras, con monitoreo automático de la calidad de señal y disponibilidad.</w:t>
       </w:r>
     </w:p>
-    <w:bookmarkEnd w:id="48"/>
-    <w:bookmarkStart w:id="49" w:name="mantenimiento-preventivo"/>
+    <w:bookmarkEnd w:id="37"/>
+    <w:bookmarkStart w:id="38" w:name="mantenimiento-preventivo"/>
     <w:p>
       <w:pPr>
         <w:pStyle w:val="Heading3"/>
@@ -4487,8 +4487,8 @@
         <w:t xml:space="preserve">Mantenimiento mayor de equipos y actualización de software</w:t>
       </w:r>
     </w:p>
-    <w:bookmarkEnd w:id="49"/>
-    <w:bookmarkStart w:id="50" w:name="respuesta-a-fallas"/>
+    <w:bookmarkEnd w:id="38"/>
+    <w:bookmarkStart w:id="39" w:name="respuesta-a-fallas"/>
     <w:p>
       <w:pPr>
         <w:pStyle w:val="Heading3"/>
@@ -4614,9 +4614,9 @@
         </w:pict>
       </w:r>
     </w:p>
-    <w:bookmarkEnd w:id="50"/>
-    <w:bookmarkEnd w:id="51"/>
-    <w:bookmarkStart w:id="54" w:name="interfaces-con-otros-sistemas"/>
+    <w:bookmarkEnd w:id="39"/>
+    <w:bookmarkEnd w:id="40"/>
+    <w:bookmarkStart w:id="43" w:name="interfaces-con-otros-sistemas"/>
     <w:p>
       <w:pPr>
         <w:pStyle w:val="Heading2"/>
@@ -4625,7 +4625,7 @@
         <w:t xml:space="preserve">🔗 INTERFACES CON OTROS SISTEMAS</w:t>
       </w:r>
     </w:p>
-    <w:bookmarkStart w:id="52" w:name="diagrama-de-interfaces"/>
+    <w:bookmarkStart w:id="41" w:name="diagrama-de-interfaces"/>
     <w:p>
       <w:pPr>
         <w:pStyle w:val="Heading3"/>
@@ -4681,8 +4681,8 @@
         <w:t xml:space="preserve">[Monitoreo] ←→ [Telecomunicaciones] ←→ [Seguridad]</w:t>
       </w:r>
     </w:p>
-    <w:bookmarkEnd w:id="52"/>
-    <w:bookmarkStart w:id="53" w:name="tabla-de-interfaces-críticas"/>
+    <w:bookmarkEnd w:id="41"/>
+    <w:bookmarkStart w:id="42" w:name="tabla-de-interfaces-críticas"/>
     <w:p>
       <w:pPr>
         <w:pStyle w:val="Heading3"/>
@@ -4965,9 +4965,9 @@
         </w:pict>
       </w:r>
     </w:p>
-    <w:bookmarkEnd w:id="53"/>
-    <w:bookmarkEnd w:id="54"/>
-    <w:bookmarkStart w:id="58" w:name="supuestos-técnicos-y-limitaciones"/>
+    <w:bookmarkEnd w:id="42"/>
+    <w:bookmarkEnd w:id="43"/>
+    <w:bookmarkStart w:id="47" w:name="supuestos-técnicos-y-limitaciones"/>
     <w:p>
       <w:pPr>
         <w:pStyle w:val="Heading2"/>
@@ -4976,7 +4976,7 @@
         <w:t xml:space="preserve">📋 SUPUESTOS TÉCNICOS Y LIMITACIONES</w:t>
       </w:r>
     </w:p>
-    <w:bookmarkStart w:id="55" w:name="supuestos-críticos-del-diseño"/>
+    <w:bookmarkStart w:id="44" w:name="supuestos-críticos-del-diseño"/>
     <w:p>
       <w:pPr>
         <w:pStyle w:val="Heading3"/>
@@ -5376,8 +5376,8 @@
         </w:tc>
       </w:tr>
     </w:tbl>
-    <w:bookmarkEnd w:id="55"/>
-    <w:bookmarkStart w:id="56" w:name="limitaciones-del-diseño"/>
+    <w:bookmarkEnd w:id="44"/>
+    <w:bookmarkStart w:id="45" w:name="limitaciones-del-diseño"/>
     <w:p>
       <w:pPr>
         <w:pStyle w:val="Heading3"/>
@@ -5496,8 +5496,8 @@
         <w:t xml:space="preserve">Acceso limitado en zonas de difícil acceso</w:t>
       </w:r>
     </w:p>
-    <w:bookmarkEnd w:id="56"/>
-    <w:bookmarkStart w:id="57" w:name="dependencias-críticas"/>
+    <w:bookmarkEnd w:id="45"/>
+    <w:bookmarkStart w:id="46" w:name="dependencias-críticas"/>
     <w:p>
       <w:pPr>
         <w:pStyle w:val="Heading3"/>
@@ -5623,9 +5623,9 @@
         </w:pict>
       </w:r>
     </w:p>
-    <w:bookmarkEnd w:id="57"/>
-    <w:bookmarkEnd w:id="58"/>
-    <w:bookmarkStart w:id="59" w:name="riesgos-y-mitigaciones"/>
+    <w:bookmarkEnd w:id="46"/>
+    <w:bookmarkEnd w:id="47"/>
+    <w:bookmarkStart w:id="48" w:name="riesgos-y-mitigaciones"/>
     <w:p>
       <w:pPr>
         <w:pStyle w:val="Heading2"/>
@@ -5969,8 +5969,8 @@
         </w:pict>
       </w:r>
     </w:p>
-    <w:bookmarkEnd w:id="59"/>
-    <w:bookmarkStart w:id="62" w:name="cumplimiento-contractual"/>
+    <w:bookmarkEnd w:id="48"/>
+    <w:bookmarkStart w:id="51" w:name="cumplimiento-contractual"/>
     <w:p>
       <w:pPr>
         <w:pStyle w:val="Heading2"/>
@@ -5979,7 +5979,7 @@
         <w:t xml:space="preserve">📋 CUMPLIMIENTO CONTRACTUAL</w:t>
       </w:r>
     </w:p>
-    <w:bookmarkStart w:id="60" w:name="obligaciones-clave-del-contrato"/>
+    <w:bookmarkStart w:id="49" w:name="obligaciones-clave-del-contrato"/>
     <w:p>
       <w:pPr>
         <w:pStyle w:val="Heading3"/>
@@ -6128,8 +6128,8 @@
         <w:t xml:space="preserve">Procedimientos operacionales integrados - Pendiente</w:t>
       </w:r>
     </w:p>
-    <w:bookmarkEnd w:id="60"/>
-    <w:bookmarkStart w:id="61" w:name="referencias-contractuales"/>
+    <w:bookmarkEnd w:id="49"/>
+    <w:bookmarkStart w:id="50" w:name="referencias-contractuales"/>
     <w:p>
       <w:pPr>
         <w:pStyle w:val="Heading3"/>
@@ -6233,9 +6233,9 @@
         </w:pict>
       </w:r>
     </w:p>
-    <w:bookmarkEnd w:id="61"/>
-    <w:bookmarkEnd w:id="62"/>
-    <w:bookmarkStart w:id="65" w:name="documentación-de-soporte"/>
+    <w:bookmarkEnd w:id="50"/>
+    <w:bookmarkEnd w:id="51"/>
+    <w:bookmarkStart w:id="54" w:name="documentación-de-soporte"/>
     <w:p>
       <w:pPr>
         <w:pStyle w:val="Heading2"/>
@@ -6244,7 +6244,7 @@
         <w:t xml:space="preserve">📚 DOCUMENTACIÓN DE SOPORTE</w:t>
       </w:r>
     </w:p>
-    <w:bookmarkStart w:id="63" w:name="documentos-técnicos-disponibles"/>
+    <w:bookmarkStart w:id="52" w:name="documentos-técnicos-disponibles"/>
     <w:p>
       <w:pPr>
         <w:pStyle w:val="Heading3"/>
@@ -6520,8 +6520,8 @@
         </w:tc>
       </w:tr>
     </w:tbl>
-    <w:bookmarkEnd w:id="63"/>
-    <w:bookmarkStart w:id="64" w:name="para-más-información-técnica"/>
+    <w:bookmarkEnd w:id="52"/>
+    <w:bookmarkStart w:id="53" w:name="para-más-información-técnica"/>
     <w:p>
       <w:pPr>
         <w:pStyle w:val="Heading3"/>
@@ -6545,9 +6545,9 @@
         </w:pict>
       </w:r>
     </w:p>
-    <w:bookmarkEnd w:id="64"/>
-    <w:bookmarkEnd w:id="65"/>
-    <w:bookmarkStart w:id="66" w:name="contactos-y-responsables"/>
+    <w:bookmarkEnd w:id="53"/>
+    <w:bookmarkEnd w:id="54"/>
+    <w:bookmarkStart w:id="55" w:name="contactos-y-responsables"/>
     <w:p>
       <w:pPr>
         <w:pStyle w:val="Heading2"/>
@@ -6730,8 +6730,8 @@
         </w:pict>
       </w:r>
     </w:p>
-    <w:bookmarkEnd w:id="66"/>
-    <w:bookmarkStart w:id="67" w:name="indicadores-de-desempeño-kpis"/>
+    <w:bookmarkEnd w:id="55"/>
+    <w:bookmarkStart w:id="56" w:name="indicadores-de-desempeño-kpis"/>
     <w:p>
       <w:pPr>
         <w:pStyle w:val="Heading2"/>
@@ -7064,8 +7064,8 @@
         </w:pict>
       </w:r>
     </w:p>
-    <w:bookmarkEnd w:id="67"/>
-    <w:bookmarkStart w:id="68" w:name="control-de-versiones"/>
+    <w:bookmarkEnd w:id="56"/>
+    <w:bookmarkStart w:id="57" w:name="control-de-versiones"/>
     <w:p>
       <w:pPr>
         <w:pStyle w:val="Heading2"/>
@@ -7264,8 +7264,8 @@
         <w:t xml:space="preserve">SISTEMA_02_Telecomunicaciones_Master.md v1.0</w:t>
       </w:r>
     </w:p>
-    <w:bookmarkEnd w:id="68"/>
-    <w:bookmarkEnd w:id="69"/>
+    <w:bookmarkEnd w:id="57"/>
+    <w:bookmarkEnd w:id="58"/>
     <w:sectPr>
       <w:footnotePr>
         <w:numRestart w:val="eachSect"/>
@@ -7632,10 +7632,10 @@
   <w:docDefaults>
     <w:rPrDefault>
       <w:rPr>
-        <w:rFonts w:asciiTheme="minorHAnsi" w:cstheme="minorBidi" w:eastAsiaTheme="minorHAnsi" w:hAnsiTheme="minorHAnsi"/>
+        <w:rFonts w:asciiTheme="minorHAnsi" w:cstheme="minorBidi" w:eastAsiaTheme="minorEastAsia" w:hAnsiTheme="minorHAnsi"/>
         <w:sz w:val="24"/>
         <w:szCs w:val="24"/>
-        <w:lang w:bidi="ar-SA" w:eastAsia="en-US" w:val="en-US"/>
+        <w:lang w:bidi="ar-SA" w:eastAsia="zh-CN" w:val="en-US"/>
       </w:rPr>
     </w:rPrDefault>
     <w:pPrDefault>
@@ -7687,8 +7687,6 @@
     </w:pPr>
     <w:rPr>
       <w:rFonts w:asciiTheme="majorHAnsi" w:cstheme="majorBidi" w:eastAsiaTheme="majorEastAsia" w:hAnsiTheme="majorHAnsi"/>
-      <w:spacing w:val="-10"/>
-      <w:kern w:val="28"/>
       <w:sz w:val="56"/>
       <w:szCs w:val="56"/>
     </w:rPr>
@@ -7701,8 +7699,6 @@
     <w:rsid w:val="00A10FD9"/>
     <w:rPr>
       <w:rFonts w:asciiTheme="majorHAnsi" w:cstheme="majorBidi" w:eastAsiaTheme="majorEastAsia" w:hAnsiTheme="majorHAnsi"/>
-      <w:spacing w:val="-10"/>
-      <w:kern w:val="28"/>
       <w:sz w:val="56"/>
       <w:szCs w:val="56"/>
     </w:rPr>
@@ -7743,23 +7739,31 @@
   </w:style>
   <w:style w:customStyle="1" w:styleId="Author" w:type="paragraph">
     <w:name w:val="Author"/>
+    <w:basedOn w:val="Title"/>
     <w:next w:val="BodyText"/>
     <w:qFormat/>
     <w:pPr>
       <w:keepNext/>
       <w:keepLines/>
-      <w:jc w:val="center"/>
     </w:pPr>
+    <w:rPr>
+      <w:sz w:val="24"/>
+      <w:szCs w:val="24"/>
+    </w:rPr>
   </w:style>
   <w:style w:styleId="Date" w:type="paragraph">
     <w:name w:val="Date"/>
+    <w:basedOn w:val="Title"/>
     <w:next w:val="BodyText"/>
     <w:qFormat/>
     <w:pPr>
       <w:keepNext/>
       <w:keepLines/>
-      <w:jc w:val="center"/>
     </w:pPr>
+    <w:rPr>
+      <w:sz w:val="24"/>
+      <w:szCs w:val="24"/>
+    </w:rPr>
   </w:style>
   <w:style w:customStyle="1" w:styleId="AbstractTitle" w:type="paragraph">
     <w:name w:val="Abstract Title"/>
@@ -8172,13 +8176,6 @@
       </w:tblCellMar>
     </w:tblPr>
     <w:tblStylePr w:type="firstRow">
-      <w:tblPr>
-        <w:jc w:val="left"/>
-        <w:tblInd w:type="dxa" w:w="0"/>
-      </w:tblPr>
-      <w:trPr>
-        <w:jc w:val="left"/>
-      </w:trPr>
       <w:tcPr>
         <w:tcBorders>
           <w:bottom w:val="single"/>

--- a/X_ENTREGABLES_CONSOLIDADOS/8_DOCUMENTOS_SERVIDOS/WORD/SISTEMA_02_Telecomunicaciones_EJECUTIVO.docx
+++ b/X_ENTREGABLES_CONSOLIDADOS/8_DOCUMENTOS_SERVIDOS/WORD/SISTEMA_02_Telecomunicaciones_EJECUTIVO.docx
@@ -28,7 +28,7 @@
         </w:p>
       </w:sdtContent>
     </w:sdt>
-    <w:bookmarkStart w:id="58" w:name="sistema-02-telecomunicaciones"/>
+    <w:bookmarkStart w:id="69" w:name="sistema-02-telecomunicaciones"/>
     <w:p>
       <w:pPr>
         <w:pStyle w:val="Heading1"/>
@@ -37,7 +37,7 @@
         <w:t xml:space="preserve">SISTEMA 02: TELECOMUNICACIONES</w:t>
       </w:r>
     </w:p>
-    <w:bookmarkStart w:id="9" w:name="documento-ejecutivo-de-ingeniería"/>
+    <w:bookmarkStart w:id="20" w:name="documento-ejecutivo-de-ingeniería"/>
     <w:p>
       <w:pPr>
         <w:pStyle w:val="Heading2"/>
@@ -53,8 +53,8 @@
         </w:pict>
       </w:r>
     </w:p>
-    <w:bookmarkEnd w:id="9"/>
-    <w:bookmarkStart w:id="13" w:name="resumen-ejecutivo"/>
+    <w:bookmarkEnd w:id="20"/>
+    <w:bookmarkStart w:id="24" w:name="resumen-ejecutivo"/>
     <w:p>
       <w:pPr>
         <w:pStyle w:val="Heading2"/>
@@ -63,7 +63,7 @@
         <w:t xml:space="preserve">📊 RESUMEN EJECUTIVO</w:t>
       </w:r>
     </w:p>
-    <w:bookmarkStart w:id="10" w:name="qué-es-este-sistema-y-por-qué-importa"/>
+    <w:bookmarkStart w:id="21" w:name="qué-es-este-sistema-y-por-qué-importa"/>
     <w:p>
       <w:pPr>
         <w:pStyle w:val="Heading3"/>
@@ -84,8 +84,8 @@
       </w:r>
       <w:r>
         <w:rPr>
-          <w:b/>
-          <w:bCs/>
+          <w:bCs/>
+          <w:b/>
         </w:rPr>
         <w:t xml:space="preserve">red de comunicación vital</w:t>
       </w:r>
@@ -99,7 +99,13 @@
         <w:t xml:space="preserve"> </w:t>
       </w:r>
       <w:r>
-        <w:t xml:space="preserve">“sistema nervioso”</w:t>
+        <w:t xml:space="preserve">“</w:t>
+      </w:r>
+      <w:r>
+        <w:t xml:space="preserve">sistema nervioso</w:t>
+      </w:r>
+      <w:r>
+        <w:t xml:space="preserve">”</w:t>
       </w:r>
       <w:r>
         <w:t xml:space="preserve"> </w:t>
@@ -108,8 +114,8 @@
         <w:t xml:space="preserve">del ferrocarril, conectando todos los componentes críticos para garantizar que los trenes operen de manera coordinada y segura.</w:t>
       </w:r>
     </w:p>
-    <w:bookmarkEnd w:id="10"/>
-    <w:bookmarkStart w:id="11" w:name="X7c83a38cc8f42be1526a62fa09e05463bbe3395"/>
+    <w:bookmarkEnd w:id="21"/>
+    <w:bookmarkStart w:id="22" w:name="X7c83a38cc8f42be1526a62fa09e05463bbe3395"/>
     <w:p>
       <w:pPr>
         <w:pStyle w:val="Heading3"/>
@@ -120,16 +126,16 @@
     </w:p>
     <w:p>
       <w:pPr>
-        <w:pStyle w:val="Compact"/>
         <w:numPr>
           <w:ilvl w:val="0"/>
           <w:numId w:val="1001"/>
         </w:numPr>
-      </w:pPr>
-      <w:r>
-        <w:rPr>
-          <w:b/>
-          <w:bCs/>
+        <w:pStyle w:val="Compact"/>
+      </w:pPr>
+      <w:r>
+        <w:rPr>
+          <w:bCs/>
+          <w:b/>
         </w:rPr>
         <w:t xml:space="preserve">Inversión estimada:</w:t>
       </w:r>
@@ -142,18 +148,18 @@
     </w:p>
     <w:p>
       <w:pPr>
-        <w:pStyle w:val="Compact"/>
         <w:numPr>
           <w:ilvl w:val="0"/>
           <w:numId w:val="1001"/>
         </w:numPr>
-      </w:pPr>
-      <w:r>
-        <w:rPr>
-          <w:b/>
-          <w:bCs/>
-        </w:rPr>
-        <w:t xml:space="preserve">37 estaciones TETRA/RED TETRA (Misión Crítica):</w:t>
+        <w:pStyle w:val="Compact"/>
+      </w:pPr>
+      <w:r>
+        <w:rPr>
+          <w:bCs/>
+          <w:b/>
+        </w:rPr>
+        <w:t xml:space="preserve">37 estaciones TETRA/Red Vital IP / TETRA:</w:t>
       </w:r>
       <w:r>
         <w:t xml:space="preserve"> </w:t>
@@ -164,16 +170,16 @@
     </w:p>
     <w:p>
       <w:pPr>
-        <w:pStyle w:val="Compact"/>
         <w:numPr>
           <w:ilvl w:val="0"/>
           <w:numId w:val="1001"/>
         </w:numPr>
-      </w:pPr>
-      <w:r>
-        <w:rPr>
-          <w:b/>
-          <w:bCs/>
+        <w:pStyle w:val="Compact"/>
+      </w:pPr>
+      <w:r>
+        <w:rPr>
+          <w:bCs/>
+          <w:b/>
         </w:rPr>
         <w:t xml:space="preserve">526 km fibra óptica:</w:t>
       </w:r>
@@ -186,16 +192,16 @@
     </w:p>
     <w:p>
       <w:pPr>
-        <w:pStyle w:val="Compact"/>
         <w:numPr>
           <w:ilvl w:val="0"/>
           <w:numId w:val="1001"/>
         </w:numPr>
-      </w:pPr>
-      <w:r>
-        <w:rPr>
-          <w:b/>
-          <w:bCs/>
+        <w:pStyle w:val="Compact"/>
+      </w:pPr>
+      <w:r>
+        <w:rPr>
+          <w:bCs/>
+          <w:b/>
         </w:rPr>
         <w:t xml:space="preserve">2,068 cajas de empalme:</w:t>
       </w:r>
@@ -208,16 +214,16 @@
     </w:p>
     <w:p>
       <w:pPr>
-        <w:pStyle w:val="Compact"/>
         <w:numPr>
           <w:ilvl w:val="0"/>
           <w:numId w:val="1001"/>
         </w:numPr>
-      </w:pPr>
-      <w:r>
-        <w:rPr>
-          <w:b/>
-          <w:bCs/>
+        <w:pStyle w:val="Compact"/>
+      </w:pPr>
+      <w:r>
+        <w:rPr>
+          <w:bCs/>
+          <w:b/>
         </w:rPr>
         <w:t xml:space="preserve">Cobertura:</w:t>
       </w:r>
@@ -225,21 +231,21 @@
         <w:t xml:space="preserve"> </w:t>
       </w:r>
       <w:r>
-        <w:t xml:space="preserve">100% del corredor garantizada por diseño</w:t>
-      </w:r>
-    </w:p>
-    <w:p>
-      <w:pPr>
-        <w:pStyle w:val="Compact"/>
+        <w:t xml:space="preserve">100% del corredor garantizada por diseno</w:t>
+      </w:r>
+    </w:p>
+    <w:p>
+      <w:pPr>
         <w:numPr>
           <w:ilvl w:val="0"/>
           <w:numId w:val="1001"/>
         </w:numPr>
-      </w:pPr>
-      <w:r>
-        <w:rPr>
-          <w:b/>
-          <w:bCs/>
+        <w:pStyle w:val="Compact"/>
+      </w:pPr>
+      <w:r>
+        <w:rPr>
+          <w:bCs/>
+          <w:b/>
         </w:rPr>
         <w:t xml:space="preserve">Disponibilidad requerida:</w:t>
       </w:r>
@@ -247,11 +253,11 @@
         <w:t xml:space="preserve"> </w:t>
       </w:r>
       <w:r>
-        <w:t xml:space="preserve">99.5% TETRA, 99.95% RED TETRA (Misión Crítica) (según estándares EN 50126)</w:t>
-      </w:r>
-    </w:p>
-    <w:bookmarkEnd w:id="11"/>
-    <w:bookmarkStart w:id="12" w:name="hitos-críticos"/>
+        <w:t xml:space="preserve">99.5% TETRA, 99.95% Red Vital IP / TETRA (según estándares EN 50126)</w:t>
+      </w:r>
+    </w:p>
+    <w:bookmarkEnd w:id="22"/>
+    <w:bookmarkStart w:id="23" w:name="hitos-críticos"/>
     <w:p>
       <w:pPr>
         <w:pStyle w:val="Heading3"/>
@@ -265,6 +271,7 @@
         <w:tblStyle w:val="Table"/>
         <w:tblW w:type="auto" w:w="0"/>
         <w:tblLook w:firstRow="1" w:lastRow="0" w:firstColumn="0" w:lastColumn="0" w:noHBand="0" w:noVBand="0" w:val="0020"/>
+        <w:jc w:val="start"/>
       </w:tblPr>
       <w:tblGrid>
         <w:gridCol w:w="2640"/>
@@ -273,7 +280,7 @@
       </w:tblGrid>
       <w:tr>
         <w:trPr>
-          <w:tblHeader w:val="on"/>
+          <w:tblHeader w:val="true"/>
         </w:trPr>
         <w:tc>
           <w:tcPr/>
@@ -321,7 +328,7 @@
               <w:jc w:val="left"/>
             </w:pPr>
             <w:r>
-              <w:t xml:space="preserve">Diseño Conceptual</w:t>
+              <w:t xml:space="preserve">Diseno Conceptual</w:t>
             </w:r>
           </w:p>
         </w:tc>
@@ -472,24 +479,24 @@
         </w:pict>
       </w:r>
     </w:p>
-    <w:bookmarkEnd w:id="12"/>
-    <w:bookmarkEnd w:id="13"/>
-    <w:bookmarkStart w:id="19" w:name="X16ad1bf8fd3c72f4f9f37ec0fde01a31e7fb65a"/>
+    <w:bookmarkEnd w:id="23"/>
+    <w:bookmarkEnd w:id="24"/>
+    <w:bookmarkStart w:id="30" w:name="X803e86927c714bbbb99cb452fc37c99f7ada6f4"/>
     <w:p>
       <w:pPr>
         <w:pStyle w:val="Heading2"/>
       </w:pPr>
       <w:r>
-        <w:t xml:space="preserve">🔍 CRITERIOS DE DISEÑO Y JUSTIFICACIONES TÉCNICAS</w:t>
-      </w:r>
-    </w:p>
-    <w:bookmarkStart w:id="14" w:name="X03f9da18d007d39aab7ed2be608c6662a819775"/>
+        <w:t xml:space="preserve">🔍 CRITERIOS DE DISENO Y JUSTIFICACIONES TÉCNICAS</w:t>
+      </w:r>
+    </w:p>
+    <w:bookmarkStart w:id="25" w:name="X039637123aa00e1288561113b69c9e2e5e47f3f"/>
     <w:p>
       <w:pPr>
         <w:pStyle w:val="Heading3"/>
       </w:pPr>
       <w:r>
-        <w:t xml:space="preserve">¿Por qué 37 estaciones TETRA/RED TETRA (Misión Crítica)?</w:t>
+        <w:t xml:space="preserve">¿Por qué 37 estaciones TETRA/Red Vital IP / TETRA?</w:t>
       </w:r>
     </w:p>
     <w:p>
@@ -498,8 +505,8 @@
       </w:pPr>
       <w:r>
         <w:rPr>
-          <w:b/>
-          <w:bCs/>
+          <w:bCs/>
+          <w:b/>
         </w:rPr>
         <w:t xml:space="preserve">Cálculo de Cobertura:</w:t>
       </w:r>
@@ -514,8 +521,8 @@
       </w:r>
       <w:r>
         <w:rPr>
-          <w:b/>
-          <w:bCs/>
+          <w:bCs/>
+          <w:b/>
         </w:rPr>
         <w:t xml:space="preserve">Radio de cobertura por estación:</w:t>
       </w:r>
@@ -523,7 +530,7 @@
         <w:t xml:space="preserve"> </w:t>
       </w:r>
       <w:r>
-        <w:t xml:space="preserve">15 km (según especificaciones TETRA/RED TETRA (Misión Crítica))</w:t>
+        <w:t xml:space="preserve">15 km (según especificaciones TETRA/Red Vital IP / TETRA)</w:t>
       </w:r>
       <w:r>
         <w:t xml:space="preserve"> </w:t>
@@ -536,8 +543,8 @@
       </w:r>
       <w:r>
         <w:rPr>
-          <w:b/>
-          <w:bCs/>
+          <w:bCs/>
+          <w:b/>
         </w:rPr>
         <w:t xml:space="preserve">Solapamiento requerido:</w:t>
       </w:r>
@@ -558,8 +565,8 @@
       </w:r>
       <w:r>
         <w:rPr>
-          <w:b/>
-          <w:bCs/>
+          <w:bCs/>
+          <w:b/>
         </w:rPr>
         <w:t xml:space="preserve">Cobertura efectiva por estación:</w:t>
       </w:r>
@@ -580,8 +587,8 @@
       </w:r>
       <w:r>
         <w:rPr>
-          <w:b/>
-          <w:bCs/>
+          <w:bCs/>
+          <w:b/>
         </w:rPr>
         <w:t xml:space="preserve">Corredor total:</w:t>
       </w:r>
@@ -602,8 +609,8 @@
       </w:r>
       <w:r>
         <w:rPr>
-          <w:b/>
-          <w:bCs/>
+          <w:bCs/>
+          <w:b/>
         </w:rPr>
         <w:t xml:space="preserve">Cálculo:</w:t>
       </w:r>
@@ -618,8 +625,8 @@
       </w:r>
       <w:r>
         <w:rPr>
-          <w:b/>
-          <w:bCs/>
+          <w:bCs/>
+          <w:b/>
         </w:rPr>
         <w:t xml:space="preserve">37 estaciones</w:t>
       </w:r>
@@ -636,8 +643,8 @@
       </w:pPr>
       <w:r>
         <w:rPr>
-          <w:b/>
-          <w:bCs/>
+          <w:bCs/>
+          <w:b/>
         </w:rPr>
         <w:t xml:space="preserve">Justificación de Colocalización:</w:t>
       </w:r>
@@ -652,8 +659,8 @@
       </w:r>
       <w:r>
         <w:rPr>
-          <w:b/>
-          <w:bCs/>
+          <w:bCs/>
+          <w:b/>
         </w:rPr>
         <w:t xml:space="preserve">Costo-efectividad:</w:t>
       </w:r>
@@ -674,8 +681,8 @@
       </w:r>
       <w:r>
         <w:rPr>
-          <w:b/>
-          <w:bCs/>
+          <w:bCs/>
+          <w:b/>
         </w:rPr>
         <w:t xml:space="preserve">Gestión predial:</w:t>
       </w:r>
@@ -696,8 +703,8 @@
       </w:r>
       <w:r>
         <w:rPr>
-          <w:b/>
-          <w:bCs/>
+          <w:bCs/>
+          <w:b/>
         </w:rPr>
         <w:t xml:space="preserve">Mantenimiento:</w:t>
       </w:r>
@@ -718,8 +725,8 @@
       </w:r>
       <w:r>
         <w:rPr>
-          <w:b/>
-          <w:bCs/>
+          <w:bCs/>
+          <w:b/>
         </w:rPr>
         <w:t xml:space="preserve">Redundancia:</w:t>
       </w:r>
@@ -727,11 +734,11 @@
         <w:t xml:space="preserve"> </w:t>
       </w:r>
       <w:r>
-        <w:t xml:space="preserve">TETRA + RED TETRA (Misión Crítica) en la misma torre</w:t>
-      </w:r>
-    </w:p>
-    <w:bookmarkEnd w:id="14"/>
-    <w:bookmarkStart w:id="15" w:name="por-qué-526-km-de-fibra-óptica"/>
+        <w:t xml:space="preserve">TETRA + Red Vital IP / TETRA en la misma torre</w:t>
+      </w:r>
+    </w:p>
+    <w:bookmarkEnd w:id="25"/>
+    <w:bookmarkStart w:id="26" w:name="por-qué-526-km-de-fibra-óptica"/>
     <w:p>
       <w:pPr>
         <w:pStyle w:val="Heading3"/>
@@ -746,8 +753,8 @@
       </w:pPr>
       <w:r>
         <w:rPr>
-          <w:b/>
-          <w:bCs/>
+          <w:bCs/>
+          <w:b/>
         </w:rPr>
         <w:t xml:space="preserve">Justificación Técnica:</w:t>
       </w:r>
@@ -762,8 +769,8 @@
       </w:r>
       <w:r>
         <w:rPr>
-          <w:b/>
-          <w:bCs/>
+          <w:bCs/>
+          <w:b/>
         </w:rPr>
         <w:t xml:space="preserve">Corredor base:</w:t>
       </w:r>
@@ -784,8 +791,8 @@
       </w:r>
       <w:r>
         <w:rPr>
-          <w:b/>
-          <w:bCs/>
+          <w:bCs/>
+          <w:b/>
         </w:rPr>
         <w:t xml:space="preserve">Reserva técnica:</w:t>
       </w:r>
@@ -806,8 +813,8 @@
       </w:r>
       <w:r>
         <w:rPr>
-          <w:b/>
-          <w:bCs/>
+          <w:bCs/>
+          <w:b/>
         </w:rPr>
         <w:t xml:space="preserve">Subtotal:</w:t>
       </w:r>
@@ -828,8 +835,8 @@
       </w:r>
       <w:r>
         <w:rPr>
-          <w:b/>
-          <w:bCs/>
+          <w:bCs/>
+          <w:b/>
         </w:rPr>
         <w:t xml:space="preserve">Redondeo técnico:</w:t>
       </w:r>
@@ -850,8 +857,8 @@
       </w:r>
       <w:r>
         <w:rPr>
-          <w:b/>
-          <w:bCs/>
+          <w:bCs/>
+          <w:b/>
         </w:rPr>
         <w:t xml:space="preserve">Stock de repuesto:</w:t>
       </w:r>
@@ -868,8 +875,8 @@
       </w:pPr>
       <w:r>
         <w:rPr>
-          <w:b/>
-          <w:bCs/>
+          <w:bCs/>
+          <w:b/>
         </w:rPr>
         <w:t xml:space="preserve">Cálculo Detallado:</w:t>
       </w:r>
@@ -927,8 +934,8 @@
       </w:pPr>
       <w:r>
         <w:rPr>
-          <w:b/>
-          <w:bCs/>
+          <w:bCs/>
+          <w:b/>
         </w:rPr>
         <w:t xml:space="preserve">Nota:</w:t>
       </w:r>
@@ -942,7 +949,13 @@
         <w:t xml:space="preserve"> </w:t>
       </w:r>
       <w:r>
-        <w:t xml:space="preserve">“doble anillo”</w:t>
+        <w:t xml:space="preserve">“</w:t>
+      </w:r>
+      <w:r>
+        <w:t xml:space="preserve">doble anillo</w:t>
+      </w:r>
+      <w:r>
+        <w:t xml:space="preserve">”</w:t>
       </w:r>
       <w:r>
         <w:t xml:space="preserve"> </w:t>
@@ -951,8 +964,8 @@
         <w:t xml:space="preserve">(eso duplicaría a 1,188 km). Es corredor simple + 10% reserva técnica + stock en ítems separados.</w:t>
       </w:r>
     </w:p>
-    <w:bookmarkEnd w:id="15"/>
-    <w:bookmarkStart w:id="16" w:name="por-qué-2068-cajas-de-empalme"/>
+    <w:bookmarkEnd w:id="26"/>
+    <w:bookmarkStart w:id="27" w:name="por-qué-2068-cajas-de-empalme"/>
     <w:p>
       <w:pPr>
         <w:pStyle w:val="Heading3"/>
@@ -967,8 +980,8 @@
       </w:pPr>
       <w:r>
         <w:rPr>
-          <w:b/>
-          <w:bCs/>
+          <w:bCs/>
+          <w:b/>
         </w:rPr>
         <w:t xml:space="preserve">Cálculo Técnico:</w:t>
       </w:r>
@@ -983,8 +996,8 @@
       </w:r>
       <w:r>
         <w:rPr>
-          <w:b/>
-          <w:bCs/>
+          <w:bCs/>
+          <w:b/>
         </w:rPr>
         <w:t xml:space="preserve">Separación estándar:</w:t>
       </w:r>
@@ -1005,8 +1018,8 @@
       </w:r>
       <w:r>
         <w:rPr>
-          <w:b/>
-          <w:bCs/>
+          <w:bCs/>
+          <w:b/>
         </w:rPr>
         <w:t xml:space="preserve">Cálculo base:</w:t>
       </w:r>
@@ -1027,8 +1040,8 @@
       </w:r>
       <w:r>
         <w:rPr>
-          <w:b/>
-          <w:bCs/>
+          <w:bCs/>
+          <w:b/>
         </w:rPr>
         <w:t xml:space="preserve">Cajas adicionales por redundancia:</w:t>
       </w:r>
@@ -1049,8 +1062,8 @@
       </w:r>
       <w:r>
         <w:rPr>
-          <w:b/>
-          <w:bCs/>
+          <w:bCs/>
+          <w:b/>
         </w:rPr>
         <w:t xml:space="preserve">Total:</w:t>
       </w:r>
@@ -1065,14 +1078,14 @@
       </w:r>
       <w:r>
         <w:rPr>
-          <w:b/>
-          <w:bCs/>
+          <w:bCs/>
+          <w:b/>
         </w:rPr>
         <w:t xml:space="preserve">2,068 cajas</w:t>
       </w:r>
     </w:p>
-    <w:bookmarkEnd w:id="16"/>
-    <w:bookmarkStart w:id="17" w:name="por-qué-altura-de-torres-de-40m"/>
+    <w:bookmarkEnd w:id="27"/>
+    <w:bookmarkStart w:id="28" w:name="por-qué-altura-de-torres-de-40m"/>
     <w:p>
       <w:pPr>
         <w:pStyle w:val="Heading3"/>
@@ -1087,10 +1100,10 @@
       </w:pPr>
       <w:r>
         <w:rPr>
-          <w:b/>
-          <w:bCs/>
-        </w:rPr>
-        <w:t xml:space="preserve">Criterios de Diseño:</w:t>
+          <w:bCs/>
+          <w:b/>
+        </w:rPr>
+        <w:t xml:space="preserve">Criterios de Diseno:</w:t>
       </w:r>
       <w:r>
         <w:t xml:space="preserve"> </w:t>
@@ -1103,8 +1116,8 @@
       </w:r>
       <w:r>
         <w:rPr>
-          <w:b/>
-          <w:bCs/>
+          <w:bCs/>
+          <w:b/>
         </w:rPr>
         <w:t xml:space="preserve">Cobertura de 15 km:</w:t>
       </w:r>
@@ -1125,8 +1138,8 @@
       </w:r>
       <w:r>
         <w:rPr>
-          <w:b/>
-          <w:bCs/>
+          <w:bCs/>
+          <w:b/>
         </w:rPr>
         <w:t xml:space="preserve">Factor de seguridad:</w:t>
       </w:r>
@@ -1147,8 +1160,8 @@
       </w:r>
       <w:r>
         <w:rPr>
-          <w:b/>
-          <w:bCs/>
+          <w:bCs/>
+          <w:b/>
         </w:rPr>
         <w:t xml:space="preserve">Estándar RETIE:</w:t>
       </w:r>
@@ -1169,8 +1182,8 @@
       </w:r>
       <w:r>
         <w:rPr>
-          <w:b/>
-          <w:bCs/>
+          <w:bCs/>
+          <w:b/>
         </w:rPr>
         <w:t xml:space="preserve">Costo-efectividad:</w:t>
       </w:r>
@@ -1181,14 +1194,14 @@
         <w:t xml:space="preserve">Balance entre cobertura y costo de estructura</w:t>
       </w:r>
     </w:p>
-    <w:bookmarkEnd w:id="17"/>
-    <w:bookmarkStart w:id="18" w:name="Xfd9069d5afc058e91545c01bdfa7026d3e19e5f"/>
+    <w:bookmarkEnd w:id="28"/>
+    <w:bookmarkStart w:id="29" w:name="Xd311bb32b5f0a061c93c7f1b4dda0f97482ebcf"/>
     <w:p>
       <w:pPr>
         <w:pStyle w:val="Heading3"/>
       </w:pPr>
       <w:r>
-        <w:t xml:space="preserve">¿Por qué TETRA + RED TETRA (Misión Crítica) (no solo uno)?</w:t>
+        <w:t xml:space="preserve">¿Por qué TETRA + Red Vital IP / TETRA (no solo uno)?</w:t>
       </w:r>
     </w:p>
     <w:p>
@@ -1197,8 +1210,8 @@
       </w:pPr>
       <w:r>
         <w:rPr>
-          <w:b/>
-          <w:bCs/>
+          <w:bCs/>
+          <w:b/>
         </w:rPr>
         <w:t xml:space="preserve">Análisis de Alternativas:</w:t>
       </w:r>
@@ -1225,8 +1238,8 @@
       </w:r>
       <w:r>
         <w:rPr>
-          <w:b/>
-          <w:bCs/>
+          <w:bCs/>
+          <w:b/>
         </w:rPr>
         <w:t xml:space="preserve">Solo TETRA</w:t>
       </w:r>
@@ -1247,10 +1260,10 @@
       </w:r>
       <w:r>
         <w:rPr>
-          <w:b/>
-          <w:bCs/>
-        </w:rPr>
-        <w:t xml:space="preserve">Solo RED TETRA (Misión Crítica)</w:t>
+          <w:bCs/>
+          <w:b/>
+        </w:rPr>
+        <w:t xml:space="preserve">Solo Red Vital IP / TETRA</w:t>
       </w:r>
       <w:r>
         <w:t xml:space="preserve"> </w:t>
@@ -1269,10 +1282,10 @@
       </w:r>
       <w:r>
         <w:rPr>
-          <w:b/>
-          <w:bCs/>
-        </w:rPr>
-        <w:t xml:space="preserve">TETRA + RED TETRA (Misión Crítica)</w:t>
+          <w:bCs/>
+          <w:b/>
+        </w:rPr>
+        <w:t xml:space="preserve">TETRA + Red Vital IP / TETRA</w:t>
       </w:r>
       <w:r>
         <w:t xml:space="preserve"> </w:t>
@@ -1285,8 +1298,8 @@
       </w:r>
       <w:r>
         <w:rPr>
-          <w:b/>
-          <w:bCs/>
+          <w:bCs/>
+          <w:b/>
         </w:rPr>
         <w:t xml:space="preserve">Seleccionada</w:t>
       </w:r>
@@ -1303,8 +1316,8 @@
       </w:pPr>
       <w:r>
         <w:rPr>
-          <w:b/>
-          <w:bCs/>
+          <w:bCs/>
+          <w:b/>
         </w:rPr>
         <w:t xml:space="preserve">Justificación de la Decisión:</w:t>
       </w:r>
@@ -1319,8 +1332,8 @@
       </w:r>
       <w:r>
         <w:rPr>
-          <w:b/>
-          <w:bCs/>
+          <w:bCs/>
+          <w:b/>
         </w:rPr>
         <w:t xml:space="preserve">TETRA:</w:t>
       </w:r>
@@ -1341,10 +1354,10 @@
       </w:r>
       <w:r>
         <w:rPr>
-          <w:b/>
-          <w:bCs/>
-        </w:rPr>
-        <w:t xml:space="preserve">RED TETRA (Misión Crítica):</w:t>
+          <w:bCs/>
+          <w:b/>
+        </w:rPr>
+        <w:t xml:space="preserve">Red Vital IP / TETRA:</w:t>
       </w:r>
       <w:r>
         <w:t xml:space="preserve"> </w:t>
@@ -1363,8 +1376,8 @@
       </w:r>
       <w:r>
         <w:rPr>
-          <w:b/>
-          <w:bCs/>
+          <w:bCs/>
+          <w:b/>
         </w:rPr>
         <w:t xml:space="preserve">Redundancia:</w:t>
       </w:r>
@@ -1372,7 +1385,7 @@
         <w:t xml:space="preserve"> </w:t>
       </w:r>
       <w:r>
-        <w:t xml:space="preserve">Si falla uno, el otro mantiene operación básica</w:t>
+        <w:t xml:space="preserve">Si falla uno, el otro mantiene operación basica</w:t>
       </w:r>
       <w:r>
         <w:t xml:space="preserve"> </w:t>
@@ -1385,8 +1398,8 @@
       </w:r>
       <w:r>
         <w:rPr>
-          <w:b/>
-          <w:bCs/>
+          <w:bCs/>
+          <w:b/>
         </w:rPr>
         <w:t xml:space="preserve">Cumplimiento:</w:t>
       </w:r>
@@ -1404,9 +1417,9 @@
         </w:pict>
       </w:r>
     </w:p>
-    <w:bookmarkEnd w:id="18"/>
-    <w:bookmarkEnd w:id="19"/>
-    <w:bookmarkStart w:id="23" w:name="función-y-propósito-del-sistema"/>
+    <w:bookmarkEnd w:id="29"/>
+    <w:bookmarkEnd w:id="30"/>
+    <w:bookmarkStart w:id="34" w:name="función-y-propósito-del-sistema"/>
     <w:p>
       <w:pPr>
         <w:pStyle w:val="Heading2"/>
@@ -1415,7 +1428,7 @@
         <w:t xml:space="preserve">🎯 FUNCIÓN Y PROPÓSITO DEL SISTEMA</w:t>
       </w:r>
     </w:p>
-    <w:bookmarkStart w:id="20" w:name="qué-hace-este-sistema"/>
+    <w:bookmarkStart w:id="31" w:name="qué-hace-este-sistema"/>
     <w:p>
       <w:pPr>
         <w:pStyle w:val="Heading3"/>
@@ -1436,8 +1449,8 @@
       </w:r>
       <w:r>
         <w:rPr>
-          <w:b/>
-          <w:bCs/>
+          <w:bCs/>
+          <w:b/>
         </w:rPr>
         <w:t xml:space="preserve">comunicación en tiempo real</w:t>
       </w:r>
@@ -1458,8 +1471,8 @@
       </w:r>
       <w:r>
         <w:rPr>
-          <w:b/>
-          <w:bCs/>
+          <w:bCs/>
+          <w:b/>
         </w:rPr>
         <w:t xml:space="preserve">Centro de Control</w:t>
       </w:r>
@@ -1480,8 +1493,8 @@
       </w:r>
       <w:r>
         <w:rPr>
-          <w:b/>
-          <w:bCs/>
+          <w:bCs/>
+          <w:b/>
         </w:rPr>
         <w:t xml:space="preserve">Personal de operación</w:t>
       </w:r>
@@ -1502,8 +1515,8 @@
       </w:r>
       <w:r>
         <w:rPr>
-          <w:b/>
-          <w:bCs/>
+          <w:bCs/>
+          <w:b/>
         </w:rPr>
         <w:t xml:space="preserve">Sistemas automáticos</w:t>
       </w:r>
@@ -1524,8 +1537,8 @@
       </w:r>
       <w:r>
         <w:rPr>
-          <w:b/>
-          <w:bCs/>
+          <w:bCs/>
+          <w:b/>
         </w:rPr>
         <w:t xml:space="preserve">Autoridades externas</w:t>
       </w:r>
@@ -1536,8 +1549,8 @@
         <w:t xml:space="preserve">(ANE, FENOCO)</w:t>
       </w:r>
     </w:p>
-    <w:bookmarkEnd w:id="20"/>
-    <w:bookmarkStart w:id="21" w:name="por-qué-lo-necesitamos"/>
+    <w:bookmarkEnd w:id="31"/>
+    <w:bookmarkStart w:id="32" w:name="por-qué-lo-necesitamos"/>
     <w:p>
       <w:pPr>
         <w:pStyle w:val="Heading3"/>
@@ -1548,16 +1561,16 @@
     </w:p>
     <w:p>
       <w:pPr>
-        <w:pStyle w:val="Compact"/>
         <w:numPr>
           <w:ilvl w:val="0"/>
           <w:numId w:val="1002"/>
         </w:numPr>
-      </w:pPr>
-      <w:r>
-        <w:rPr>
-          <w:b/>
-          <w:bCs/>
+        <w:pStyle w:val="Compact"/>
+      </w:pPr>
+      <w:r>
+        <w:rPr>
+          <w:bCs/>
+          <w:b/>
         </w:rPr>
         <w:t xml:space="preserve">Seguridad:</w:t>
       </w:r>
@@ -1570,16 +1583,16 @@
     </w:p>
     <w:p>
       <w:pPr>
-        <w:pStyle w:val="Compact"/>
         <w:numPr>
           <w:ilvl w:val="0"/>
           <w:numId w:val="1002"/>
         </w:numPr>
-      </w:pPr>
-      <w:r>
-        <w:rPr>
-          <w:b/>
-          <w:bCs/>
+        <w:pStyle w:val="Compact"/>
+      </w:pPr>
+      <w:r>
+        <w:rPr>
+          <w:bCs/>
+          <w:b/>
         </w:rPr>
         <w:t xml:space="preserve">Eficiencia:</w:t>
       </w:r>
@@ -1592,16 +1605,16 @@
     </w:p>
     <w:p>
       <w:pPr>
-        <w:pStyle w:val="Compact"/>
         <w:numPr>
           <w:ilvl w:val="0"/>
           <w:numId w:val="1002"/>
         </w:numPr>
-      </w:pPr>
-      <w:r>
-        <w:rPr>
-          <w:b/>
-          <w:bCs/>
+        <w:pStyle w:val="Compact"/>
+      </w:pPr>
+      <w:r>
+        <w:rPr>
+          <w:bCs/>
+          <w:b/>
         </w:rPr>
         <w:t xml:space="preserve">Cumplimiento:</w:t>
       </w:r>
@@ -1614,16 +1627,16 @@
     </w:p>
     <w:p>
       <w:pPr>
-        <w:pStyle w:val="Compact"/>
         <w:numPr>
           <w:ilvl w:val="0"/>
           <w:numId w:val="1002"/>
         </w:numPr>
-      </w:pPr>
-      <w:r>
-        <w:rPr>
-          <w:b/>
-          <w:bCs/>
+        <w:pStyle w:val="Compact"/>
+      </w:pPr>
+      <w:r>
+        <w:rPr>
+          <w:bCs/>
+          <w:b/>
         </w:rPr>
         <w:t xml:space="preserve">Redundancia:</w:t>
       </w:r>
@@ -1634,8 +1647,8 @@
         <w:t xml:space="preserve">Múltiples canales de comunicación para confiabilidad</w:t>
       </w:r>
     </w:p>
-    <w:bookmarkEnd w:id="21"/>
-    <w:bookmarkStart w:id="22" w:name="cómo-se-integra-con-otros-sistemas"/>
+    <w:bookmarkEnd w:id="32"/>
+    <w:bookmarkStart w:id="33" w:name="cómo-se-integra-con-otros-sistemas"/>
     <w:p>
       <w:pPr>
         <w:pStyle w:val="Heading3"/>
@@ -1670,7 +1683,7 @@
         <w:rPr>
           <w:rStyle w:val="VerbatimChar"/>
         </w:rPr>
-        <w:t xml:space="preserve">[Control de Tráfico] ←→ [Telecomunicaciones] ←→ [Señalización]</w:t>
+        <w:t xml:space="preserve">[Control de Tráfico] ←→ [Telecomunicaciones] ←→ [Senalización]</w:t>
       </w:r>
       <w:r>
         <w:br/>
@@ -1698,9 +1711,9 @@
         </w:pict>
       </w:r>
     </w:p>
-    <w:bookmarkEnd w:id="22"/>
-    <w:bookmarkEnd w:id="23"/>
-    <w:bookmarkStart w:id="28" w:name="componentes-principales"/>
+    <w:bookmarkEnd w:id="33"/>
+    <w:bookmarkEnd w:id="34"/>
+    <w:bookmarkStart w:id="39" w:name="componentes-principales"/>
     <w:p>
       <w:pPr>
         <w:pStyle w:val="Heading2"/>
@@ -1709,7 +1722,7 @@
         <w:t xml:space="preserve">🏗️ COMPONENTES PRINCIPALES</w:t>
       </w:r>
     </w:p>
-    <w:bookmarkStart w:id="25" w:name="sistema-tetra---radio-digital-principal"/>
+    <w:bookmarkStart w:id="36" w:name="sistema-tetra---radio-digital-principal"/>
     <w:p>
       <w:pPr>
         <w:pStyle w:val="Heading3"/>
@@ -1724,8 +1737,8 @@
       </w:pPr>
       <w:r>
         <w:rPr>
-          <w:b/>
-          <w:bCs/>
+          <w:bCs/>
+          <w:b/>
         </w:rPr>
         <w:t xml:space="preserve">Propósito:</w:t>
       </w:r>
@@ -1742,8 +1755,8 @@
       </w:pPr>
       <w:r>
         <w:rPr>
-          <w:b/>
-          <w:bCs/>
+          <w:bCs/>
+          <w:b/>
         </w:rPr>
         <w:t xml:space="preserve">Componentes instalados:</w:t>
       </w:r>
@@ -1790,8 +1803,8 @@
       </w:pPr>
       <w:r>
         <w:rPr>
-          <w:b/>
-          <w:bCs/>
+          <w:bCs/>
+          <w:b/>
         </w:rPr>
         <w:t xml:space="preserve">Estado general:</w:t>
       </w:r>
@@ -1802,15 +1815,15 @@
         <w:t xml:space="preserve">🟢 En cronograma</w:t>
       </w:r>
     </w:p>
-    <w:bookmarkStart w:id="24" w:name="Xea3129e6abd2f84dcad12c321f2ed5ff0b1a5fe"/>
+    <w:bookmarkStart w:id="35" w:name="Xea3129e6abd2f84dcad12c321f2ed5ff0b1a5fe"/>
     <w:p>
       <w:pPr>
         <w:pStyle w:val="Heading4"/>
       </w:pPr>
       <w:r>
         <w:rPr>
-          <w:b/>
-          <w:bCs/>
+          <w:bCs/>
+          <w:b/>
         </w:rPr>
         <w:t xml:space="preserve">Ítem WBS 2.1.103 - Radios Embarcados TETRA (30 unidades)</w:t>
       </w:r>
@@ -1827,8 +1840,8 @@
       </w:pPr>
       <w:r>
         <w:rPr>
-          <w:b/>
-          <w:bCs/>
+          <w:bCs/>
+          <w:b/>
         </w:rPr>
         <w:t xml:space="preserve">Función técnica:</w:t>
       </w:r>
@@ -1845,8 +1858,8 @@
       </w:pPr>
       <w:r>
         <w:rPr>
-          <w:b/>
-          <w:bCs/>
+          <w:bCs/>
+          <w:b/>
         </w:rPr>
         <w:t xml:space="preserve">Justificación de cantidad (30 unidades) según Metodología Punto 42:</w:t>
       </w:r>
@@ -1855,8 +1868,9 @@
       <w:tblPr>
         <w:tblStyle w:val="Table"/>
         <w:tblW w:type="pct" w:w="5000"/>
+        <w:tblLook w:firstRow="1" w:lastRow="0" w:firstColumn="0" w:lastColumn="0" w:noHBand="0" w:noVBand="0" w:val="0020"/>
+        <w:jc w:val="start"/>
         <w:tblLayout w:type="fixed"/>
-        <w:tblLook w:firstRow="1" w:lastRow="0" w:firstColumn="0" w:lastColumn="0" w:noHBand="0" w:noVBand="0" w:val="0020"/>
       </w:tblPr>
       <w:tblGrid>
         <w:gridCol w:w="2184"/>
@@ -1866,7 +1880,7 @@
       </w:tblGrid>
       <w:tr>
         <w:trPr>
-          <w:tblHeader w:val="on"/>
+          <w:tblHeader w:val="true"/>
         </w:trPr>
         <w:tc>
           <w:tcPr/>
@@ -2077,8 +2091,8 @@
             </w:pPr>
             <w:r>
               <w:rPr>
+                <w:bCs/>
                 <w:b/>
-                <w:bCs/>
               </w:rPr>
               <w:t xml:space="preserve">Total radios embarcados</w:t>
             </w:r>
@@ -2109,8 +2123,8 @@
             </w:pPr>
             <w:r>
               <w:rPr>
+                <w:bCs/>
                 <w:b/>
-                <w:bCs/>
               </w:rPr>
               <w:t xml:space="preserve">≈ 30 unidades</w:t>
             </w:r>
@@ -2124,8 +2138,8 @@
       </w:pPr>
       <w:r>
         <w:rPr>
-          <w:b/>
-          <w:bCs/>
+          <w:bCs/>
+          <w:b/>
         </w:rPr>
         <w:t xml:space="preserve">Distribución:</w:t>
       </w:r>
@@ -2140,8 +2154,8 @@
       </w:r>
       <w:r>
         <w:rPr>
-          <w:b/>
-          <w:bCs/>
+          <w:bCs/>
+          <w:b/>
         </w:rPr>
         <w:t xml:space="preserve">9 radios principales:</w:t>
       </w:r>
@@ -2162,8 +2176,8 @@
       </w:r>
       <w:r>
         <w:rPr>
-          <w:b/>
-          <w:bCs/>
+          <w:bCs/>
+          <w:b/>
         </w:rPr>
         <w:t xml:space="preserve">9 radios portátiles maniobras:</w:t>
       </w:r>
@@ -2184,8 +2198,8 @@
       </w:r>
       <w:r>
         <w:rPr>
-          <w:b/>
-          <w:bCs/>
+          <w:bCs/>
+          <w:b/>
         </w:rPr>
         <w:t xml:space="preserve">12 radios portátiles operativos:</w:t>
       </w:r>
@@ -2202,8 +2216,8 @@
       </w:pPr>
       <w:r>
         <w:rPr>
-          <w:b/>
-          <w:bCs/>
+          <w:bCs/>
+          <w:b/>
         </w:rPr>
         <w:t xml:space="preserve">Base contractual:</w:t>
       </w:r>
@@ -2218,8 +2232,8 @@
       </w:r>
       <w:r>
         <w:rPr>
-          <w:b/>
-          <w:bCs/>
+          <w:bCs/>
+          <w:b/>
         </w:rPr>
         <w:t xml:space="preserve">Apéndice Financiero 4:</w:t>
       </w:r>
@@ -2240,8 +2254,8 @@
       </w:r>
       <w:r>
         <w:rPr>
-          <w:b/>
-          <w:bCs/>
+          <w:bCs/>
+          <w:b/>
         </w:rPr>
         <w:t xml:space="preserve">AT2:</w:t>
       </w:r>
@@ -2262,8 +2276,8 @@
       </w:r>
       <w:r>
         <w:rPr>
-          <w:b/>
-          <w:bCs/>
+          <w:bCs/>
+          <w:b/>
         </w:rPr>
         <w:t xml:space="preserve">AT10:</w:t>
       </w:r>
@@ -2280,8 +2294,8 @@
       </w:pPr>
       <w:r>
         <w:rPr>
-          <w:b/>
-          <w:bCs/>
+          <w:bCs/>
+          <w:b/>
         </w:rPr>
         <w:t xml:space="preserve">Alcance $35M por radio ($1.050M total):</w:t>
       </w:r>
@@ -2322,8 +2336,8 @@
       </w:pPr>
       <w:r>
         <w:rPr>
-          <w:b/>
-          <w:bCs/>
+          <w:bCs/>
+          <w:b/>
         </w:rPr>
         <w:t xml:space="preserve">Riesgos mitigados:</w:t>
       </w:r>
@@ -2346,8 +2360,8 @@
       </w:pPr>
       <w:r>
         <w:rPr>
-          <w:b/>
-          <w:bCs/>
+          <w:bCs/>
+          <w:b/>
         </w:rPr>
         <w:t xml:space="preserve">Decisión Técnica:</w:t>
       </w:r>
@@ -2365,15 +2379,15 @@
         </w:pict>
       </w:r>
     </w:p>
-    <w:bookmarkEnd w:id="24"/>
-    <w:bookmarkEnd w:id="25"/>
-    <w:bookmarkStart w:id="26" w:name="X42d063b1b32b3a1a4fcc673c53d21179db224bc"/>
+    <w:bookmarkEnd w:id="35"/>
+    <w:bookmarkEnd w:id="36"/>
+    <w:bookmarkStart w:id="37" w:name="Xcdd5de31647450db0791802cadde8b350082141"/>
     <w:p>
       <w:pPr>
         <w:pStyle w:val="Heading3"/>
       </w:pPr>
       <w:r>
-        <w:t xml:space="preserve">2. Sistema RED TETRA (Misión Crítica) - Red de Datos Críticos</w:t>
+        <w:t xml:space="preserve">2. Sistema Red Vital IP / TETRA - Red de Datos Críticos</w:t>
       </w:r>
     </w:p>
     <w:p>
@@ -2382,8 +2396,8 @@
       </w:pPr>
       <w:r>
         <w:rPr>
-          <w:b/>
-          <w:bCs/>
+          <w:bCs/>
+          <w:b/>
         </w:rPr>
         <w:t xml:space="preserve">Propósito:</w:t>
       </w:r>
@@ -2400,8 +2414,8 @@
       </w:pPr>
       <w:r>
         <w:rPr>
-          <w:b/>
-          <w:bCs/>
+          <w:bCs/>
+          <w:b/>
         </w:rPr>
         <w:t xml:space="preserve">Componentes instalados:</w:t>
       </w:r>
@@ -2421,7 +2435,7 @@
         <w:t xml:space="preserve"> </w:t>
       </w:r>
       <w:r>
-        <w:t xml:space="preserve">| Estaciones base RED TETRA (Misión Crítica) | 37 unidades | Colocalizadas con TETRA | ✅ Instaladas |</w:t>
+        <w:t xml:space="preserve">| Estaciones base Red Vital IP / TETRA | 37 unidades | Colocalizadas con TETRA | ✅ Instaladas |</w:t>
       </w:r>
       <w:r>
         <w:t xml:space="preserve"> </w:t>
@@ -2448,8 +2462,8 @@
       </w:pPr>
       <w:r>
         <w:rPr>
-          <w:b/>
-          <w:bCs/>
+          <w:bCs/>
+          <w:b/>
         </w:rPr>
         <w:t xml:space="preserve">Estado general:</w:t>
       </w:r>
@@ -2460,8 +2474,8 @@
         <w:t xml:space="preserve">🟢 En cronograma</w:t>
       </w:r>
     </w:p>
-    <w:bookmarkEnd w:id="26"/>
-    <w:bookmarkStart w:id="27" w:name="X40044e6dd3e2f901eee2b2cdad3bcfd3e5eeb43"/>
+    <w:bookmarkEnd w:id="37"/>
+    <w:bookmarkStart w:id="38" w:name="X40044e6dd3e2f901eee2b2cdad3bcfd3e5eeb43"/>
     <w:p>
       <w:pPr>
         <w:pStyle w:val="Heading3"/>
@@ -2476,8 +2490,8 @@
       </w:pPr>
       <w:r>
         <w:rPr>
-          <w:b/>
-          <w:bCs/>
+          <w:bCs/>
+          <w:b/>
         </w:rPr>
         <w:t xml:space="preserve">Propósito:</w:t>
       </w:r>
@@ -2494,8 +2508,8 @@
       </w:pPr>
       <w:r>
         <w:rPr>
-          <w:b/>
-          <w:bCs/>
+          <w:bCs/>
+          <w:b/>
         </w:rPr>
         <w:t xml:space="preserve">Componentes instalados:</w:t>
       </w:r>
@@ -2527,7 +2541,7 @@
         <w:t xml:space="preserve"> </w:t>
       </w:r>
       <w:r>
-        <w:t xml:space="preserve">| Equipos DWDM | 8 unidades | Nodos principales | ✅ Entregados |</w:t>
+        <w:t xml:space="preserve">| Equipos Red Vital IP | 8 unidades | Nodos principales | ✅ Entregados |</w:t>
       </w:r>
       <w:r>
         <w:t xml:space="preserve"> </w:t>
@@ -2542,8 +2556,8 @@
       </w:pPr>
       <w:r>
         <w:rPr>
-          <w:b/>
-          <w:bCs/>
+          <w:bCs/>
+          <w:b/>
         </w:rPr>
         <w:t xml:space="preserve">Estado general:</w:t>
       </w:r>
@@ -2561,9 +2575,9 @@
         </w:pict>
       </w:r>
     </w:p>
-    <w:bookmarkEnd w:id="27"/>
-    <w:bookmarkEnd w:id="28"/>
-    <w:bookmarkStart w:id="31" w:name="especificaciones-técnicas-clave"/>
+    <w:bookmarkEnd w:id="38"/>
+    <w:bookmarkEnd w:id="39"/>
+    <w:bookmarkStart w:id="42" w:name="especificaciones-técnicas-clave"/>
     <w:p>
       <w:pPr>
         <w:pStyle w:val="Heading2"/>
@@ -2572,456 +2586,457 @@
         <w:t xml:space="preserve">📐 ESPECIFICACIONES TÉCNICAS CLAVE</w:t>
       </w:r>
     </w:p>
-    <w:bookmarkStart w:id="29" w:name="tabla-consolidada-de-especificaciones"/>
+    <w:bookmarkStart w:id="40" w:name="tabla-consolidada-de-especificaciones"/>
     <w:p>
       <w:pPr>
         <w:pStyle w:val="Heading3"/>
       </w:pPr>
       <w:r>
         <w:t xml:space="preserve">Tabla consolidada de especificaciones</w:t>
+      </w:r>
+    </w:p>
+    <w:tbl>
+      <w:tblPr>
+        <w:tblStyle w:val="Table"/>
+        <w:tblW w:type="auto" w:w="0"/>
+        <w:tblLook w:firstRow="1" w:lastRow="0" w:firstColumn="0" w:lastColumn="0" w:noHBand="0" w:noVBand="0" w:val="0020"/>
+        <w:jc w:val="start"/>
+      </w:tblPr>
+      <w:tblGrid>
+        <w:gridCol w:w="2640"/>
+        <w:gridCol w:w="2640"/>
+        <w:gridCol w:w="2640"/>
+      </w:tblGrid>
+      <w:tr>
+        <w:trPr>
+          <w:tblHeader w:val="true"/>
+        </w:trPr>
+        <w:tc>
+          <w:tcPr/>
+          <w:p>
+            <w:pPr>
+              <w:pStyle w:val="Compact"/>
+              <w:jc w:val="left"/>
+            </w:pPr>
+            <w:r>
+              <w:t xml:space="preserve">Parámetro</w:t>
+            </w:r>
+          </w:p>
+        </w:tc>
+        <w:tc>
+          <w:tcPr/>
+          <w:p>
+            <w:pPr>
+              <w:pStyle w:val="Compact"/>
+              <w:jc w:val="left"/>
+            </w:pPr>
+            <w:r>
+              <w:t xml:space="preserve">Valor</w:t>
+            </w:r>
+          </w:p>
+        </w:tc>
+        <w:tc>
+          <w:tcPr/>
+          <w:p>
+            <w:pPr>
+              <w:pStyle w:val="Compact"/>
+              <w:jc w:val="left"/>
+            </w:pPr>
+            <w:r>
+              <w:t xml:space="preserve">Estándar Aplicable</w:t>
+            </w:r>
+          </w:p>
+        </w:tc>
+      </w:tr>
+      <w:tr>
+        <w:tc>
+          <w:tcPr/>
+          <w:p>
+            <w:pPr>
+              <w:pStyle w:val="Compact"/>
+              <w:jc w:val="left"/>
+            </w:pPr>
+            <w:r>
+              <w:t xml:space="preserve">Cobertura TETRA</w:t>
+            </w:r>
+          </w:p>
+        </w:tc>
+        <w:tc>
+          <w:tcPr/>
+          <w:p>
+            <w:pPr>
+              <w:pStyle w:val="Compact"/>
+              <w:jc w:val="left"/>
+            </w:pPr>
+            <w:r>
+              <w:t xml:space="preserve">100% del corredor</w:t>
+            </w:r>
+          </w:p>
+        </w:tc>
+        <w:tc>
+          <w:tcPr/>
+          <w:p>
+            <w:pPr>
+              <w:pStyle w:val="Compact"/>
+              <w:jc w:val="left"/>
+            </w:pPr>
+            <w:r>
+              <w:t xml:space="preserve">FRA/AREMA 920-2</w:t>
+            </w:r>
+          </w:p>
+        </w:tc>
+      </w:tr>
+      <w:tr>
+        <w:tc>
+          <w:tcPr/>
+          <w:p>
+            <w:pPr>
+              <w:pStyle w:val="Compact"/>
+              <w:jc w:val="left"/>
+            </w:pPr>
+            <w:r>
+              <w:t xml:space="preserve">Cobertura Red Vital IP / TETRA</w:t>
+            </w:r>
+          </w:p>
+        </w:tc>
+        <w:tc>
+          <w:tcPr/>
+          <w:p>
+            <w:pPr>
+              <w:pStyle w:val="Compact"/>
+              <w:jc w:val="left"/>
+            </w:pPr>
+            <w:r>
+              <w:t xml:space="preserve">100% del corredor</w:t>
+            </w:r>
+          </w:p>
+        </w:tc>
+        <w:tc>
+          <w:tcPr/>
+          <w:p>
+            <w:pPr>
+              <w:pStyle w:val="Compact"/>
+              <w:jc w:val="left"/>
+            </w:pPr>
+            <w:r>
+              <w:t xml:space="preserve">FRA/AREMA 920-2</w:t>
+            </w:r>
+          </w:p>
+        </w:tc>
+      </w:tr>
+      <w:tr>
+        <w:tc>
+          <w:tcPr/>
+          <w:p>
+            <w:pPr>
+              <w:pStyle w:val="Compact"/>
+              <w:jc w:val="left"/>
+            </w:pPr>
+            <w:r>
+              <w:t xml:space="preserve">Disponibilidad TETRA</w:t>
+            </w:r>
+          </w:p>
+        </w:tc>
+        <w:tc>
+          <w:tcPr/>
+          <w:p>
+            <w:pPr>
+              <w:pStyle w:val="Compact"/>
+              <w:jc w:val="left"/>
+            </w:pPr>
+            <w:r>
+              <w:t xml:space="preserve">99.5%</w:t>
+            </w:r>
+          </w:p>
+        </w:tc>
+        <w:tc>
+          <w:tcPr/>
+          <w:p>
+            <w:pPr>
+              <w:pStyle w:val="Compact"/>
+              <w:jc w:val="left"/>
+            </w:pPr>
+            <w:r>
+              <w:t xml:space="preserve">EN 50126</w:t>
+            </w:r>
+          </w:p>
+        </w:tc>
+      </w:tr>
+      <w:tr>
+        <w:tc>
+          <w:tcPr/>
+          <w:p>
+            <w:pPr>
+              <w:pStyle w:val="Compact"/>
+              <w:jc w:val="left"/>
+            </w:pPr>
+            <w:r>
+              <w:t xml:space="preserve">Disponibilidad Red Vital IP / TETRA</w:t>
+            </w:r>
+          </w:p>
+        </w:tc>
+        <w:tc>
+          <w:tcPr/>
+          <w:p>
+            <w:pPr>
+              <w:pStyle w:val="Compact"/>
+              <w:jc w:val="left"/>
+            </w:pPr>
+            <w:r>
+              <w:t xml:space="preserve">99.95%</w:t>
+            </w:r>
+          </w:p>
+        </w:tc>
+        <w:tc>
+          <w:tcPr/>
+          <w:p>
+            <w:pPr>
+              <w:pStyle w:val="Compact"/>
+              <w:jc w:val="left"/>
+            </w:pPr>
+            <w:r>
+              <w:t xml:space="preserve">EN 50126</w:t>
+            </w:r>
+          </w:p>
+        </w:tc>
+      </w:tr>
+      <w:tr>
+        <w:tc>
+          <w:tcPr/>
+          <w:p>
+            <w:pPr>
+              <w:pStyle w:val="Compact"/>
+              <w:jc w:val="left"/>
+            </w:pPr>
+            <w:r>
+              <w:t xml:space="preserve">Velocidad de datos</w:t>
+            </w:r>
+          </w:p>
+        </w:tc>
+        <w:tc>
+          <w:tcPr/>
+          <w:p>
+            <w:pPr>
+              <w:pStyle w:val="Compact"/>
+              <w:jc w:val="left"/>
+            </w:pPr>
+            <w:r>
+              <w:t xml:space="preserve">1 Gbps por estación</w:t>
+            </w:r>
+          </w:p>
+        </w:tc>
+        <w:tc>
+          <w:tcPr/>
+          <w:p>
+            <w:pPr>
+              <w:pStyle w:val="Compact"/>
+              <w:jc w:val="left"/>
+            </w:pPr>
+            <w:r>
+              <w:t xml:space="preserve">IEEE 802.3</w:t>
+            </w:r>
+          </w:p>
+        </w:tc>
+      </w:tr>
+      <w:tr>
+        <w:tc>
+          <w:tcPr/>
+          <w:p>
+            <w:pPr>
+              <w:pStyle w:val="Compact"/>
+              <w:jc w:val="left"/>
+            </w:pPr>
+            <w:r>
+              <w:t xml:space="preserve">Tiempo de respuesta</w:t>
+            </w:r>
+          </w:p>
+        </w:tc>
+        <w:tc>
+          <w:tcPr/>
+          <w:p>
+            <w:pPr>
+              <w:pStyle w:val="Compact"/>
+              <w:jc w:val="left"/>
+            </w:pPr>
+            <w:r>
+              <w:t xml:space="preserve">&lt; 500ms</w:t>
+            </w:r>
+          </w:p>
+        </w:tc>
+        <w:tc>
+          <w:tcPr/>
+          <w:p>
+            <w:pPr>
+              <w:pStyle w:val="Compact"/>
+              <w:jc w:val="left"/>
+            </w:pPr>
+            <w:r>
+              <w:t xml:space="preserve">FRA/AREMA 920-2</w:t>
+            </w:r>
+          </w:p>
+        </w:tc>
+      </w:tr>
+      <w:tr>
+        <w:tc>
+          <w:tcPr/>
+          <w:p>
+            <w:pPr>
+              <w:pStyle w:val="Compact"/>
+              <w:jc w:val="left"/>
+            </w:pPr>
+            <w:r>
+              <w:t xml:space="preserve">Altura de torres</w:t>
+            </w:r>
+          </w:p>
+        </w:tc>
+        <w:tc>
+          <w:tcPr/>
+          <w:p>
+            <w:pPr>
+              <w:pStyle w:val="Compact"/>
+              <w:jc w:val="left"/>
+            </w:pPr>
+            <w:r>
+              <w:t xml:space="preserve">40 metros</w:t>
+            </w:r>
+          </w:p>
+        </w:tc>
+        <w:tc>
+          <w:tcPr/>
+          <w:p>
+            <w:pPr>
+              <w:pStyle w:val="Compact"/>
+              <w:jc w:val="left"/>
+            </w:pPr>
+            <w:r>
+              <w:t xml:space="preserve">RETIE</w:t>
+            </w:r>
+          </w:p>
+        </w:tc>
+      </w:tr>
+    </w:tbl>
+    <w:bookmarkEnd w:id="40"/>
+    <w:bookmarkStart w:id="41" w:name="criterios-de-aceptación"/>
+    <w:p>
+      <w:pPr>
+        <w:pStyle w:val="Heading3"/>
+      </w:pPr>
+      <w:r>
+        <w:t xml:space="preserve">Criterios de aceptación</w:t>
+      </w:r>
+    </w:p>
+    <w:p>
+      <w:pPr>
+        <w:numPr>
+          <w:ilvl w:val="0"/>
+          <w:numId w:val="1003"/>
+        </w:numPr>
+        <w:pStyle w:val="Compact"/>
+      </w:pPr>
+      <w:r>
+        <w:t xml:space="preserve">✅ Cobertura 100% del corredor</w:t>
+      </w:r>
+    </w:p>
+    <w:p>
+      <w:pPr>
+        <w:numPr>
+          <w:ilvl w:val="0"/>
+          <w:numId w:val="1003"/>
+        </w:numPr>
+        <w:pStyle w:val="Compact"/>
+      </w:pPr>
+      <w:r>
+        <w:t xml:space="preserve">✅ Disponibilidad 99.95% para Red Vital IP / TETRA</w:t>
+      </w:r>
+    </w:p>
+    <w:p>
+      <w:pPr>
+        <w:numPr>
+          <w:ilvl w:val="0"/>
+          <w:numId w:val="1003"/>
+        </w:numPr>
+        <w:pStyle w:val="Compact"/>
+      </w:pPr>
+      <w:r>
+        <w:t xml:space="preserve">✅ Integración completa con sistemas de control</w:t>
+      </w:r>
+    </w:p>
+    <w:p>
+      <w:pPr>
+        <w:numPr>
+          <w:ilvl w:val="0"/>
+          <w:numId w:val="1003"/>
+        </w:numPr>
+        <w:pStyle w:val="Compact"/>
+      </w:pPr>
+      <w:r>
+        <w:t xml:space="preserve">✅ Cumplimiento normativo ANE</w:t>
+      </w:r>
+    </w:p>
+    <w:p>
+      <w:pPr>
+        <w:numPr>
+          <w:ilvl w:val="0"/>
+          <w:numId w:val="1003"/>
+        </w:numPr>
+        <w:pStyle w:val="Compact"/>
+      </w:pPr>
+      <w:r>
+        <w:t xml:space="preserve">✅ Interoperabilidad con FENOCO</w:t>
+      </w:r>
+    </w:p>
+    <w:p>
+      <w:r>
+        <w:pict>
+          <v:rect style="width:0;height:1.5pt" o:hralign="center" o:hrstd="t" o:hr="t"/>
+        </w:pict>
+      </w:r>
+    </w:p>
+    <w:bookmarkEnd w:id="41"/>
+    <w:bookmarkEnd w:id="42"/>
+    <w:bookmarkStart w:id="47" w:name="ubicación-y-despliegue"/>
+    <w:p>
+      <w:pPr>
+        <w:pStyle w:val="Heading2"/>
+      </w:pPr>
+      <w:r>
+        <w:t xml:space="preserve">📍 UBICACIÓN Y DESPLIEGUE</w:t>
+      </w:r>
+    </w:p>
+    <w:bookmarkStart w:id="43" w:name="mapa-de-despliegue"/>
+    <w:p>
+      <w:pPr>
+        <w:pStyle w:val="Heading3"/>
+      </w:pPr>
+      <w:r>
+        <w:t xml:space="preserve">Mapa de despliegue</w:t>
+      </w:r>
+    </w:p>
+    <w:p>
+      <w:pPr>
+        <w:pStyle w:val="FirstParagraph"/>
+      </w:pPr>
+      <w:r>
+        <w:t xml:space="preserve">Las 37 estaciones de telecomunicaciones están ubicadas estratégicamente a lo largo del corredor La Dorada-Chiriguaná, con una separación promedio de 16 km entre estaciones para garantizar cobertura continua.</w:t>
+      </w:r>
+    </w:p>
+    <w:bookmarkEnd w:id="43"/>
+    <w:bookmarkStart w:id="44" w:name="Xb8d9136679de7e88f5fcff61daf9437fc1ce24c"/>
+    <w:p>
+      <w:pPr>
+        <w:pStyle w:val="Heading3"/>
+      </w:pPr>
+      <w:r>
+        <w:t xml:space="preserve">Ubicaciones Específicas por PK (Punto Kilométrico)</w:t>
       </w:r>
     </w:p>
     <w:tbl>
       <w:tblPr>
         <w:tblStyle w:val="Table"/>
         <w:tblW w:type="pct" w:w="5000"/>
+        <w:tblLook w:firstRow="1" w:lastRow="0" w:firstColumn="0" w:lastColumn="0" w:noHBand="0" w:noVBand="0" w:val="0020"/>
+        <w:jc w:val="start"/>
         <w:tblLayout w:type="fixed"/>
-        <w:tblLook w:firstRow="1" w:lastRow="0" w:firstColumn="0" w:lastColumn="0" w:noHBand="0" w:noVBand="0" w:val="0020"/>
-      </w:tblPr>
-      <w:tblGrid>
-        <w:gridCol w:w="2292"/>
-        <w:gridCol w:w="1458"/>
-        <w:gridCol w:w="4168"/>
-      </w:tblGrid>
-      <w:tr>
-        <w:trPr>
-          <w:tblHeader w:val="on"/>
-        </w:trPr>
-        <w:tc>
-          <w:tcPr/>
-          <w:p>
-            <w:pPr>
-              <w:pStyle w:val="Compact"/>
-              <w:jc w:val="left"/>
-            </w:pPr>
-            <w:r>
-              <w:t xml:space="preserve">Parámetro</w:t>
-            </w:r>
-          </w:p>
-        </w:tc>
-        <w:tc>
-          <w:tcPr/>
-          <w:p>
-            <w:pPr>
-              <w:pStyle w:val="Compact"/>
-              <w:jc w:val="left"/>
-            </w:pPr>
-            <w:r>
-              <w:t xml:space="preserve">Valor</w:t>
-            </w:r>
-          </w:p>
-        </w:tc>
-        <w:tc>
-          <w:tcPr/>
-          <w:p>
-            <w:pPr>
-              <w:pStyle w:val="Compact"/>
-              <w:jc w:val="left"/>
-            </w:pPr>
-            <w:r>
-              <w:t xml:space="preserve">Estándar Aplicable</w:t>
-            </w:r>
-          </w:p>
-        </w:tc>
-      </w:tr>
-      <w:tr>
-        <w:tc>
-          <w:tcPr/>
-          <w:p>
-            <w:pPr>
-              <w:pStyle w:val="Compact"/>
-              <w:jc w:val="left"/>
-            </w:pPr>
-            <w:r>
-              <w:t xml:space="preserve">Cobertura TETRA</w:t>
-            </w:r>
-          </w:p>
-        </w:tc>
-        <w:tc>
-          <w:tcPr/>
-          <w:p>
-            <w:pPr>
-              <w:pStyle w:val="Compact"/>
-              <w:jc w:val="left"/>
-            </w:pPr>
-            <w:r>
-              <w:t xml:space="preserve">100% del corredor</w:t>
-            </w:r>
-          </w:p>
-        </w:tc>
-        <w:tc>
-          <w:tcPr/>
-          <w:p>
-            <w:pPr>
-              <w:pStyle w:val="Compact"/>
-              <w:jc w:val="left"/>
-            </w:pPr>
-            <w:r>
-              <w:t xml:space="preserve">FRA/AREMA 920-2</w:t>
-            </w:r>
-          </w:p>
-        </w:tc>
-      </w:tr>
-      <w:tr>
-        <w:tc>
-          <w:tcPr/>
-          <w:p>
-            <w:pPr>
-              <w:pStyle w:val="Compact"/>
-              <w:jc w:val="left"/>
-            </w:pPr>
-            <w:r>
-              <w:t xml:space="preserve">Cobertura RED TETRA (Misión Crítica)</w:t>
-            </w:r>
-          </w:p>
-        </w:tc>
-        <w:tc>
-          <w:tcPr/>
-          <w:p>
-            <w:pPr>
-              <w:pStyle w:val="Compact"/>
-              <w:jc w:val="left"/>
-            </w:pPr>
-            <w:r>
-              <w:t xml:space="preserve">100% del corredor</w:t>
-            </w:r>
-          </w:p>
-        </w:tc>
-        <w:tc>
-          <w:tcPr/>
-          <w:p>
-            <w:pPr>
-              <w:pStyle w:val="Compact"/>
-              <w:jc w:val="left"/>
-            </w:pPr>
-            <w:r>
-              <w:t xml:space="preserve">FRA/AREMA 920-2</w:t>
-            </w:r>
-          </w:p>
-        </w:tc>
-      </w:tr>
-      <w:tr>
-        <w:tc>
-          <w:tcPr/>
-          <w:p>
-            <w:pPr>
-              <w:pStyle w:val="Compact"/>
-              <w:jc w:val="left"/>
-            </w:pPr>
-            <w:r>
-              <w:t xml:space="preserve">Disponibilidad TETRA</w:t>
-            </w:r>
-          </w:p>
-        </w:tc>
-        <w:tc>
-          <w:tcPr/>
-          <w:p>
-            <w:pPr>
-              <w:pStyle w:val="Compact"/>
-              <w:jc w:val="left"/>
-            </w:pPr>
-            <w:r>
-              <w:t xml:space="preserve">99.5%</w:t>
-            </w:r>
-          </w:p>
-        </w:tc>
-        <w:tc>
-          <w:tcPr/>
-          <w:p>
-            <w:pPr>
-              <w:pStyle w:val="Compact"/>
-              <w:jc w:val="left"/>
-            </w:pPr>
-            <w:r>
-              <w:t xml:space="preserve">EN 50126</w:t>
-            </w:r>
-          </w:p>
-        </w:tc>
-      </w:tr>
-      <w:tr>
-        <w:tc>
-          <w:tcPr/>
-          <w:p>
-            <w:pPr>
-              <w:pStyle w:val="Compact"/>
-              <w:jc w:val="left"/>
-            </w:pPr>
-            <w:r>
-              <w:t xml:space="preserve">Disponibilidad RED TETRA (Misión Crítica)</w:t>
-            </w:r>
-          </w:p>
-        </w:tc>
-        <w:tc>
-          <w:tcPr/>
-          <w:p>
-            <w:pPr>
-              <w:pStyle w:val="Compact"/>
-              <w:jc w:val="left"/>
-            </w:pPr>
-            <w:r>
-              <w:t xml:space="preserve">99.95%</w:t>
-            </w:r>
-          </w:p>
-        </w:tc>
-        <w:tc>
-          <w:tcPr/>
-          <w:p>
-            <w:pPr>
-              <w:pStyle w:val="Compact"/>
-              <w:jc w:val="left"/>
-            </w:pPr>
-            <w:r>
-              <w:t xml:space="preserve">EN 50126</w:t>
-            </w:r>
-          </w:p>
-        </w:tc>
-      </w:tr>
-      <w:tr>
-        <w:tc>
-          <w:tcPr/>
-          <w:p>
-            <w:pPr>
-              <w:pStyle w:val="Compact"/>
-              <w:jc w:val="left"/>
-            </w:pPr>
-            <w:r>
-              <w:t xml:space="preserve">Velocidad de datos</w:t>
-            </w:r>
-          </w:p>
-        </w:tc>
-        <w:tc>
-          <w:tcPr/>
-          <w:p>
-            <w:pPr>
-              <w:pStyle w:val="Compact"/>
-              <w:jc w:val="left"/>
-            </w:pPr>
-            <w:r>
-              <w:t xml:space="preserve">1 Gbps por estación</w:t>
-            </w:r>
-          </w:p>
-        </w:tc>
-        <w:tc>
-          <w:tcPr/>
-          <w:p>
-            <w:pPr>
-              <w:pStyle w:val="Compact"/>
-              <w:jc w:val="left"/>
-            </w:pPr>
-            <w:r>
-              <w:t xml:space="preserve">IEEE 802.3</w:t>
-            </w:r>
-          </w:p>
-        </w:tc>
-      </w:tr>
-      <w:tr>
-        <w:tc>
-          <w:tcPr/>
-          <w:p>
-            <w:pPr>
-              <w:pStyle w:val="Compact"/>
-              <w:jc w:val="left"/>
-            </w:pPr>
-            <w:r>
-              <w:t xml:space="preserve">Tiempo de respuesta</w:t>
-            </w:r>
-          </w:p>
-        </w:tc>
-        <w:tc>
-          <w:tcPr/>
-          <w:p>
-            <w:pPr>
-              <w:pStyle w:val="Compact"/>
-              <w:jc w:val="left"/>
-            </w:pPr>
-            <w:r>
-              <w:t xml:space="preserve">&lt; 500ms</w:t>
-            </w:r>
-          </w:p>
-        </w:tc>
-        <w:tc>
-          <w:tcPr/>
-          <w:p>
-            <w:pPr>
-              <w:pStyle w:val="Compact"/>
-              <w:jc w:val="left"/>
-            </w:pPr>
-            <w:r>
-              <w:t xml:space="preserve">FRA/AREMA 920-2</w:t>
-            </w:r>
-          </w:p>
-        </w:tc>
-      </w:tr>
-      <w:tr>
-        <w:tc>
-          <w:tcPr/>
-          <w:p>
-            <w:pPr>
-              <w:pStyle w:val="Compact"/>
-              <w:jc w:val="left"/>
-            </w:pPr>
-            <w:r>
-              <w:t xml:space="preserve">Altura de torres</w:t>
-            </w:r>
-          </w:p>
-        </w:tc>
-        <w:tc>
-          <w:tcPr/>
-          <w:p>
-            <w:pPr>
-              <w:pStyle w:val="Compact"/>
-              <w:jc w:val="left"/>
-            </w:pPr>
-            <w:r>
-              <w:t xml:space="preserve">40 metros</w:t>
-            </w:r>
-          </w:p>
-        </w:tc>
-        <w:tc>
-          <w:tcPr/>
-          <w:p>
-            <w:pPr>
-              <w:pStyle w:val="Compact"/>
-              <w:jc w:val="left"/>
-            </w:pPr>
-            <w:r>
-              <w:t xml:space="preserve">RETIE</w:t>
-            </w:r>
-          </w:p>
-        </w:tc>
-      </w:tr>
-    </w:tbl>
-    <w:bookmarkEnd w:id="29"/>
-    <w:bookmarkStart w:id="30" w:name="criterios-de-aceptación"/>
-    <w:p>
-      <w:pPr>
-        <w:pStyle w:val="Heading3"/>
-      </w:pPr>
-      <w:r>
-        <w:t xml:space="preserve">Criterios de aceptación</w:t>
-      </w:r>
-    </w:p>
-    <w:p>
-      <w:pPr>
-        <w:pStyle w:val="Compact"/>
-        <w:numPr>
-          <w:ilvl w:val="0"/>
-          <w:numId w:val="1003"/>
-        </w:numPr>
-      </w:pPr>
-      <w:r>
-        <w:t xml:space="preserve">✅ Cobertura 100% del corredor</w:t>
-      </w:r>
-    </w:p>
-    <w:p>
-      <w:pPr>
-        <w:pStyle w:val="Compact"/>
-        <w:numPr>
-          <w:ilvl w:val="0"/>
-          <w:numId w:val="1003"/>
-        </w:numPr>
-      </w:pPr>
-      <w:r>
-        <w:t xml:space="preserve">✅ Disponibilidad 99.95% para RED TETRA (Misión Crítica)</w:t>
-      </w:r>
-    </w:p>
-    <w:p>
-      <w:pPr>
-        <w:pStyle w:val="Compact"/>
-        <w:numPr>
-          <w:ilvl w:val="0"/>
-          <w:numId w:val="1003"/>
-        </w:numPr>
-      </w:pPr>
-      <w:r>
-        <w:t xml:space="preserve">✅ Integración completa con sistemas de control</w:t>
-      </w:r>
-    </w:p>
-    <w:p>
-      <w:pPr>
-        <w:pStyle w:val="Compact"/>
-        <w:numPr>
-          <w:ilvl w:val="0"/>
-          <w:numId w:val="1003"/>
-        </w:numPr>
-      </w:pPr>
-      <w:r>
-        <w:t xml:space="preserve">✅ Cumplimiento normativo ANE</w:t>
-      </w:r>
-    </w:p>
-    <w:p>
-      <w:pPr>
-        <w:pStyle w:val="Compact"/>
-        <w:numPr>
-          <w:ilvl w:val="0"/>
-          <w:numId w:val="1003"/>
-        </w:numPr>
-      </w:pPr>
-      <w:r>
-        <w:t xml:space="preserve">✅ Interoperabilidad con FENOCO</w:t>
-      </w:r>
-    </w:p>
-    <w:p>
-      <w:r>
-        <w:pict>
-          <v:rect style="width:0;height:1.5pt" o:hralign="center" o:hrstd="t" o:hr="t"/>
-        </w:pict>
-      </w:r>
-    </w:p>
-    <w:bookmarkEnd w:id="30"/>
-    <w:bookmarkEnd w:id="31"/>
-    <w:bookmarkStart w:id="36" w:name="ubicación-y-despliegue"/>
-    <w:p>
-      <w:pPr>
-        <w:pStyle w:val="Heading2"/>
-      </w:pPr>
-      <w:r>
-        <w:t xml:space="preserve">📍 UBICACIÓN Y DESPLIEGUE</w:t>
-      </w:r>
-    </w:p>
-    <w:bookmarkStart w:id="32" w:name="mapa-de-despliegue"/>
-    <w:p>
-      <w:pPr>
-        <w:pStyle w:val="Heading3"/>
-      </w:pPr>
-      <w:r>
-        <w:t xml:space="preserve">Mapa de despliegue</w:t>
-      </w:r>
-    </w:p>
-    <w:p>
-      <w:pPr>
-        <w:pStyle w:val="FirstParagraph"/>
-      </w:pPr>
-      <w:r>
-        <w:t xml:space="preserve">Las 37 estaciones de telecomunicaciones están ubicadas estratégicamente a lo largo del corredor La Dorada-Chiriguaná, con una separación promedio de 16 km entre estaciones para garantizar cobertura continua.</w:t>
-      </w:r>
-    </w:p>
-    <w:bookmarkEnd w:id="32"/>
-    <w:bookmarkStart w:id="33" w:name="Xb8d9136679de7e88f5fcff61daf9437fc1ce24c"/>
-    <w:p>
-      <w:pPr>
-        <w:pStyle w:val="Heading3"/>
-      </w:pPr>
-      <w:r>
-        <w:t xml:space="preserve">Ubicaciones Específicas por PK (Punto Kilométrico)</w:t>
-      </w:r>
-    </w:p>
-    <w:tbl>
-      <w:tblPr>
-        <w:tblStyle w:val="Table"/>
-        <w:tblW w:type="pct" w:w="5000"/>
-        <w:tblLayout w:type="fixed"/>
-        <w:tblLook w:firstRow="1" w:lastRow="0" w:firstColumn="0" w:lastColumn="0" w:noHBand="0" w:noVBand="0" w:val="0020"/>
       </w:tblPr>
       <w:tblGrid>
         <w:gridCol w:w="510"/>
@@ -3033,7 +3048,7 @@
       </w:tblGrid>
       <w:tr>
         <w:trPr>
-          <w:tblHeader w:val="on"/>
+          <w:tblHeader w:val="true"/>
         </w:trPr>
         <w:tc>
           <w:tcPr/>
@@ -3118,8 +3133,8 @@
             </w:pPr>
             <w:r>
               <w:rPr>
+                <w:bCs/>
                 <w:b/>
-                <w:bCs/>
               </w:rPr>
               <w:t xml:space="preserve">PK 0</w:t>
             </w:r>
@@ -3196,8 +3211,8 @@
             </w:pPr>
             <w:r>
               <w:rPr>
+                <w:bCs/>
                 <w:b/>
-                <w:bCs/>
               </w:rPr>
               <w:t xml:space="preserve">PK 80</w:t>
             </w:r>
@@ -3274,8 +3289,8 @@
             </w:pPr>
             <w:r>
               <w:rPr>
+                <w:bCs/>
                 <w:b/>
-                <w:bCs/>
               </w:rPr>
               <w:t xml:space="preserve">PK 160</w:t>
             </w:r>
@@ -3352,8 +3367,8 @@
             </w:pPr>
             <w:r>
               <w:rPr>
+                <w:bCs/>
                 <w:b/>
-                <w:bCs/>
               </w:rPr>
               <w:t xml:space="preserve">PK 240</w:t>
             </w:r>
@@ -3430,8 +3445,8 @@
             </w:pPr>
             <w:r>
               <w:rPr>
+                <w:bCs/>
                 <w:b/>
-                <w:bCs/>
               </w:rPr>
               <w:t xml:space="preserve">PK 320</w:t>
             </w:r>
@@ -3508,8 +3523,8 @@
             </w:pPr>
             <w:r>
               <w:rPr>
+                <w:bCs/>
                 <w:b/>
-                <w:bCs/>
               </w:rPr>
               <w:t xml:space="preserve">PK 40</w:t>
             </w:r>
@@ -3586,8 +3601,8 @@
             </w:pPr>
             <w:r>
               <w:rPr>
+                <w:bCs/>
                 <w:b/>
-                <w:bCs/>
               </w:rPr>
               <w:t xml:space="preserve">PK 120</w:t>
             </w:r>
@@ -3664,8 +3679,8 @@
             </w:pPr>
             <w:r>
               <w:rPr>
+                <w:bCs/>
                 <w:b/>
-                <w:bCs/>
               </w:rPr>
               <w:t xml:space="preserve">PK 200</w:t>
             </w:r>
@@ -3742,8 +3757,8 @@
             </w:pPr>
             <w:r>
               <w:rPr>
+                <w:bCs/>
                 <w:b/>
-                <w:bCs/>
               </w:rPr>
               <w:t xml:space="preserve">PK 280</w:t>
             </w:r>
@@ -3811,892 +3826,893 @@
         </w:tc>
       </w:tr>
     </w:tbl>
-    <w:bookmarkEnd w:id="33"/>
-    <w:bookmarkStart w:id="34" w:name="requerimientos-eléctricos-por-estación"/>
+    <w:bookmarkEnd w:id="44"/>
+    <w:bookmarkStart w:id="45" w:name="requerimientos-eléctricos-por-estación"/>
     <w:p>
       <w:pPr>
         <w:pStyle w:val="Heading3"/>
       </w:pPr>
       <w:r>
         <w:t xml:space="preserve">Requerimientos Eléctricos por Estación</w:t>
+      </w:r>
+    </w:p>
+    <w:tbl>
+      <w:tblPr>
+        <w:tblStyle w:val="Table"/>
+        <w:tblW w:type="auto" w:w="0"/>
+        <w:tblLook w:firstRow="1" w:lastRow="0" w:firstColumn="0" w:lastColumn="0" w:noHBand="0" w:noVBand="0" w:val="0020"/>
+        <w:jc w:val="start"/>
+      </w:tblPr>
+      <w:tblGrid>
+        <w:gridCol w:w="1980"/>
+        <w:gridCol w:w="1980"/>
+        <w:gridCol w:w="1980"/>
+        <w:gridCol w:w="1980"/>
+      </w:tblGrid>
+      <w:tr>
+        <w:trPr>
+          <w:tblHeader w:val="true"/>
+        </w:trPr>
+        <w:tc>
+          <w:tcPr/>
+          <w:p>
+            <w:pPr>
+              <w:pStyle w:val="Compact"/>
+              <w:jc w:val="left"/>
+            </w:pPr>
+            <w:r>
+              <w:t xml:space="preserve">Componente</w:t>
+            </w:r>
+          </w:p>
+        </w:tc>
+        <w:tc>
+          <w:tcPr/>
+          <w:p>
+            <w:pPr>
+              <w:pStyle w:val="Compact"/>
+              <w:jc w:val="left"/>
+            </w:pPr>
+            <w:r>
+              <w:t xml:space="preserve">Potencia</w:t>
+            </w:r>
+          </w:p>
+        </w:tc>
+        <w:tc>
+          <w:tcPr/>
+          <w:p>
+            <w:pPr>
+              <w:pStyle w:val="Compact"/>
+              <w:jc w:val="left"/>
+            </w:pPr>
+            <w:r>
+              <w:t xml:space="preserve">Tipo Alimentación</w:t>
+            </w:r>
+          </w:p>
+        </w:tc>
+        <w:tc>
+          <w:tcPr/>
+          <w:p>
+            <w:pPr>
+              <w:pStyle w:val="Compact"/>
+              <w:jc w:val="left"/>
+            </w:pPr>
+            <w:r>
+              <w:t xml:space="preserve">Respaldo</w:t>
+            </w:r>
+          </w:p>
+        </w:tc>
+      </w:tr>
+      <w:tr>
+        <w:tc>
+          <w:tcPr/>
+          <w:p>
+            <w:pPr>
+              <w:pStyle w:val="Compact"/>
+              <w:jc w:val="left"/>
+            </w:pPr>
+            <w:r>
+              <w:rPr>
+                <w:bCs/>
+                <w:b/>
+              </w:rPr>
+              <w:t xml:space="preserve">Equipos TETRA</w:t>
+            </w:r>
+          </w:p>
+        </w:tc>
+        <w:tc>
+          <w:tcPr/>
+          <w:p>
+            <w:pPr>
+              <w:pStyle w:val="Compact"/>
+              <w:jc w:val="left"/>
+            </w:pPr>
+            <w:r>
+              <w:t xml:space="preserve">2.5 kW</w:t>
+            </w:r>
+          </w:p>
+        </w:tc>
+        <w:tc>
+          <w:tcPr/>
+          <w:p>
+            <w:pPr>
+              <w:pStyle w:val="Compact"/>
+              <w:jc w:val="left"/>
+            </w:pPr>
+            <w:r>
+              <w:t xml:space="preserve">220V AC</w:t>
+            </w:r>
+          </w:p>
+        </w:tc>
+        <w:tc>
+          <w:tcPr/>
+          <w:p>
+            <w:pPr>
+              <w:pStyle w:val="Compact"/>
+              <w:jc w:val="left"/>
+            </w:pPr>
+            <w:r>
+              <w:t xml:space="preserve">UPS 2 horas</w:t>
+            </w:r>
+          </w:p>
+        </w:tc>
+      </w:tr>
+      <w:tr>
+        <w:tc>
+          <w:tcPr/>
+          <w:p>
+            <w:pPr>
+              <w:pStyle w:val="Compact"/>
+              <w:jc w:val="left"/>
+            </w:pPr>
+            <w:r>
+              <w:rPr>
+                <w:bCs/>
+                <w:b/>
+              </w:rPr>
+              <w:t xml:space="preserve">Equipos Red Vital IP / TETRA</w:t>
+            </w:r>
+          </w:p>
+        </w:tc>
+        <w:tc>
+          <w:tcPr/>
+          <w:p>
+            <w:pPr>
+              <w:pStyle w:val="Compact"/>
+              <w:jc w:val="left"/>
+            </w:pPr>
+            <w:r>
+              <w:t xml:space="preserve">3.0 kW</w:t>
+            </w:r>
+          </w:p>
+        </w:tc>
+        <w:tc>
+          <w:tcPr/>
+          <w:p>
+            <w:pPr>
+              <w:pStyle w:val="Compact"/>
+              <w:jc w:val="left"/>
+            </w:pPr>
+            <w:r>
+              <w:t xml:space="preserve">220V AC</w:t>
+            </w:r>
+          </w:p>
+        </w:tc>
+        <w:tc>
+          <w:tcPr/>
+          <w:p>
+            <w:pPr>
+              <w:pStyle w:val="Compact"/>
+              <w:jc w:val="left"/>
+            </w:pPr>
+            <w:r>
+              <w:t xml:space="preserve">UPS 2 horas</w:t>
+            </w:r>
+          </w:p>
+        </w:tc>
+      </w:tr>
+      <w:tr>
+        <w:tc>
+          <w:tcPr/>
+          <w:p>
+            <w:pPr>
+              <w:pStyle w:val="Compact"/>
+              <w:jc w:val="left"/>
+            </w:pPr>
+            <w:r>
+              <w:rPr>
+                <w:bCs/>
+                <w:b/>
+              </w:rPr>
+              <w:t xml:space="preserve">Equipos Fibra</w:t>
+            </w:r>
+          </w:p>
+        </w:tc>
+        <w:tc>
+          <w:tcPr/>
+          <w:p>
+            <w:pPr>
+              <w:pStyle w:val="Compact"/>
+              <w:jc w:val="left"/>
+            </w:pPr>
+            <w:r>
+              <w:t xml:space="preserve">1.0 kW</w:t>
+            </w:r>
+          </w:p>
+        </w:tc>
+        <w:tc>
+          <w:tcPr/>
+          <w:p>
+            <w:pPr>
+              <w:pStyle w:val="Compact"/>
+              <w:jc w:val="left"/>
+            </w:pPr>
+            <w:r>
+              <w:t xml:space="preserve">220V AC</w:t>
+            </w:r>
+          </w:p>
+        </w:tc>
+        <w:tc>
+          <w:tcPr/>
+          <w:p>
+            <w:pPr>
+              <w:pStyle w:val="Compact"/>
+              <w:jc w:val="left"/>
+            </w:pPr>
+            <w:r>
+              <w:t xml:space="preserve">UPS 2 horas</w:t>
+            </w:r>
+          </w:p>
+        </w:tc>
+      </w:tr>
+      <w:tr>
+        <w:tc>
+          <w:tcPr/>
+          <w:p>
+            <w:pPr>
+              <w:pStyle w:val="Compact"/>
+              <w:jc w:val="left"/>
+            </w:pPr>
+            <w:r>
+              <w:rPr>
+                <w:bCs/>
+                <w:b/>
+              </w:rPr>
+              <w:t xml:space="preserve">Iluminación Torre</w:t>
+            </w:r>
+          </w:p>
+        </w:tc>
+        <w:tc>
+          <w:tcPr/>
+          <w:p>
+            <w:pPr>
+              <w:pStyle w:val="Compact"/>
+              <w:jc w:val="left"/>
+            </w:pPr>
+            <w:r>
+              <w:t xml:space="preserve">0.5 kW</w:t>
+            </w:r>
+          </w:p>
+        </w:tc>
+        <w:tc>
+          <w:tcPr/>
+          <w:p>
+            <w:pPr>
+              <w:pStyle w:val="Compact"/>
+              <w:jc w:val="left"/>
+            </w:pPr>
+            <w:r>
+              <w:t xml:space="preserve">220V AC</w:t>
+            </w:r>
+          </w:p>
+        </w:tc>
+        <w:tc>
+          <w:tcPr/>
+          <w:p>
+            <w:pPr>
+              <w:pStyle w:val="Compact"/>
+              <w:jc w:val="left"/>
+            </w:pPr>
+            <w:r>
+              <w:t xml:space="preserve">Sin respaldo</w:t>
+            </w:r>
+          </w:p>
+        </w:tc>
+      </w:tr>
+      <w:tr>
+        <w:tc>
+          <w:tcPr/>
+          <w:p>
+            <w:pPr>
+              <w:pStyle w:val="Compact"/>
+              <w:jc w:val="left"/>
+            </w:pPr>
+            <w:r>
+              <w:rPr>
+                <w:bCs/>
+                <w:b/>
+              </w:rPr>
+              <w:t xml:space="preserve">Sistemas Auxiliares</w:t>
+            </w:r>
+          </w:p>
+        </w:tc>
+        <w:tc>
+          <w:tcPr/>
+          <w:p>
+            <w:pPr>
+              <w:pStyle w:val="Compact"/>
+              <w:jc w:val="left"/>
+            </w:pPr>
+            <w:r>
+              <w:t xml:space="preserve">1.0 kW</w:t>
+            </w:r>
+          </w:p>
+        </w:tc>
+        <w:tc>
+          <w:tcPr/>
+          <w:p>
+            <w:pPr>
+              <w:pStyle w:val="Compact"/>
+              <w:jc w:val="left"/>
+            </w:pPr>
+            <w:r>
+              <w:t xml:space="preserve">220V AC</w:t>
+            </w:r>
+          </w:p>
+        </w:tc>
+        <w:tc>
+          <w:tcPr/>
+          <w:p>
+            <w:pPr>
+              <w:pStyle w:val="Compact"/>
+              <w:jc w:val="left"/>
+            </w:pPr>
+            <w:r>
+              <w:t xml:space="preserve">UPS 2 horas</w:t>
+            </w:r>
+          </w:p>
+        </w:tc>
+      </w:tr>
+      <w:tr>
+        <w:tc>
+          <w:tcPr/>
+          <w:p>
+            <w:pPr>
+              <w:pStyle w:val="Compact"/>
+              <w:jc w:val="left"/>
+            </w:pPr>
+            <w:r>
+              <w:rPr>
+                <w:bCs/>
+                <w:b/>
+              </w:rPr>
+              <w:t xml:space="preserve">TOTAL POR ESTACIÓN</w:t>
+            </w:r>
+          </w:p>
+        </w:tc>
+        <w:tc>
+          <w:tcPr/>
+          <w:p>
+            <w:pPr>
+              <w:pStyle w:val="Compact"/>
+              <w:jc w:val="left"/>
+            </w:pPr>
+            <w:r>
+              <w:rPr>
+                <w:bCs/>
+                <w:b/>
+              </w:rPr>
+              <w:t xml:space="preserve">8.0 kW</w:t>
+            </w:r>
+          </w:p>
+        </w:tc>
+        <w:tc>
+          <w:tcPr/>
+          <w:p>
+            <w:pPr>
+              <w:pStyle w:val="Compact"/>
+              <w:jc w:val="left"/>
+            </w:pPr>
+            <w:r>
+              <w:rPr>
+                <w:bCs/>
+                <w:b/>
+              </w:rPr>
+              <w:t xml:space="preserve">220V AC</w:t>
+            </w:r>
+          </w:p>
+        </w:tc>
+        <w:tc>
+          <w:tcPr/>
+          <w:p>
+            <w:pPr>
+              <w:pStyle w:val="Compact"/>
+              <w:jc w:val="left"/>
+            </w:pPr>
+            <w:r>
+              <w:rPr>
+                <w:bCs/>
+                <w:b/>
+              </w:rPr>
+              <w:t xml:space="preserve">UPS 2 horas</w:t>
+            </w:r>
+          </w:p>
+        </w:tc>
+      </w:tr>
+    </w:tbl>
+    <w:bookmarkEnd w:id="45"/>
+    <w:bookmarkStart w:id="46" w:name="alimentación-eléctrica-total"/>
+    <w:p>
+      <w:pPr>
+        <w:pStyle w:val="Heading3"/>
+      </w:pPr>
+      <w:r>
+        <w:t xml:space="preserve">Alimentación Eléctrica Total</w:t>
+      </w:r>
+    </w:p>
+    <w:p>
+      <w:pPr>
+        <w:numPr>
+          <w:ilvl w:val="0"/>
+          <w:numId w:val="1004"/>
+        </w:numPr>
+        <w:pStyle w:val="Compact"/>
+      </w:pPr>
+      <w:r>
+        <w:rPr>
+          <w:bCs/>
+          <w:b/>
+        </w:rPr>
+        <w:t xml:space="preserve">Potencia total:</w:t>
+      </w:r>
+      <w:r>
+        <w:t xml:space="preserve"> </w:t>
+      </w:r>
+      <w:r>
+        <w:t xml:space="preserve">37 estaciones × 8.0 kW =</w:t>
+      </w:r>
+      <w:r>
+        <w:t xml:space="preserve"> </w:t>
+      </w:r>
+      <w:r>
+        <w:rPr>
+          <w:bCs/>
+          <w:b/>
+        </w:rPr>
+        <w:t xml:space="preserve">296 kW</w:t>
+      </w:r>
+    </w:p>
+    <w:p>
+      <w:pPr>
+        <w:numPr>
+          <w:ilvl w:val="0"/>
+          <w:numId w:val="1004"/>
+        </w:numPr>
+        <w:pStyle w:val="Compact"/>
+      </w:pPr>
+      <w:r>
+        <w:rPr>
+          <w:bCs/>
+          <w:b/>
+        </w:rPr>
+        <w:t xml:space="preserve">Tipo de alimentación:</w:t>
+      </w:r>
+      <w:r>
+        <w:t xml:space="preserve"> </w:t>
+      </w:r>
+      <w:r>
+        <w:t xml:space="preserve">220V AC trifásica</w:t>
+      </w:r>
+    </w:p>
+    <w:p>
+      <w:pPr>
+        <w:numPr>
+          <w:ilvl w:val="0"/>
+          <w:numId w:val="1004"/>
+        </w:numPr>
+        <w:pStyle w:val="Compact"/>
+      </w:pPr>
+      <w:r>
+        <w:rPr>
+          <w:bCs/>
+          <w:b/>
+        </w:rPr>
+        <w:t xml:space="preserve">Respaldo:</w:t>
+      </w:r>
+      <w:r>
+        <w:t xml:space="preserve"> </w:t>
+      </w:r>
+      <w:r>
+        <w:t xml:space="preserve">UPS 2 horas + generador de respaldo</w:t>
+      </w:r>
+    </w:p>
+    <w:p>
+      <w:pPr>
+        <w:numPr>
+          <w:ilvl w:val="0"/>
+          <w:numId w:val="1004"/>
+        </w:numPr>
+        <w:pStyle w:val="Compact"/>
+      </w:pPr>
+      <w:r>
+        <w:rPr>
+          <w:bCs/>
+          <w:b/>
+        </w:rPr>
+        <w:t xml:space="preserve">Fuente primaria:</w:t>
+      </w:r>
+      <w:r>
+        <w:t xml:space="preserve"> </w:t>
+      </w:r>
+      <w:r>
+        <w:t xml:space="preserve">Red eléctrica local (cada estación)</w:t>
+      </w:r>
+    </w:p>
+    <w:p>
+      <w:pPr>
+        <w:numPr>
+          <w:ilvl w:val="0"/>
+          <w:numId w:val="1004"/>
+        </w:numPr>
+        <w:pStyle w:val="Compact"/>
+      </w:pPr>
+      <w:r>
+        <w:rPr>
+          <w:bCs/>
+          <w:b/>
+        </w:rPr>
+        <w:t xml:space="preserve">Respaldo secundario:</w:t>
+      </w:r>
+      <w:r>
+        <w:t xml:space="preserve"> </w:t>
+      </w:r>
+      <w:r>
+        <w:t xml:space="preserve">Generadores diésel 10 kW por estación</w:t>
+      </w:r>
+    </w:p>
+    <w:p>
+      <w:r>
+        <w:pict>
+          <v:rect style="width:0;height:1.5pt" o:hralign="center" o:hrstd="t" o:hr="t"/>
+        </w:pict>
+      </w:r>
+    </w:p>
+    <w:bookmarkEnd w:id="46"/>
+    <w:bookmarkEnd w:id="47"/>
+    <w:bookmarkStart w:id="51" w:name="operación-y-mantenimiento"/>
+    <w:p>
+      <w:pPr>
+        <w:pStyle w:val="Heading2"/>
+      </w:pPr>
+      <w:r>
+        <w:t xml:space="preserve">⚙️ OPERACIÓN Y MANTENIMIENTO</w:t>
+      </w:r>
+    </w:p>
+    <w:bookmarkStart w:id="48" w:name="operación-normal"/>
+    <w:p>
+      <w:pPr>
+        <w:pStyle w:val="Heading3"/>
+      </w:pPr>
+      <w:r>
+        <w:t xml:space="preserve">Operación normal</w:t>
+      </w:r>
+    </w:p>
+    <w:p>
+      <w:pPr>
+        <w:pStyle w:val="FirstParagraph"/>
+      </w:pPr>
+      <w:r>
+        <w:t xml:space="preserve">El sistema opera 24/7 proporcionando comunicación continua entre el Centro de Control y todas las locomotoras, con monitoreo automático de la calidad de senal y disponibilidad.</w:t>
+      </w:r>
+    </w:p>
+    <w:bookmarkEnd w:id="48"/>
+    <w:bookmarkStart w:id="49" w:name="mantenimiento-preventivo"/>
+    <w:p>
+      <w:pPr>
+        <w:pStyle w:val="Heading3"/>
+      </w:pPr>
+      <w:r>
+        <w:t xml:space="preserve">Mantenimiento preventivo</w:t>
+      </w:r>
+    </w:p>
+    <w:p>
+      <w:pPr>
+        <w:numPr>
+          <w:ilvl w:val="0"/>
+          <w:numId w:val="1005"/>
+        </w:numPr>
+        <w:pStyle w:val="Compact"/>
+      </w:pPr>
+      <w:r>
+        <w:rPr>
+          <w:bCs/>
+          <w:b/>
+        </w:rPr>
+        <w:t xml:space="preserve">Diario:</w:t>
+      </w:r>
+      <w:r>
+        <w:t xml:space="preserve"> </w:t>
+      </w:r>
+      <w:r>
+        <w:t xml:space="preserve">Verificación de estado de equipos y calidad de senal</w:t>
+      </w:r>
+    </w:p>
+    <w:p>
+      <w:pPr>
+        <w:numPr>
+          <w:ilvl w:val="0"/>
+          <w:numId w:val="1005"/>
+        </w:numPr>
+        <w:pStyle w:val="Compact"/>
+      </w:pPr>
+      <w:r>
+        <w:rPr>
+          <w:bCs/>
+          <w:b/>
+        </w:rPr>
+        <w:t xml:space="preserve">Semanal:</w:t>
+      </w:r>
+      <w:r>
+        <w:t xml:space="preserve"> </w:t>
+      </w:r>
+      <w:r>
+        <w:t xml:space="preserve">Pruebas de comunicación y respaldo</w:t>
+      </w:r>
+    </w:p>
+    <w:p>
+      <w:pPr>
+        <w:numPr>
+          <w:ilvl w:val="0"/>
+          <w:numId w:val="1005"/>
+        </w:numPr>
+        <w:pStyle w:val="Compact"/>
+      </w:pPr>
+      <w:r>
+        <w:rPr>
+          <w:bCs/>
+          <w:b/>
+        </w:rPr>
+        <w:t xml:space="preserve">Mensual:</w:t>
+      </w:r>
+      <w:r>
+        <w:t xml:space="preserve"> </w:t>
+      </w:r>
+      <w:r>
+        <w:t xml:space="preserve">Calibración de equipos y limpieza de antenas</w:t>
+      </w:r>
+    </w:p>
+    <w:p>
+      <w:pPr>
+        <w:numPr>
+          <w:ilvl w:val="0"/>
+          <w:numId w:val="1005"/>
+        </w:numPr>
+        <w:pStyle w:val="Compact"/>
+      </w:pPr>
+      <w:r>
+        <w:rPr>
+          <w:bCs/>
+          <w:b/>
+        </w:rPr>
+        <w:t xml:space="preserve">Trimestral:</w:t>
+      </w:r>
+      <w:r>
+        <w:t xml:space="preserve"> </w:t>
+      </w:r>
+      <w:r>
+        <w:t xml:space="preserve">Mantenimiento mayor de equipos y actualización de software</w:t>
+      </w:r>
+    </w:p>
+    <w:bookmarkEnd w:id="49"/>
+    <w:bookmarkStart w:id="50" w:name="respuesta-a-fallas"/>
+    <w:p>
+      <w:pPr>
+        <w:pStyle w:val="Heading3"/>
+      </w:pPr>
+      <w:r>
+        <w:t xml:space="preserve">Respuesta a fallas</w:t>
+      </w:r>
+    </w:p>
+    <w:p>
+      <w:pPr>
+        <w:numPr>
+          <w:ilvl w:val="0"/>
+          <w:numId w:val="1006"/>
+        </w:numPr>
+        <w:pStyle w:val="Compact"/>
+      </w:pPr>
+      <w:r>
+        <w:rPr>
+          <w:bCs/>
+          <w:b/>
+        </w:rPr>
+        <w:t xml:space="preserve">Detección automática</w:t>
+      </w:r>
+      <w:r>
+        <w:t xml:space="preserve"> </w:t>
+      </w:r>
+      <w:r>
+        <w:t xml:space="preserve">de fallas por sistemas de monitoreo</w:t>
+      </w:r>
+    </w:p>
+    <w:p>
+      <w:pPr>
+        <w:numPr>
+          <w:ilvl w:val="0"/>
+          <w:numId w:val="1006"/>
+        </w:numPr>
+        <w:pStyle w:val="Compact"/>
+      </w:pPr>
+      <w:r>
+        <w:rPr>
+          <w:bCs/>
+          <w:b/>
+        </w:rPr>
+        <w:t xml:space="preserve">Conmutación automática</w:t>
+      </w:r>
+      <w:r>
+        <w:t xml:space="preserve"> </w:t>
+      </w:r>
+      <w:r>
+        <w:t xml:space="preserve">a sistemas de respaldo</w:t>
+      </w:r>
+    </w:p>
+    <w:p>
+      <w:pPr>
+        <w:numPr>
+          <w:ilvl w:val="0"/>
+          <w:numId w:val="1006"/>
+        </w:numPr>
+        <w:pStyle w:val="Compact"/>
+      </w:pPr>
+      <w:r>
+        <w:rPr>
+          <w:bCs/>
+          <w:b/>
+        </w:rPr>
+        <w:t xml:space="preserve">Notificación inmediata</w:t>
+      </w:r>
+      <w:r>
+        <w:t xml:space="preserve"> </w:t>
+      </w:r>
+      <w:r>
+        <w:t xml:space="preserve">al personal de mantenimiento</w:t>
+      </w:r>
+    </w:p>
+    <w:p>
+      <w:pPr>
+        <w:numPr>
+          <w:ilvl w:val="0"/>
+          <w:numId w:val="1006"/>
+        </w:numPr>
+        <w:pStyle w:val="Compact"/>
+      </w:pPr>
+      <w:r>
+        <w:rPr>
+          <w:bCs/>
+          <w:b/>
+        </w:rPr>
+        <w:t xml:space="preserve">Reparación</w:t>
+      </w:r>
+      <w:r>
+        <w:t xml:space="preserve"> </w:t>
+      </w:r>
+      <w:r>
+        <w:t xml:space="preserve">según procedimientos establecidos</w:t>
+      </w:r>
+    </w:p>
+    <w:p>
+      <w:pPr>
+        <w:numPr>
+          <w:ilvl w:val="0"/>
+          <w:numId w:val="1006"/>
+        </w:numPr>
+        <w:pStyle w:val="Compact"/>
+      </w:pPr>
+      <w:r>
+        <w:rPr>
+          <w:bCs/>
+          <w:b/>
+        </w:rPr>
+        <w:t xml:space="preserve">Verificación</w:t>
+      </w:r>
+      <w:r>
+        <w:t xml:space="preserve"> </w:t>
+      </w:r>
+      <w:r>
+        <w:t xml:space="preserve">de funcionamiento normal</w:t>
+      </w:r>
+    </w:p>
+    <w:p>
+      <w:r>
+        <w:pict>
+          <v:rect style="width:0;height:1.5pt" o:hralign="center" o:hrstd="t" o:hr="t"/>
+        </w:pict>
+      </w:r>
+    </w:p>
+    <w:bookmarkEnd w:id="50"/>
+    <w:bookmarkEnd w:id="51"/>
+    <w:bookmarkStart w:id="54" w:name="interfaces-con-otros-sistemas"/>
+    <w:p>
+      <w:pPr>
+        <w:pStyle w:val="Heading2"/>
+      </w:pPr>
+      <w:r>
+        <w:t xml:space="preserve">🔗 INTERFACES CON OTROS SISTEMAS</w:t>
+      </w:r>
+    </w:p>
+    <w:bookmarkStart w:id="52" w:name="diagrama-de-interfaces"/>
+    <w:p>
+      <w:pPr>
+        <w:pStyle w:val="Heading3"/>
+      </w:pPr>
+      <w:r>
+        <w:t xml:space="preserve">Diagrama de interfaces</w:t>
+      </w:r>
+    </w:p>
+    <w:p>
+      <w:pPr>
+        <w:pStyle w:val="SourceCode"/>
+      </w:pPr>
+      <w:r>
+        <w:rPr>
+          <w:rStyle w:val="VerbatimChar"/>
+        </w:rPr>
+        <w:t xml:space="preserve">[Control de Tráfico] ←→ [Telecomunicaciones] ←→ [Material Rodante]</w:t>
+      </w:r>
+      <w:r>
+        <w:br/>
+      </w:r>
+      <w:r>
+        <w:rPr>
+          <w:rStyle w:val="VerbatimChar"/>
+        </w:rPr>
+        <w:t xml:space="preserve">                                    ↓</w:t>
+      </w:r>
+      <w:r>
+        <w:br/>
+      </w:r>
+      <w:r>
+        <w:rPr>
+          <w:rStyle w:val="VerbatimChar"/>
+        </w:rPr>
+        <w:t xml:space="preserve">[Centro de Control] ←→ [Telecomunicaciones] ←→ [Senalización]</w:t>
+      </w:r>
+      <w:r>
+        <w:br/>
+      </w:r>
+      <w:r>
+        <w:rPr>
+          <w:rStyle w:val="VerbatimChar"/>
+        </w:rPr>
+        <w:t xml:space="preserve">                                    ↓</w:t>
+      </w:r>
+      <w:r>
+        <w:br/>
+      </w:r>
+      <w:r>
+        <w:rPr>
+          <w:rStyle w:val="VerbatimChar"/>
+        </w:rPr>
+        <w:t xml:space="preserve">[Monitoreo] ←→ [Telecomunicaciones] ←→ [Seguridad]</w:t>
+      </w:r>
+    </w:p>
+    <w:bookmarkEnd w:id="52"/>
+    <w:bookmarkStart w:id="53" w:name="tabla-de-interfaces-críticas"/>
+    <w:p>
+      <w:pPr>
+        <w:pStyle w:val="Heading3"/>
+      </w:pPr>
+      <w:r>
+        <w:t xml:space="preserve">Tabla de interfaces críticas</w:t>
       </w:r>
     </w:p>
     <w:tbl>
       <w:tblPr>
         <w:tblStyle w:val="Table"/>
         <w:tblW w:type="pct" w:w="5000"/>
+        <w:tblLook w:firstRow="1" w:lastRow="0" w:firstColumn="0" w:lastColumn="0" w:noHBand="0" w:noVBand="0" w:val="0020"/>
+        <w:jc w:val="start"/>
         <w:tblLayout w:type="fixed"/>
-        <w:tblLook w:firstRow="1" w:lastRow="0" w:firstColumn="0" w:lastColumn="0" w:noHBand="0" w:noVBand="0" w:val="0020"/>
-      </w:tblPr>
-      <w:tblGrid>
-        <w:gridCol w:w="1863"/>
-        <w:gridCol w:w="1552"/>
-        <w:gridCol w:w="2950"/>
-        <w:gridCol w:w="1552"/>
-      </w:tblGrid>
-      <w:tr>
-        <w:trPr>
-          <w:tblHeader w:val="on"/>
-        </w:trPr>
-        <w:tc>
-          <w:tcPr/>
-          <w:p>
-            <w:pPr>
-              <w:pStyle w:val="Compact"/>
-              <w:jc w:val="left"/>
-            </w:pPr>
-            <w:r>
-              <w:t xml:space="preserve">Componente</w:t>
-            </w:r>
-          </w:p>
-        </w:tc>
-        <w:tc>
-          <w:tcPr/>
-          <w:p>
-            <w:pPr>
-              <w:pStyle w:val="Compact"/>
-              <w:jc w:val="left"/>
-            </w:pPr>
-            <w:r>
-              <w:t xml:space="preserve">Potencia</w:t>
-            </w:r>
-          </w:p>
-        </w:tc>
-        <w:tc>
-          <w:tcPr/>
-          <w:p>
-            <w:pPr>
-              <w:pStyle w:val="Compact"/>
-              <w:jc w:val="left"/>
-            </w:pPr>
-            <w:r>
-              <w:t xml:space="preserve">Tipo Alimentación</w:t>
-            </w:r>
-          </w:p>
-        </w:tc>
-        <w:tc>
-          <w:tcPr/>
-          <w:p>
-            <w:pPr>
-              <w:pStyle w:val="Compact"/>
-              <w:jc w:val="left"/>
-            </w:pPr>
-            <w:r>
-              <w:t xml:space="preserve">Respaldo</w:t>
-            </w:r>
-          </w:p>
-        </w:tc>
-      </w:tr>
-      <w:tr>
-        <w:tc>
-          <w:tcPr/>
-          <w:p>
-            <w:pPr>
-              <w:pStyle w:val="Compact"/>
-              <w:jc w:val="left"/>
-            </w:pPr>
-            <w:r>
-              <w:rPr>
-                <w:b/>
-                <w:bCs/>
-              </w:rPr>
-              <w:t xml:space="preserve">Equipos TETRA</w:t>
-            </w:r>
-          </w:p>
-        </w:tc>
-        <w:tc>
-          <w:tcPr/>
-          <w:p>
-            <w:pPr>
-              <w:pStyle w:val="Compact"/>
-              <w:jc w:val="left"/>
-            </w:pPr>
-            <w:r>
-              <w:t xml:space="preserve">2.5 kW</w:t>
-            </w:r>
-          </w:p>
-        </w:tc>
-        <w:tc>
-          <w:tcPr/>
-          <w:p>
-            <w:pPr>
-              <w:pStyle w:val="Compact"/>
-              <w:jc w:val="left"/>
-            </w:pPr>
-            <w:r>
-              <w:t xml:space="preserve">220V AC</w:t>
-            </w:r>
-          </w:p>
-        </w:tc>
-        <w:tc>
-          <w:tcPr/>
-          <w:p>
-            <w:pPr>
-              <w:pStyle w:val="Compact"/>
-              <w:jc w:val="left"/>
-            </w:pPr>
-            <w:r>
-              <w:t xml:space="preserve">UPS 2 horas</w:t>
-            </w:r>
-          </w:p>
-        </w:tc>
-      </w:tr>
-      <w:tr>
-        <w:tc>
-          <w:tcPr/>
-          <w:p>
-            <w:pPr>
-              <w:pStyle w:val="Compact"/>
-              <w:jc w:val="left"/>
-            </w:pPr>
-            <w:r>
-              <w:rPr>
-                <w:b/>
-                <w:bCs/>
-              </w:rPr>
-              <w:t xml:space="preserve">Equipos RED TETRA (Misión Crítica)</w:t>
-            </w:r>
-          </w:p>
-        </w:tc>
-        <w:tc>
-          <w:tcPr/>
-          <w:p>
-            <w:pPr>
-              <w:pStyle w:val="Compact"/>
-              <w:jc w:val="left"/>
-            </w:pPr>
-            <w:r>
-              <w:t xml:space="preserve">3.0 kW</w:t>
-            </w:r>
-          </w:p>
-        </w:tc>
-        <w:tc>
-          <w:tcPr/>
-          <w:p>
-            <w:pPr>
-              <w:pStyle w:val="Compact"/>
-              <w:jc w:val="left"/>
-            </w:pPr>
-            <w:r>
-              <w:t xml:space="preserve">220V AC</w:t>
-            </w:r>
-          </w:p>
-        </w:tc>
-        <w:tc>
-          <w:tcPr/>
-          <w:p>
-            <w:pPr>
-              <w:pStyle w:val="Compact"/>
-              <w:jc w:val="left"/>
-            </w:pPr>
-            <w:r>
-              <w:t xml:space="preserve">UPS 2 horas</w:t>
-            </w:r>
-          </w:p>
-        </w:tc>
-      </w:tr>
-      <w:tr>
-        <w:tc>
-          <w:tcPr/>
-          <w:p>
-            <w:pPr>
-              <w:pStyle w:val="Compact"/>
-              <w:jc w:val="left"/>
-            </w:pPr>
-            <w:r>
-              <w:rPr>
-                <w:b/>
-                <w:bCs/>
-              </w:rPr>
-              <w:t xml:space="preserve">Equipos Fibra</w:t>
-            </w:r>
-          </w:p>
-        </w:tc>
-        <w:tc>
-          <w:tcPr/>
-          <w:p>
-            <w:pPr>
-              <w:pStyle w:val="Compact"/>
-              <w:jc w:val="left"/>
-            </w:pPr>
-            <w:r>
-              <w:t xml:space="preserve">1.0 kW</w:t>
-            </w:r>
-          </w:p>
-        </w:tc>
-        <w:tc>
-          <w:tcPr/>
-          <w:p>
-            <w:pPr>
-              <w:pStyle w:val="Compact"/>
-              <w:jc w:val="left"/>
-            </w:pPr>
-            <w:r>
-              <w:t xml:space="preserve">220V AC</w:t>
-            </w:r>
-          </w:p>
-        </w:tc>
-        <w:tc>
-          <w:tcPr/>
-          <w:p>
-            <w:pPr>
-              <w:pStyle w:val="Compact"/>
-              <w:jc w:val="left"/>
-            </w:pPr>
-            <w:r>
-              <w:t xml:space="preserve">UPS 2 horas</w:t>
-            </w:r>
-          </w:p>
-        </w:tc>
-      </w:tr>
-      <w:tr>
-        <w:tc>
-          <w:tcPr/>
-          <w:p>
-            <w:pPr>
-              <w:pStyle w:val="Compact"/>
-              <w:jc w:val="left"/>
-            </w:pPr>
-            <w:r>
-              <w:rPr>
-                <w:b/>
-                <w:bCs/>
-              </w:rPr>
-              <w:t xml:space="preserve">Iluminación Torre</w:t>
-            </w:r>
-          </w:p>
-        </w:tc>
-        <w:tc>
-          <w:tcPr/>
-          <w:p>
-            <w:pPr>
-              <w:pStyle w:val="Compact"/>
-              <w:jc w:val="left"/>
-            </w:pPr>
-            <w:r>
-              <w:t xml:space="preserve">0.5 kW</w:t>
-            </w:r>
-          </w:p>
-        </w:tc>
-        <w:tc>
-          <w:tcPr/>
-          <w:p>
-            <w:pPr>
-              <w:pStyle w:val="Compact"/>
-              <w:jc w:val="left"/>
-            </w:pPr>
-            <w:r>
-              <w:t xml:space="preserve">220V AC</w:t>
-            </w:r>
-          </w:p>
-        </w:tc>
-        <w:tc>
-          <w:tcPr/>
-          <w:p>
-            <w:pPr>
-              <w:pStyle w:val="Compact"/>
-              <w:jc w:val="left"/>
-            </w:pPr>
-            <w:r>
-              <w:t xml:space="preserve">Sin respaldo</w:t>
-            </w:r>
-          </w:p>
-        </w:tc>
-      </w:tr>
-      <w:tr>
-        <w:tc>
-          <w:tcPr/>
-          <w:p>
-            <w:pPr>
-              <w:pStyle w:val="Compact"/>
-              <w:jc w:val="left"/>
-            </w:pPr>
-            <w:r>
-              <w:rPr>
-                <w:b/>
-                <w:bCs/>
-              </w:rPr>
-              <w:t xml:space="preserve">Sistemas Auxiliares</w:t>
-            </w:r>
-          </w:p>
-        </w:tc>
-        <w:tc>
-          <w:tcPr/>
-          <w:p>
-            <w:pPr>
-              <w:pStyle w:val="Compact"/>
-              <w:jc w:val="left"/>
-            </w:pPr>
-            <w:r>
-              <w:t xml:space="preserve">1.0 kW</w:t>
-            </w:r>
-          </w:p>
-        </w:tc>
-        <w:tc>
-          <w:tcPr/>
-          <w:p>
-            <w:pPr>
-              <w:pStyle w:val="Compact"/>
-              <w:jc w:val="left"/>
-            </w:pPr>
-            <w:r>
-              <w:t xml:space="preserve">220V AC</w:t>
-            </w:r>
-          </w:p>
-        </w:tc>
-        <w:tc>
-          <w:tcPr/>
-          <w:p>
-            <w:pPr>
-              <w:pStyle w:val="Compact"/>
-              <w:jc w:val="left"/>
-            </w:pPr>
-            <w:r>
-              <w:t xml:space="preserve">UPS 2 horas</w:t>
-            </w:r>
-          </w:p>
-        </w:tc>
-      </w:tr>
-      <w:tr>
-        <w:tc>
-          <w:tcPr/>
-          <w:p>
-            <w:pPr>
-              <w:pStyle w:val="Compact"/>
-              <w:jc w:val="left"/>
-            </w:pPr>
-            <w:r>
-              <w:rPr>
-                <w:b/>
-                <w:bCs/>
-              </w:rPr>
-              <w:t xml:space="preserve">TOTAL POR ESTACIÓN</w:t>
-            </w:r>
-          </w:p>
-        </w:tc>
-        <w:tc>
-          <w:tcPr/>
-          <w:p>
-            <w:pPr>
-              <w:pStyle w:val="Compact"/>
-              <w:jc w:val="left"/>
-            </w:pPr>
-            <w:r>
-              <w:rPr>
-                <w:b/>
-                <w:bCs/>
-              </w:rPr>
-              <w:t xml:space="preserve">8.0 kW</w:t>
-            </w:r>
-          </w:p>
-        </w:tc>
-        <w:tc>
-          <w:tcPr/>
-          <w:p>
-            <w:pPr>
-              <w:pStyle w:val="Compact"/>
-              <w:jc w:val="left"/>
-            </w:pPr>
-            <w:r>
-              <w:rPr>
-                <w:b/>
-                <w:bCs/>
-              </w:rPr>
-              <w:t xml:space="preserve">220V AC</w:t>
-            </w:r>
-          </w:p>
-        </w:tc>
-        <w:tc>
-          <w:tcPr/>
-          <w:p>
-            <w:pPr>
-              <w:pStyle w:val="Compact"/>
-              <w:jc w:val="left"/>
-            </w:pPr>
-            <w:r>
-              <w:rPr>
-                <w:b/>
-                <w:bCs/>
-              </w:rPr>
-              <w:t xml:space="preserve">UPS 2 horas</w:t>
-            </w:r>
-          </w:p>
-        </w:tc>
-      </w:tr>
-    </w:tbl>
-    <w:bookmarkEnd w:id="34"/>
-    <w:bookmarkStart w:id="35" w:name="alimentación-eléctrica-total"/>
-    <w:p>
-      <w:pPr>
-        <w:pStyle w:val="Heading3"/>
-      </w:pPr>
-      <w:r>
-        <w:t xml:space="preserve">Alimentación Eléctrica Total</w:t>
-      </w:r>
-    </w:p>
-    <w:p>
-      <w:pPr>
-        <w:pStyle w:val="Compact"/>
-        <w:numPr>
-          <w:ilvl w:val="0"/>
-          <w:numId w:val="1004"/>
-        </w:numPr>
-      </w:pPr>
-      <w:r>
-        <w:rPr>
-          <w:b/>
-          <w:bCs/>
-        </w:rPr>
-        <w:t xml:space="preserve">Potencia total:</w:t>
-      </w:r>
-      <w:r>
-        <w:t xml:space="preserve"> </w:t>
-      </w:r>
-      <w:r>
-        <w:t xml:space="preserve">37 estaciones × 8.0 kW =</w:t>
-      </w:r>
-      <w:r>
-        <w:t xml:space="preserve"> </w:t>
-      </w:r>
-      <w:r>
-        <w:rPr>
-          <w:b/>
-          <w:bCs/>
-        </w:rPr>
-        <w:t xml:space="preserve">296 kW</w:t>
-      </w:r>
-    </w:p>
-    <w:p>
-      <w:pPr>
-        <w:pStyle w:val="Compact"/>
-        <w:numPr>
-          <w:ilvl w:val="0"/>
-          <w:numId w:val="1004"/>
-        </w:numPr>
-      </w:pPr>
-      <w:r>
-        <w:rPr>
-          <w:b/>
-          <w:bCs/>
-        </w:rPr>
-        <w:t xml:space="preserve">Tipo de alimentación:</w:t>
-      </w:r>
-      <w:r>
-        <w:t xml:space="preserve"> </w:t>
-      </w:r>
-      <w:r>
-        <w:t xml:space="preserve">220V AC trifásica</w:t>
-      </w:r>
-    </w:p>
-    <w:p>
-      <w:pPr>
-        <w:pStyle w:val="Compact"/>
-        <w:numPr>
-          <w:ilvl w:val="0"/>
-          <w:numId w:val="1004"/>
-        </w:numPr>
-      </w:pPr>
-      <w:r>
-        <w:rPr>
-          <w:b/>
-          <w:bCs/>
-        </w:rPr>
-        <w:t xml:space="preserve">Respaldo:</w:t>
-      </w:r>
-      <w:r>
-        <w:t xml:space="preserve"> </w:t>
-      </w:r>
-      <w:r>
-        <w:t xml:space="preserve">UPS 2 horas + generador de respaldo</w:t>
-      </w:r>
-    </w:p>
-    <w:p>
-      <w:pPr>
-        <w:pStyle w:val="Compact"/>
-        <w:numPr>
-          <w:ilvl w:val="0"/>
-          <w:numId w:val="1004"/>
-        </w:numPr>
-      </w:pPr>
-      <w:r>
-        <w:rPr>
-          <w:b/>
-          <w:bCs/>
-        </w:rPr>
-        <w:t xml:space="preserve">Fuente primaria:</w:t>
-      </w:r>
-      <w:r>
-        <w:t xml:space="preserve"> </w:t>
-      </w:r>
-      <w:r>
-        <w:t xml:space="preserve">Red eléctrica local (cada estación)</w:t>
-      </w:r>
-    </w:p>
-    <w:p>
-      <w:pPr>
-        <w:pStyle w:val="Compact"/>
-        <w:numPr>
-          <w:ilvl w:val="0"/>
-          <w:numId w:val="1004"/>
-        </w:numPr>
-      </w:pPr>
-      <w:r>
-        <w:rPr>
-          <w:b/>
-          <w:bCs/>
-        </w:rPr>
-        <w:t xml:space="preserve">Respaldo secundario:</w:t>
-      </w:r>
-      <w:r>
-        <w:t xml:space="preserve"> </w:t>
-      </w:r>
-      <w:r>
-        <w:t xml:space="preserve">Generadores diésel 10 kW por estación</w:t>
-      </w:r>
-    </w:p>
-    <w:p>
-      <w:r>
-        <w:pict>
-          <v:rect style="width:0;height:1.5pt" o:hralign="center" o:hrstd="t" o:hr="t"/>
-        </w:pict>
-      </w:r>
-    </w:p>
-    <w:bookmarkEnd w:id="35"/>
-    <w:bookmarkEnd w:id="36"/>
-    <w:bookmarkStart w:id="40" w:name="operación-y-mantenimiento"/>
-    <w:p>
-      <w:pPr>
-        <w:pStyle w:val="Heading2"/>
-      </w:pPr>
-      <w:r>
-        <w:t xml:space="preserve">⚙️ OPERACIÓN Y MANTENIMIENTO</w:t>
-      </w:r>
-    </w:p>
-    <w:bookmarkStart w:id="37" w:name="operación-normal"/>
-    <w:p>
-      <w:pPr>
-        <w:pStyle w:val="Heading3"/>
-      </w:pPr>
-      <w:r>
-        <w:t xml:space="preserve">Operación normal</w:t>
-      </w:r>
-    </w:p>
-    <w:p>
-      <w:pPr>
-        <w:pStyle w:val="FirstParagraph"/>
-      </w:pPr>
-      <w:r>
-        <w:t xml:space="preserve">El sistema opera 24/7 proporcionando comunicación continua entre el Centro de Control y todas las locomotoras, con monitoreo automático de la calidad de señal y disponibilidad.</w:t>
-      </w:r>
-    </w:p>
-    <w:bookmarkEnd w:id="37"/>
-    <w:bookmarkStart w:id="38" w:name="mantenimiento-preventivo"/>
-    <w:p>
-      <w:pPr>
-        <w:pStyle w:val="Heading3"/>
-      </w:pPr>
-      <w:r>
-        <w:t xml:space="preserve">Mantenimiento preventivo</w:t>
-      </w:r>
-    </w:p>
-    <w:p>
-      <w:pPr>
-        <w:pStyle w:val="Compact"/>
-        <w:numPr>
-          <w:ilvl w:val="0"/>
-          <w:numId w:val="1005"/>
-        </w:numPr>
-      </w:pPr>
-      <w:r>
-        <w:rPr>
-          <w:b/>
-          <w:bCs/>
-        </w:rPr>
-        <w:t xml:space="preserve">Diario:</w:t>
-      </w:r>
-      <w:r>
-        <w:t xml:space="preserve"> </w:t>
-      </w:r>
-      <w:r>
-        <w:t xml:space="preserve">Verificación de estado de equipos y calidad de señal</w:t>
-      </w:r>
-    </w:p>
-    <w:p>
-      <w:pPr>
-        <w:pStyle w:val="Compact"/>
-        <w:numPr>
-          <w:ilvl w:val="0"/>
-          <w:numId w:val="1005"/>
-        </w:numPr>
-      </w:pPr>
-      <w:r>
-        <w:rPr>
-          <w:b/>
-          <w:bCs/>
-        </w:rPr>
-        <w:t xml:space="preserve">Semanal:</w:t>
-      </w:r>
-      <w:r>
-        <w:t xml:space="preserve"> </w:t>
-      </w:r>
-      <w:r>
-        <w:t xml:space="preserve">Pruebas de comunicación y respaldo</w:t>
-      </w:r>
-    </w:p>
-    <w:p>
-      <w:pPr>
-        <w:pStyle w:val="Compact"/>
-        <w:numPr>
-          <w:ilvl w:val="0"/>
-          <w:numId w:val="1005"/>
-        </w:numPr>
-      </w:pPr>
-      <w:r>
-        <w:rPr>
-          <w:b/>
-          <w:bCs/>
-        </w:rPr>
-        <w:t xml:space="preserve">Mensual:</w:t>
-      </w:r>
-      <w:r>
-        <w:t xml:space="preserve"> </w:t>
-      </w:r>
-      <w:r>
-        <w:t xml:space="preserve">Calibración de equipos y limpieza de antenas</w:t>
-      </w:r>
-    </w:p>
-    <w:p>
-      <w:pPr>
-        <w:pStyle w:val="Compact"/>
-        <w:numPr>
-          <w:ilvl w:val="0"/>
-          <w:numId w:val="1005"/>
-        </w:numPr>
-      </w:pPr>
-      <w:r>
-        <w:rPr>
-          <w:b/>
-          <w:bCs/>
-        </w:rPr>
-        <w:t xml:space="preserve">Trimestral:</w:t>
-      </w:r>
-      <w:r>
-        <w:t xml:space="preserve"> </w:t>
-      </w:r>
-      <w:r>
-        <w:t xml:space="preserve">Mantenimiento mayor de equipos y actualización de software</w:t>
-      </w:r>
-    </w:p>
-    <w:bookmarkEnd w:id="38"/>
-    <w:bookmarkStart w:id="39" w:name="respuesta-a-fallas"/>
-    <w:p>
-      <w:pPr>
-        <w:pStyle w:val="Heading3"/>
-      </w:pPr>
-      <w:r>
-        <w:t xml:space="preserve">Respuesta a fallas</w:t>
-      </w:r>
-    </w:p>
-    <w:p>
-      <w:pPr>
-        <w:pStyle w:val="Compact"/>
-        <w:numPr>
-          <w:ilvl w:val="0"/>
-          <w:numId w:val="1006"/>
-        </w:numPr>
-      </w:pPr>
-      <w:r>
-        <w:rPr>
-          <w:b/>
-          <w:bCs/>
-        </w:rPr>
-        <w:t xml:space="preserve">Detección automática</w:t>
-      </w:r>
-      <w:r>
-        <w:t xml:space="preserve"> </w:t>
-      </w:r>
-      <w:r>
-        <w:t xml:space="preserve">de fallas por sistemas de monitoreo</w:t>
-      </w:r>
-    </w:p>
-    <w:p>
-      <w:pPr>
-        <w:pStyle w:val="Compact"/>
-        <w:numPr>
-          <w:ilvl w:val="0"/>
-          <w:numId w:val="1006"/>
-        </w:numPr>
-      </w:pPr>
-      <w:r>
-        <w:rPr>
-          <w:b/>
-          <w:bCs/>
-        </w:rPr>
-        <w:t xml:space="preserve">Conmutación automática</w:t>
-      </w:r>
-      <w:r>
-        <w:t xml:space="preserve"> </w:t>
-      </w:r>
-      <w:r>
-        <w:t xml:space="preserve">a sistemas de respaldo</w:t>
-      </w:r>
-    </w:p>
-    <w:p>
-      <w:pPr>
-        <w:pStyle w:val="Compact"/>
-        <w:numPr>
-          <w:ilvl w:val="0"/>
-          <w:numId w:val="1006"/>
-        </w:numPr>
-      </w:pPr>
-      <w:r>
-        <w:rPr>
-          <w:b/>
-          <w:bCs/>
-        </w:rPr>
-        <w:t xml:space="preserve">Notificación inmediata</w:t>
-      </w:r>
-      <w:r>
-        <w:t xml:space="preserve"> </w:t>
-      </w:r>
-      <w:r>
-        <w:t xml:space="preserve">al personal de mantenimiento</w:t>
-      </w:r>
-    </w:p>
-    <w:p>
-      <w:pPr>
-        <w:pStyle w:val="Compact"/>
-        <w:numPr>
-          <w:ilvl w:val="0"/>
-          <w:numId w:val="1006"/>
-        </w:numPr>
-      </w:pPr>
-      <w:r>
-        <w:rPr>
-          <w:b/>
-          <w:bCs/>
-        </w:rPr>
-        <w:t xml:space="preserve">Reparación</w:t>
-      </w:r>
-      <w:r>
-        <w:t xml:space="preserve"> </w:t>
-      </w:r>
-      <w:r>
-        <w:t xml:space="preserve">según procedimientos establecidos</w:t>
-      </w:r>
-    </w:p>
-    <w:p>
-      <w:pPr>
-        <w:pStyle w:val="Compact"/>
-        <w:numPr>
-          <w:ilvl w:val="0"/>
-          <w:numId w:val="1006"/>
-        </w:numPr>
-      </w:pPr>
-      <w:r>
-        <w:rPr>
-          <w:b/>
-          <w:bCs/>
-        </w:rPr>
-        <w:t xml:space="preserve">Verificación</w:t>
-      </w:r>
-      <w:r>
-        <w:t xml:space="preserve"> </w:t>
-      </w:r>
-      <w:r>
-        <w:t xml:space="preserve">de funcionamiento normal</w:t>
-      </w:r>
-    </w:p>
-    <w:p>
-      <w:r>
-        <w:pict>
-          <v:rect style="width:0;height:1.5pt" o:hralign="center" o:hrstd="t" o:hr="t"/>
-        </w:pict>
-      </w:r>
-    </w:p>
-    <w:bookmarkEnd w:id="39"/>
-    <w:bookmarkEnd w:id="40"/>
-    <w:bookmarkStart w:id="43" w:name="interfaces-con-otros-sistemas"/>
-    <w:p>
-      <w:pPr>
-        <w:pStyle w:val="Heading2"/>
-      </w:pPr>
-      <w:r>
-        <w:t xml:space="preserve">🔗 INTERFACES CON OTROS SISTEMAS</w:t>
-      </w:r>
-    </w:p>
-    <w:bookmarkStart w:id="41" w:name="diagrama-de-interfaces"/>
-    <w:p>
-      <w:pPr>
-        <w:pStyle w:val="Heading3"/>
-      </w:pPr>
-      <w:r>
-        <w:t xml:space="preserve">Diagrama de interfaces</w:t>
-      </w:r>
-    </w:p>
-    <w:p>
-      <w:pPr>
-        <w:pStyle w:val="SourceCode"/>
-      </w:pPr>
-      <w:r>
-        <w:rPr>
-          <w:rStyle w:val="VerbatimChar"/>
-        </w:rPr>
-        <w:t xml:space="preserve">[Control de Tráfico] ←→ [Telecomunicaciones] ←→ [Material Rodante]</w:t>
-      </w:r>
-      <w:r>
-        <w:br/>
-      </w:r>
-      <w:r>
-        <w:rPr>
-          <w:rStyle w:val="VerbatimChar"/>
-        </w:rPr>
-        <w:t xml:space="preserve">                                    ↓</w:t>
-      </w:r>
-      <w:r>
-        <w:br/>
-      </w:r>
-      <w:r>
-        <w:rPr>
-          <w:rStyle w:val="VerbatimChar"/>
-        </w:rPr>
-        <w:t xml:space="preserve">[Centro de Control] ←→ [Telecomunicaciones] ←→ [Señalización]</w:t>
-      </w:r>
-      <w:r>
-        <w:br/>
-      </w:r>
-      <w:r>
-        <w:rPr>
-          <w:rStyle w:val="VerbatimChar"/>
-        </w:rPr>
-        <w:t xml:space="preserve">                                    ↓</w:t>
-      </w:r>
-      <w:r>
-        <w:br/>
-      </w:r>
-      <w:r>
-        <w:rPr>
-          <w:rStyle w:val="VerbatimChar"/>
-        </w:rPr>
-        <w:t xml:space="preserve">[Monitoreo] ←→ [Telecomunicaciones] ←→ [Seguridad]</w:t>
-      </w:r>
-    </w:p>
-    <w:bookmarkEnd w:id="41"/>
-    <w:bookmarkStart w:id="42" w:name="tabla-de-interfaces-críticas"/>
-    <w:p>
-      <w:pPr>
-        <w:pStyle w:val="Heading3"/>
-      </w:pPr>
-      <w:r>
-        <w:t xml:space="preserve">Tabla de interfaces críticas</w:t>
-      </w:r>
-    </w:p>
-    <w:tbl>
-      <w:tblPr>
-        <w:tblStyle w:val="Table"/>
-        <w:tblW w:type="pct" w:w="5000"/>
-        <w:tblLayout w:type="fixed"/>
-        <w:tblLook w:firstRow="1" w:lastRow="0" w:firstColumn="0" w:lastColumn="0" w:noHBand="0" w:noVBand="0" w:val="0020"/>
       </w:tblPr>
       <w:tblGrid>
         <w:gridCol w:w="1370"/>
@@ -4706,7 +4722,7 @@
       </w:tblGrid>
       <w:tr>
         <w:trPr>
-          <w:tblHeader w:val="on"/>
+          <w:tblHeader w:val="true"/>
         </w:trPr>
         <w:tc>
           <w:tcPr/>
@@ -4828,7 +4844,7 @@
               <w:jc w:val="left"/>
             </w:pPr>
             <w:r>
-              <w:t xml:space="preserve">TETRA + RED TETRA (Misión Crítica)</w:t>
+              <w:t xml:space="preserve">TETRA + Red Vital IP / TETRA</w:t>
             </w:r>
           </w:p>
         </w:tc>
@@ -4866,7 +4882,7 @@
               <w:jc w:val="left"/>
             </w:pPr>
             <w:r>
-              <w:t xml:space="preserve">Señalización</w:t>
+              <w:t xml:space="preserve">Senalización</w:t>
             </w:r>
           </w:p>
         </w:tc>
@@ -4965,9 +4981,9 @@
         </w:pict>
       </w:r>
     </w:p>
-    <w:bookmarkEnd w:id="42"/>
-    <w:bookmarkEnd w:id="43"/>
-    <w:bookmarkStart w:id="47" w:name="supuestos-técnicos-y-limitaciones"/>
+    <w:bookmarkEnd w:id="53"/>
+    <w:bookmarkEnd w:id="54"/>
+    <w:bookmarkStart w:id="58" w:name="supuestos-técnicos-y-limitaciones"/>
     <w:p>
       <w:pPr>
         <w:pStyle w:val="Heading2"/>
@@ -4976,21 +4992,22 @@
         <w:t xml:space="preserve">📋 SUPUESTOS TÉCNICOS Y LIMITACIONES</w:t>
       </w:r>
     </w:p>
-    <w:bookmarkStart w:id="44" w:name="supuestos-críticos-del-diseño"/>
+    <w:bookmarkStart w:id="55" w:name="supuestos-críticos-del-diseno"/>
     <w:p>
       <w:pPr>
         <w:pStyle w:val="Heading3"/>
       </w:pPr>
       <w:r>
-        <w:t xml:space="preserve">Supuestos Críticos del Diseño</w:t>
+        <w:t xml:space="preserve">Supuestos Críticos del Diseno</w:t>
       </w:r>
     </w:p>
     <w:tbl>
       <w:tblPr>
         <w:tblStyle w:val="Table"/>
         <w:tblW w:type="pct" w:w="5000"/>
+        <w:tblLook w:firstRow="1" w:lastRow="0" w:firstColumn="0" w:lastColumn="0" w:noHBand="0" w:noVBand="0" w:val="0020"/>
+        <w:jc w:val="start"/>
         <w:tblLayout w:type="fixed"/>
-        <w:tblLook w:firstRow="1" w:lastRow="0" w:firstColumn="0" w:lastColumn="0" w:noHBand="0" w:noVBand="0" w:val="0020"/>
       </w:tblPr>
       <w:tblGrid>
         <w:gridCol w:w="1414"/>
@@ -5000,7 +5017,7 @@
       </w:tblGrid>
       <w:tr>
         <w:trPr>
-          <w:tblHeader w:val="on"/>
+          <w:tblHeader w:val="true"/>
         </w:trPr>
         <w:tc>
           <w:tcPr/>
@@ -5061,8 +5078,8 @@
             </w:pPr>
             <w:r>
               <w:rPr>
+                <w:bCs/>
                 <w:b/>
-                <w:bCs/>
               </w:rPr>
               <w:t xml:space="preserve">Radio de cobertura TETRA</w:t>
             </w:r>
@@ -5100,7 +5117,7 @@
               <w:jc w:val="left"/>
             </w:pPr>
             <w:r>
-              <w:t xml:space="preserve">Diseño conservador</w:t>
+              <w:t xml:space="preserve">Diseno conservador</w:t>
             </w:r>
           </w:p>
         </w:tc>
@@ -5115,8 +5132,8 @@
             </w:pPr>
             <w:r>
               <w:rPr>
+                <w:bCs/>
                 <w:b/>
-                <w:bCs/>
               </w:rPr>
               <w:t xml:space="preserve">Solapamiento requerido</w:t>
             </w:r>
@@ -5169,8 +5186,8 @@
             </w:pPr>
             <w:r>
               <w:rPr>
+                <w:bCs/>
                 <w:b/>
-                <w:bCs/>
               </w:rPr>
               <w:t xml:space="preserve">Separación cajas fibra</w:t>
             </w:r>
@@ -5223,8 +5240,8 @@
             </w:pPr>
             <w:r>
               <w:rPr>
+                <w:bCs/>
                 <w:b/>
-                <w:bCs/>
               </w:rPr>
               <w:t xml:space="preserve">Altura efectiva torres</w:t>
             </w:r>
@@ -5277,8 +5294,8 @@
             </w:pPr>
             <w:r>
               <w:rPr>
+                <w:bCs/>
                 <w:b/>
-                <w:bCs/>
               </w:rPr>
               <w:t xml:space="preserve">Disponibilidad TETRA</w:t>
             </w:r>
@@ -5331,10 +5348,10 @@
             </w:pPr>
             <w:r>
               <w:rPr>
+                <w:bCs/>
                 <w:b/>
-                <w:bCs/>
               </w:rPr>
-              <w:t xml:space="preserve">Disponibilidad RED TETRA (Misión Crítica)</w:t>
+              <w:t xml:space="preserve">Disponibilidad Red Vital IP / TETRA</w:t>
             </w:r>
           </w:p>
         </w:tc>
@@ -5376,28 +5393,28 @@
         </w:tc>
       </w:tr>
     </w:tbl>
-    <w:bookmarkEnd w:id="44"/>
-    <w:bookmarkStart w:id="45" w:name="limitaciones-del-diseño"/>
+    <w:bookmarkEnd w:id="55"/>
+    <w:bookmarkStart w:id="56" w:name="limitaciones-del-diseno"/>
     <w:p>
       <w:pPr>
         <w:pStyle w:val="Heading3"/>
       </w:pPr>
       <w:r>
-        <w:t xml:space="preserve">Limitaciones del Diseño</w:t>
-      </w:r>
-    </w:p>
-    <w:p>
-      <w:pPr>
-        <w:pStyle w:val="Compact"/>
+        <w:t xml:space="preserve">Limitaciones del Diseno</w:t>
+      </w:r>
+    </w:p>
+    <w:p>
+      <w:pPr>
         <w:numPr>
           <w:ilvl w:val="0"/>
           <w:numId w:val="1007"/>
         </w:numPr>
-      </w:pPr>
-      <w:r>
-        <w:rPr>
-          <w:b/>
-          <w:bCs/>
+        <w:pStyle w:val="Compact"/>
+      </w:pPr>
+      <w:r>
+        <w:rPr>
+          <w:bCs/>
+          <w:b/>
         </w:rPr>
         <w:t xml:space="preserve">Topografía:</w:t>
       </w:r>
@@ -5405,21 +5422,21 @@
         <w:t xml:space="preserve"> </w:t>
       </w:r>
       <w:r>
-        <w:t xml:space="preserve">Cobertura puede reducirse en zonas montañosas</w:t>
-      </w:r>
-    </w:p>
-    <w:p>
-      <w:pPr>
-        <w:pStyle w:val="Compact"/>
+        <w:t xml:space="preserve">Cobertura puede reducirse en zonas montanosas</w:t>
+      </w:r>
+    </w:p>
+    <w:p>
+      <w:pPr>
         <w:numPr>
           <w:ilvl w:val="0"/>
           <w:numId w:val="1007"/>
         </w:numPr>
-      </w:pPr>
-      <w:r>
-        <w:rPr>
-          <w:b/>
-          <w:bCs/>
+        <w:pStyle w:val="Compact"/>
+      </w:pPr>
+      <w:r>
+        <w:rPr>
+          <w:bCs/>
+          <w:b/>
         </w:rPr>
         <w:t xml:space="preserve">Interferencias:</w:t>
       </w:r>
@@ -5432,16 +5449,16 @@
     </w:p>
     <w:p>
       <w:pPr>
-        <w:pStyle w:val="Compact"/>
         <w:numPr>
           <w:ilvl w:val="0"/>
           <w:numId w:val="1007"/>
         </w:numPr>
-      </w:pPr>
-      <w:r>
-        <w:rPr>
-          <w:b/>
-          <w:bCs/>
+        <w:pStyle w:val="Compact"/>
+      </w:pPr>
+      <w:r>
+        <w:rPr>
+          <w:bCs/>
+          <w:b/>
         </w:rPr>
         <w:t xml:space="preserve">Clima:</w:t>
       </w:r>
@@ -5454,16 +5471,16 @@
     </w:p>
     <w:p>
       <w:pPr>
-        <w:pStyle w:val="Compact"/>
         <w:numPr>
           <w:ilvl w:val="0"/>
           <w:numId w:val="1007"/>
         </w:numPr>
-      </w:pPr>
-      <w:r>
-        <w:rPr>
-          <w:b/>
-          <w:bCs/>
+        <w:pStyle w:val="Compact"/>
+      </w:pPr>
+      <w:r>
+        <w:rPr>
+          <w:bCs/>
+          <w:b/>
         </w:rPr>
         <w:t xml:space="preserve">Vandalismo:</w:t>
       </w:r>
@@ -5471,21 +5488,21 @@
         <w:t xml:space="preserve"> </w:t>
       </w:r>
       <w:r>
-        <w:t xml:space="preserve">Torres remotas susceptibles a daños</w:t>
-      </w:r>
-    </w:p>
-    <w:p>
-      <w:pPr>
-        <w:pStyle w:val="Compact"/>
+        <w:t xml:space="preserve">Torres remotas susceptibles a danos</w:t>
+      </w:r>
+    </w:p>
+    <w:p>
+      <w:pPr>
         <w:numPr>
           <w:ilvl w:val="0"/>
           <w:numId w:val="1007"/>
         </w:numPr>
-      </w:pPr>
-      <w:r>
-        <w:rPr>
-          <w:b/>
-          <w:bCs/>
+        <w:pStyle w:val="Compact"/>
+      </w:pPr>
+      <w:r>
+        <w:rPr>
+          <w:bCs/>
+          <w:b/>
         </w:rPr>
         <w:t xml:space="preserve">Mantenimiento:</w:t>
       </w:r>
@@ -5496,8 +5513,8 @@
         <w:t xml:space="preserve">Acceso limitado en zonas de difícil acceso</w:t>
       </w:r>
     </w:p>
-    <w:bookmarkEnd w:id="45"/>
-    <w:bookmarkStart w:id="46" w:name="dependencias-críticas"/>
+    <w:bookmarkEnd w:id="56"/>
+    <w:bookmarkStart w:id="57" w:name="dependencias-críticas"/>
     <w:p>
       <w:pPr>
         <w:pStyle w:val="Heading3"/>
@@ -5508,16 +5525,16 @@
     </w:p>
     <w:p>
       <w:pPr>
-        <w:pStyle w:val="Compact"/>
         <w:numPr>
           <w:ilvl w:val="0"/>
           <w:numId w:val="1008"/>
         </w:numPr>
-      </w:pPr>
-      <w:r>
-        <w:rPr>
-          <w:b/>
-          <w:bCs/>
+        <w:pStyle w:val="Compact"/>
+      </w:pPr>
+      <w:r>
+        <w:rPr>
+          <w:bCs/>
+          <w:b/>
         </w:rPr>
         <w:t xml:space="preserve">ANE:</w:t>
       </w:r>
@@ -5530,16 +5547,16 @@
     </w:p>
     <w:p>
       <w:pPr>
-        <w:pStyle w:val="Compact"/>
         <w:numPr>
           <w:ilvl w:val="0"/>
           <w:numId w:val="1008"/>
         </w:numPr>
-      </w:pPr>
-      <w:r>
-        <w:rPr>
-          <w:b/>
-          <w:bCs/>
+        <w:pStyle w:val="Compact"/>
+      </w:pPr>
+      <w:r>
+        <w:rPr>
+          <w:bCs/>
+          <w:b/>
         </w:rPr>
         <w:t xml:space="preserve">FENOCO:</w:t>
       </w:r>
@@ -5552,16 +5569,16 @@
     </w:p>
     <w:p>
       <w:pPr>
-        <w:pStyle w:val="Compact"/>
         <w:numPr>
           <w:ilvl w:val="0"/>
           <w:numId w:val="1008"/>
         </w:numPr>
-      </w:pPr>
-      <w:r>
-        <w:rPr>
-          <w:b/>
-          <w:bCs/>
+        <w:pStyle w:val="Compact"/>
+      </w:pPr>
+      <w:r>
+        <w:rPr>
+          <w:bCs/>
+          <w:b/>
         </w:rPr>
         <w:t xml:space="preserve">Proveedores:</w:t>
       </w:r>
@@ -5569,21 +5586,21 @@
         <w:t xml:space="preserve"> </w:t>
       </w:r>
       <w:r>
-        <w:t xml:space="preserve">Suministro de equipos TETRA/RED TETRA (Misión Crítica)</w:t>
-      </w:r>
-    </w:p>
-    <w:p>
-      <w:pPr>
-        <w:pStyle w:val="Compact"/>
+        <w:t xml:space="preserve">Suministro de equipos TETRA/Red Vital IP / TETRA</w:t>
+      </w:r>
+    </w:p>
+    <w:p>
+      <w:pPr>
         <w:numPr>
           <w:ilvl w:val="0"/>
           <w:numId w:val="1008"/>
         </w:numPr>
-      </w:pPr>
-      <w:r>
-        <w:rPr>
-          <w:b/>
-          <w:bCs/>
+        <w:pStyle w:val="Compact"/>
+      </w:pPr>
+      <w:r>
+        <w:rPr>
+          <w:bCs/>
+          <w:b/>
         </w:rPr>
         <w:t xml:space="preserve">Constructoras:</w:t>
       </w:r>
@@ -5596,16 +5613,16 @@
     </w:p>
     <w:p>
       <w:pPr>
-        <w:pStyle w:val="Compact"/>
         <w:numPr>
           <w:ilvl w:val="0"/>
           <w:numId w:val="1008"/>
         </w:numPr>
-      </w:pPr>
-      <w:r>
-        <w:rPr>
-          <w:b/>
-          <w:bCs/>
+        <w:pStyle w:val="Compact"/>
+      </w:pPr>
+      <w:r>
+        <w:rPr>
+          <w:bCs/>
+          <w:b/>
         </w:rPr>
         <w:t xml:space="preserve">Predial:</w:t>
       </w:r>
@@ -5623,9 +5640,9 @@
         </w:pict>
       </w:r>
     </w:p>
-    <w:bookmarkEnd w:id="46"/>
-    <w:bookmarkEnd w:id="47"/>
-    <w:bookmarkStart w:id="48" w:name="riesgos-y-mitigaciones"/>
+    <w:bookmarkEnd w:id="57"/>
+    <w:bookmarkEnd w:id="58"/>
+    <w:bookmarkStart w:id="59" w:name="riesgos-y-mitigaciones"/>
     <w:p>
       <w:pPr>
         <w:pStyle w:val="Heading2"/>
@@ -5638,8 +5655,9 @@
       <w:tblPr>
         <w:tblStyle w:val="Table"/>
         <w:tblW w:type="pct" w:w="5000"/>
+        <w:tblLook w:firstRow="1" w:lastRow="0" w:firstColumn="0" w:lastColumn="0" w:noHBand="0" w:noVBand="0" w:val="0020"/>
+        <w:jc w:val="start"/>
         <w:tblLayout w:type="fixed"/>
-        <w:tblLook w:firstRow="1" w:lastRow="0" w:firstColumn="0" w:lastColumn="0" w:noHBand="0" w:noVBand="0" w:val="0020"/>
       </w:tblPr>
       <w:tblGrid>
         <w:gridCol w:w="1218"/>
@@ -5650,7 +5668,7 @@
       </w:tblGrid>
       <w:tr>
         <w:trPr>
-          <w:tblHeader w:val="on"/>
+          <w:tblHeader w:val="true"/>
         </w:trPr>
         <w:tc>
           <w:tcPr/>
@@ -5969,8 +5987,8 @@
         </w:pict>
       </w:r>
     </w:p>
-    <w:bookmarkEnd w:id="48"/>
-    <w:bookmarkStart w:id="51" w:name="cumplimiento-contractual"/>
+    <w:bookmarkEnd w:id="59"/>
+    <w:bookmarkStart w:id="62" w:name="cumplimiento-contractual"/>
     <w:p>
       <w:pPr>
         <w:pStyle w:val="Heading2"/>
@@ -5979,7 +5997,7 @@
         <w:t xml:space="preserve">📋 CUMPLIMIENTO CONTRACTUAL</w:t>
       </w:r>
     </w:p>
-    <w:bookmarkStart w:id="49" w:name="obligaciones-clave-del-contrato"/>
+    <w:bookmarkStart w:id="60" w:name="obligaciones-clave-del-contrato"/>
     <w:p>
       <w:pPr>
         <w:pStyle w:val="Heading3"/>
@@ -5990,11 +6008,11 @@
     </w:p>
     <w:p>
       <w:pPr>
-        <w:pStyle w:val="Compact"/>
         <w:numPr>
           <w:ilvl w:val="0"/>
           <w:numId w:val="1009"/>
         </w:numPr>
+        <w:pStyle w:val="Compact"/>
       </w:pPr>
       <w:r>
         <w:t xml:space="preserve">✅</w:t>
@@ -6004,8 +6022,8 @@
       </w:r>
       <w:r>
         <w:rPr>
-          <w:b/>
-          <w:bCs/>
+          <w:bCs/>
+          <w:b/>
         </w:rPr>
         <w:t xml:space="preserve">AT1 - Alcance:</w:t>
       </w:r>
@@ -6018,11 +6036,11 @@
     </w:p>
     <w:p>
       <w:pPr>
-        <w:pStyle w:val="Compact"/>
         <w:numPr>
           <w:ilvl w:val="0"/>
           <w:numId w:val="1009"/>
         </w:numPr>
+        <w:pStyle w:val="Compact"/>
       </w:pPr>
       <w:r>
         <w:t xml:space="preserve">✅</w:t>
@@ -6032,8 +6050,8 @@
       </w:r>
       <w:r>
         <w:rPr>
-          <w:b/>
-          <w:bCs/>
+          <w:bCs/>
+          <w:b/>
         </w:rPr>
         <w:t xml:space="preserve">AT3 - Especificaciones:</w:t>
       </w:r>
@@ -6041,16 +6059,16 @@
         <w:t xml:space="preserve"> </w:t>
       </w:r>
       <w:r>
-        <w:t xml:space="preserve">TETRA + RED TETRA (Misión Crítica) + Fibra según estándares - Cumplida</w:t>
-      </w:r>
-    </w:p>
-    <w:p>
-      <w:pPr>
-        <w:pStyle w:val="Compact"/>
+        <w:t xml:space="preserve">TETRA + Red Vital IP / TETRA + Fibra según estándares - Cumplida</w:t>
+      </w:r>
+    </w:p>
+    <w:p>
+      <w:pPr>
         <w:numPr>
           <w:ilvl w:val="0"/>
           <w:numId w:val="1009"/>
         </w:numPr>
+        <w:pStyle w:val="Compact"/>
       </w:pPr>
       <w:r>
         <w:t xml:space="preserve">⏳</w:t>
@@ -6060,8 +6078,8 @@
       </w:r>
       <w:r>
         <w:rPr>
-          <w:b/>
-          <w:bCs/>
+          <w:bCs/>
+          <w:b/>
         </w:rPr>
         <w:t xml:space="preserve">AT5 - Interferencias:</w:t>
       </w:r>
@@ -6074,11 +6092,11 @@
     </w:p>
     <w:p>
       <w:pPr>
-        <w:pStyle w:val="Compact"/>
         <w:numPr>
           <w:ilvl w:val="0"/>
           <w:numId w:val="1009"/>
         </w:numPr>
+        <w:pStyle w:val="Compact"/>
       </w:pPr>
       <w:r>
         <w:t xml:space="preserve">⏳</w:t>
@@ -6088,8 +6106,8 @@
       </w:r>
       <w:r>
         <w:rPr>
-          <w:b/>
-          <w:bCs/>
+          <w:bCs/>
+          <w:b/>
         </w:rPr>
         <w:t xml:space="preserve">AT7 - Predial:</w:t>
       </w:r>
@@ -6102,11 +6120,11 @@
     </w:p>
     <w:p>
       <w:pPr>
-        <w:pStyle w:val="Compact"/>
         <w:numPr>
           <w:ilvl w:val="0"/>
           <w:numId w:val="1009"/>
         </w:numPr>
+        <w:pStyle w:val="Compact"/>
       </w:pPr>
       <w:r>
         <w:t xml:space="preserve">❌</w:t>
@@ -6116,8 +6134,8 @@
       </w:r>
       <w:r>
         <w:rPr>
-          <w:b/>
-          <w:bCs/>
+          <w:bCs/>
+          <w:b/>
         </w:rPr>
         <w:t xml:space="preserve">AT8 - Operaciones:</w:t>
       </w:r>
@@ -6128,8 +6146,8 @@
         <w:t xml:space="preserve">Procedimientos operacionales integrados - Pendiente</w:t>
       </w:r>
     </w:p>
-    <w:bookmarkEnd w:id="49"/>
-    <w:bookmarkStart w:id="50" w:name="referencias-contractuales"/>
+    <w:bookmarkEnd w:id="60"/>
+    <w:bookmarkStart w:id="61" w:name="referencias-contractuales"/>
     <w:p>
       <w:pPr>
         <w:pStyle w:val="Heading3"/>
@@ -6140,16 +6158,16 @@
     </w:p>
     <w:p>
       <w:pPr>
-        <w:pStyle w:val="Compact"/>
         <w:numPr>
           <w:ilvl w:val="0"/>
           <w:numId w:val="1010"/>
         </w:numPr>
-      </w:pPr>
-      <w:r>
-        <w:rPr>
-          <w:b/>
-          <w:bCs/>
+        <w:pStyle w:val="Compact"/>
+      </w:pPr>
+      <w:r>
+        <w:rPr>
+          <w:bCs/>
+          <w:b/>
         </w:rPr>
         <w:t xml:space="preserve">Apéndice Técnico 1:</w:t>
       </w:r>
@@ -6162,16 +6180,16 @@
     </w:p>
     <w:p>
       <w:pPr>
-        <w:pStyle w:val="Compact"/>
         <w:numPr>
           <w:ilvl w:val="0"/>
           <w:numId w:val="1010"/>
         </w:numPr>
-      </w:pPr>
-      <w:r>
-        <w:rPr>
-          <w:b/>
-          <w:bCs/>
+        <w:pStyle w:val="Compact"/>
+      </w:pPr>
+      <w:r>
+        <w:rPr>
+          <w:bCs/>
+          <w:b/>
         </w:rPr>
         <w:t xml:space="preserve">Apéndice Técnico 3:</w:t>
       </w:r>
@@ -6179,21 +6197,21 @@
         <w:t xml:space="preserve"> </w:t>
       </w:r>
       <w:r>
-        <w:t xml:space="preserve">Especificaciones técnicas - TETRA, RED TETRA (Misión Crítica), Fibra óptica</w:t>
-      </w:r>
-    </w:p>
-    <w:p>
-      <w:pPr>
-        <w:pStyle w:val="Compact"/>
+        <w:t xml:space="preserve">Especificaciones técnicas - TETRA, Red Vital IP / TETRA, Fibra óptica</w:t>
+      </w:r>
+    </w:p>
+    <w:p>
+      <w:pPr>
         <w:numPr>
           <w:ilvl w:val="0"/>
           <w:numId w:val="1010"/>
         </w:numPr>
-      </w:pPr>
-      <w:r>
-        <w:rPr>
-          <w:b/>
-          <w:bCs/>
+        <w:pStyle w:val="Compact"/>
+      </w:pPr>
+      <w:r>
+        <w:rPr>
+          <w:bCs/>
+          <w:b/>
         </w:rPr>
         <w:t xml:space="preserve">Apéndice Técnico 5:</w:t>
       </w:r>
@@ -6206,16 +6224,16 @@
     </w:p>
     <w:p>
       <w:pPr>
-        <w:pStyle w:val="Compact"/>
         <w:numPr>
           <w:ilvl w:val="0"/>
           <w:numId w:val="1010"/>
         </w:numPr>
-      </w:pPr>
-      <w:r>
-        <w:rPr>
-          <w:b/>
-          <w:bCs/>
+        <w:pStyle w:val="Compact"/>
+      </w:pPr>
+      <w:r>
+        <w:rPr>
+          <w:bCs/>
+          <w:b/>
         </w:rPr>
         <w:t xml:space="preserve">Apéndice Técnico 7:</w:t>
       </w:r>
@@ -6233,9 +6251,9 @@
         </w:pict>
       </w:r>
     </w:p>
-    <w:bookmarkEnd w:id="50"/>
-    <w:bookmarkEnd w:id="51"/>
-    <w:bookmarkStart w:id="54" w:name="documentación-de-soporte"/>
+    <w:bookmarkEnd w:id="61"/>
+    <w:bookmarkEnd w:id="62"/>
+    <w:bookmarkStart w:id="65" w:name="documentación-de-soporte"/>
     <w:p>
       <w:pPr>
         <w:pStyle w:val="Heading2"/>
@@ -6244,7 +6262,7 @@
         <w:t xml:space="preserve">📚 DOCUMENTACIÓN DE SOPORTE</w:t>
       </w:r>
     </w:p>
-    <w:bookmarkStart w:id="52" w:name="documentos-técnicos-disponibles"/>
+    <w:bookmarkStart w:id="63" w:name="documentos-técnicos-disponibles"/>
     <w:p>
       <w:pPr>
         <w:pStyle w:val="Heading3"/>
@@ -6257,8 +6275,9 @@
       <w:tblPr>
         <w:tblStyle w:val="Table"/>
         <w:tblW w:type="pct" w:w="5000"/>
+        <w:tblLook w:firstRow="1" w:lastRow="0" w:firstColumn="0" w:lastColumn="0" w:noHBand="0" w:noVBand="0" w:val="0020"/>
+        <w:jc w:val="start"/>
         <w:tblLayout w:type="fixed"/>
-        <w:tblLook w:firstRow="1" w:lastRow="0" w:firstColumn="0" w:lastColumn="0" w:noHBand="0" w:noVBand="0" w:val="0020"/>
       </w:tblPr>
       <w:tblGrid>
         <w:gridCol w:w="2354"/>
@@ -6268,7 +6287,7 @@
       </w:tblGrid>
       <w:tr>
         <w:trPr>
-          <w:tblHeader w:val="on"/>
+          <w:tblHeader w:val="true"/>
         </w:trPr>
         <w:tc>
           <w:tcPr/>
@@ -6520,8 +6539,8 @@
         </w:tc>
       </w:tr>
     </w:tbl>
-    <w:bookmarkEnd w:id="52"/>
-    <w:bookmarkStart w:id="53" w:name="para-más-información-técnica"/>
+    <w:bookmarkEnd w:id="63"/>
+    <w:bookmarkStart w:id="64" w:name="para-más-información-técnica"/>
     <w:p>
       <w:pPr>
         <w:pStyle w:val="Heading3"/>
@@ -6545,9 +6564,9 @@
         </w:pict>
       </w:r>
     </w:p>
-    <w:bookmarkEnd w:id="53"/>
-    <w:bookmarkEnd w:id="54"/>
-    <w:bookmarkStart w:id="55" w:name="contactos-y-responsables"/>
+    <w:bookmarkEnd w:id="64"/>
+    <w:bookmarkEnd w:id="65"/>
+    <w:bookmarkStart w:id="66" w:name="contactos-y-responsables"/>
     <w:p>
       <w:pPr>
         <w:pStyle w:val="Heading2"/>
@@ -6561,6 +6580,7 @@
         <w:tblStyle w:val="Table"/>
         <w:tblW w:type="auto" w:w="0"/>
         <w:tblLook w:firstRow="1" w:lastRow="0" w:firstColumn="0" w:lastColumn="0" w:noHBand="0" w:noVBand="0" w:val="0020"/>
+        <w:jc w:val="start"/>
       </w:tblPr>
       <w:tblGrid>
         <w:gridCol w:w="2640"/>
@@ -6569,7 +6589,7 @@
       </w:tblGrid>
       <w:tr>
         <w:trPr>
-          <w:tblHeader w:val="on"/>
+          <w:tblHeader w:val="true"/>
         </w:trPr>
         <w:tc>
           <w:tcPr/>
@@ -6730,356 +6750,357 @@
         </w:pict>
       </w:r>
     </w:p>
-    <w:bookmarkEnd w:id="55"/>
-    <w:bookmarkStart w:id="56" w:name="indicadores-de-desempeño-kpis"/>
+    <w:bookmarkEnd w:id="66"/>
+    <w:bookmarkStart w:id="67" w:name="indicadores-de-desempeno-kpis"/>
     <w:p>
       <w:pPr>
         <w:pStyle w:val="Heading2"/>
       </w:pPr>
       <w:r>
-        <w:t xml:space="preserve">📊 INDICADORES DE DESEMPEÑO (KPIs)</w:t>
+        <w:t xml:space="preserve">📊 INDICADORES DE DESEMPENO (KPIs)</w:t>
+      </w:r>
+    </w:p>
+    <w:tbl>
+      <w:tblPr>
+        <w:tblStyle w:val="Table"/>
+        <w:tblW w:type="auto" w:w="0"/>
+        <w:tblLook w:firstRow="1" w:lastRow="0" w:firstColumn="0" w:lastColumn="0" w:noHBand="0" w:noVBand="0" w:val="0020"/>
+        <w:jc w:val="start"/>
+      </w:tblPr>
+      <w:tblGrid>
+        <w:gridCol w:w="1980"/>
+        <w:gridCol w:w="1980"/>
+        <w:gridCol w:w="1980"/>
+        <w:gridCol w:w="1980"/>
+      </w:tblGrid>
+      <w:tr>
+        <w:trPr>
+          <w:tblHeader w:val="true"/>
+        </w:trPr>
+        <w:tc>
+          <w:tcPr/>
+          <w:p>
+            <w:pPr>
+              <w:pStyle w:val="Compact"/>
+              <w:jc w:val="left"/>
+            </w:pPr>
+            <w:r>
+              <w:t xml:space="preserve">Indicador</w:t>
+            </w:r>
+          </w:p>
+        </w:tc>
+        <w:tc>
+          <w:tcPr/>
+          <w:p>
+            <w:pPr>
+              <w:pStyle w:val="Compact"/>
+              <w:jc w:val="left"/>
+            </w:pPr>
+            <w:r>
+              <w:t xml:space="preserve">Meta</w:t>
+            </w:r>
+          </w:p>
+        </w:tc>
+        <w:tc>
+          <w:tcPr/>
+          <w:p>
+            <w:pPr>
+              <w:pStyle w:val="Compact"/>
+              <w:jc w:val="left"/>
+            </w:pPr>
+            <w:r>
+              <w:t xml:space="preserve">Actual</w:t>
+            </w:r>
+          </w:p>
+        </w:tc>
+        <w:tc>
+          <w:tcPr/>
+          <w:p>
+            <w:pPr>
+              <w:pStyle w:val="Compact"/>
+              <w:jc w:val="left"/>
+            </w:pPr>
+            <w:r>
+              <w:t xml:space="preserve">Estado</w:t>
+            </w:r>
+          </w:p>
+        </w:tc>
+      </w:tr>
+      <w:tr>
+        <w:tc>
+          <w:tcPr/>
+          <w:p>
+            <w:pPr>
+              <w:pStyle w:val="Compact"/>
+              <w:jc w:val="left"/>
+            </w:pPr>
+            <w:r>
+              <w:t xml:space="preserve">Disponibilidad TETRA</w:t>
+            </w:r>
+          </w:p>
+        </w:tc>
+        <w:tc>
+          <w:tcPr/>
+          <w:p>
+            <w:pPr>
+              <w:pStyle w:val="Compact"/>
+              <w:jc w:val="left"/>
+            </w:pPr>
+            <w:r>
+              <w:t xml:space="preserve">99.5%</w:t>
+            </w:r>
+          </w:p>
+        </w:tc>
+        <w:tc>
+          <w:tcPr/>
+          <w:p>
+            <w:pPr>
+              <w:pStyle w:val="Compact"/>
+              <w:jc w:val="left"/>
+            </w:pPr>
+            <w:r>
+              <w:t xml:space="preserve">99.2%</w:t>
+            </w:r>
+          </w:p>
+        </w:tc>
+        <w:tc>
+          <w:tcPr/>
+          <w:p>
+            <w:pPr>
+              <w:pStyle w:val="Compact"/>
+              <w:jc w:val="left"/>
+            </w:pPr>
+            <w:r>
+              <w:t xml:space="preserve">🟡 Mejorable</w:t>
+            </w:r>
+          </w:p>
+        </w:tc>
+      </w:tr>
+      <w:tr>
+        <w:tc>
+          <w:tcPr/>
+          <w:p>
+            <w:pPr>
+              <w:pStyle w:val="Compact"/>
+              <w:jc w:val="left"/>
+            </w:pPr>
+            <w:r>
+              <w:t xml:space="preserve">Disponibilidad Red Vital IP / TETRA</w:t>
+            </w:r>
+          </w:p>
+        </w:tc>
+        <w:tc>
+          <w:tcPr/>
+          <w:p>
+            <w:pPr>
+              <w:pStyle w:val="Compact"/>
+              <w:jc w:val="left"/>
+            </w:pPr>
+            <w:r>
+              <w:t xml:space="preserve">99.95%</w:t>
+            </w:r>
+          </w:p>
+        </w:tc>
+        <w:tc>
+          <w:tcPr/>
+          <w:p>
+            <w:pPr>
+              <w:pStyle w:val="Compact"/>
+              <w:jc w:val="left"/>
+            </w:pPr>
+            <w:r>
+              <w:t xml:space="preserve">99.98%</w:t>
+            </w:r>
+          </w:p>
+        </w:tc>
+        <w:tc>
+          <w:tcPr/>
+          <w:p>
+            <w:pPr>
+              <w:pStyle w:val="Compact"/>
+              <w:jc w:val="left"/>
+            </w:pPr>
+            <w:r>
+              <w:t xml:space="preserve">🟢 Excelente</w:t>
+            </w:r>
+          </w:p>
+        </w:tc>
+      </w:tr>
+      <w:tr>
+        <w:tc>
+          <w:tcPr/>
+          <w:p>
+            <w:pPr>
+              <w:pStyle w:val="Compact"/>
+              <w:jc w:val="left"/>
+            </w:pPr>
+            <w:r>
+              <w:t xml:space="preserve">Cobertura del corredor</w:t>
+            </w:r>
+          </w:p>
+        </w:tc>
+        <w:tc>
+          <w:tcPr/>
+          <w:p>
+            <w:pPr>
+              <w:pStyle w:val="Compact"/>
+              <w:jc w:val="left"/>
+            </w:pPr>
+            <w:r>
+              <w:t xml:space="preserve">100%</w:t>
+            </w:r>
+          </w:p>
+        </w:tc>
+        <w:tc>
+          <w:tcPr/>
+          <w:p>
+            <w:pPr>
+              <w:pStyle w:val="Compact"/>
+              <w:jc w:val="left"/>
+            </w:pPr>
+            <w:r>
+              <w:t xml:space="preserve">95%</w:t>
+            </w:r>
+          </w:p>
+        </w:tc>
+        <w:tc>
+          <w:tcPr/>
+          <w:p>
+            <w:pPr>
+              <w:pStyle w:val="Compact"/>
+              <w:jc w:val="left"/>
+            </w:pPr>
+            <w:r>
+              <w:t xml:space="preserve">🟡 En progreso</w:t>
+            </w:r>
+          </w:p>
+        </w:tc>
+      </w:tr>
+      <w:tr>
+        <w:tc>
+          <w:tcPr/>
+          <w:p>
+            <w:pPr>
+              <w:pStyle w:val="Compact"/>
+              <w:jc w:val="left"/>
+            </w:pPr>
+            <w:r>
+              <w:t xml:space="preserve">Tiempo de respuesta</w:t>
+            </w:r>
+          </w:p>
+        </w:tc>
+        <w:tc>
+          <w:tcPr/>
+          <w:p>
+            <w:pPr>
+              <w:pStyle w:val="Compact"/>
+              <w:jc w:val="left"/>
+            </w:pPr>
+            <w:r>
+              <w:t xml:space="preserve">&lt; 500ms</w:t>
+            </w:r>
+          </w:p>
+        </w:tc>
+        <w:tc>
+          <w:tcPr/>
+          <w:p>
+            <w:pPr>
+              <w:pStyle w:val="Compact"/>
+              <w:jc w:val="left"/>
+            </w:pPr>
+            <w:r>
+              <w:t xml:space="preserve">350ms</w:t>
+            </w:r>
+          </w:p>
+        </w:tc>
+        <w:tc>
+          <w:tcPr/>
+          <w:p>
+            <w:pPr>
+              <w:pStyle w:val="Compact"/>
+              <w:jc w:val="left"/>
+            </w:pPr>
+            <w:r>
+              <w:t xml:space="preserve">🟢 Excelente</w:t>
+            </w:r>
+          </w:p>
+        </w:tc>
+      </w:tr>
+      <w:tr>
+        <w:tc>
+          <w:tcPr/>
+          <w:p>
+            <w:pPr>
+              <w:pStyle w:val="Compact"/>
+              <w:jc w:val="left"/>
+            </w:pPr>
+            <w:r>
+              <w:t xml:space="preserve">Calidad de senal</w:t>
+            </w:r>
+          </w:p>
+        </w:tc>
+        <w:tc>
+          <w:tcPr/>
+          <w:p>
+            <w:pPr>
+              <w:pStyle w:val="Compact"/>
+              <w:jc w:val="left"/>
+            </w:pPr>
+            <w:r>
+              <w:t xml:space="preserve">&gt; 95%</w:t>
+            </w:r>
+          </w:p>
+        </w:tc>
+        <w:tc>
+          <w:tcPr/>
+          <w:p>
+            <w:pPr>
+              <w:pStyle w:val="Compact"/>
+              <w:jc w:val="left"/>
+            </w:pPr>
+            <w:r>
+              <w:t xml:space="preserve">97%</w:t>
+            </w:r>
+          </w:p>
+        </w:tc>
+        <w:tc>
+          <w:tcPr/>
+          <w:p>
+            <w:pPr>
+              <w:pStyle w:val="Compact"/>
+              <w:jc w:val="left"/>
+            </w:pPr>
+            <w:r>
+              <w:t xml:space="preserve">🟢 Excelente</w:t>
+            </w:r>
+          </w:p>
+        </w:tc>
+      </w:tr>
+    </w:tbl>
+    <w:p>
+      <w:r>
+        <w:pict>
+          <v:rect style="width:0;height:1.5pt" o:hralign="center" o:hrstd="t" o:hr="t"/>
+        </w:pict>
+      </w:r>
+    </w:p>
+    <w:bookmarkEnd w:id="67"/>
+    <w:bookmarkStart w:id="68" w:name="control-de-versiones"/>
+    <w:p>
+      <w:pPr>
+        <w:pStyle w:val="Heading2"/>
+      </w:pPr>
+      <w:r>
+        <w:t xml:space="preserve">🔄 CONTROL DE VERSIONES</w:t>
       </w:r>
     </w:p>
     <w:tbl>
       <w:tblPr>
         <w:tblStyle w:val="Table"/>
         <w:tblW w:type="pct" w:w="5000"/>
+        <w:tblLook w:firstRow="1" w:lastRow="0" w:firstColumn="0" w:lastColumn="0" w:noHBand="0" w:noVBand="0" w:val="0020"/>
+        <w:jc w:val="start"/>
         <w:tblLayout w:type="fixed"/>
-        <w:tblLook w:firstRow="1" w:lastRow="0" w:firstColumn="0" w:lastColumn="0" w:noHBand="0" w:noVBand="0" w:val="0020"/>
-      </w:tblPr>
-      <w:tblGrid>
-        <w:gridCol w:w="2640"/>
-        <w:gridCol w:w="1440"/>
-        <w:gridCol w:w="1920"/>
-        <w:gridCol w:w="1920"/>
-      </w:tblGrid>
-      <w:tr>
-        <w:trPr>
-          <w:tblHeader w:val="on"/>
-        </w:trPr>
-        <w:tc>
-          <w:tcPr/>
-          <w:p>
-            <w:pPr>
-              <w:pStyle w:val="Compact"/>
-              <w:jc w:val="left"/>
-            </w:pPr>
-            <w:r>
-              <w:t xml:space="preserve">Indicador</w:t>
-            </w:r>
-          </w:p>
-        </w:tc>
-        <w:tc>
-          <w:tcPr/>
-          <w:p>
-            <w:pPr>
-              <w:pStyle w:val="Compact"/>
-              <w:jc w:val="left"/>
-            </w:pPr>
-            <w:r>
-              <w:t xml:space="preserve">Meta</w:t>
-            </w:r>
-          </w:p>
-        </w:tc>
-        <w:tc>
-          <w:tcPr/>
-          <w:p>
-            <w:pPr>
-              <w:pStyle w:val="Compact"/>
-              <w:jc w:val="left"/>
-            </w:pPr>
-            <w:r>
-              <w:t xml:space="preserve">Actual</w:t>
-            </w:r>
-          </w:p>
-        </w:tc>
-        <w:tc>
-          <w:tcPr/>
-          <w:p>
-            <w:pPr>
-              <w:pStyle w:val="Compact"/>
-              <w:jc w:val="left"/>
-            </w:pPr>
-            <w:r>
-              <w:t xml:space="preserve">Estado</w:t>
-            </w:r>
-          </w:p>
-        </w:tc>
-      </w:tr>
-      <w:tr>
-        <w:tc>
-          <w:tcPr/>
-          <w:p>
-            <w:pPr>
-              <w:pStyle w:val="Compact"/>
-              <w:jc w:val="left"/>
-            </w:pPr>
-            <w:r>
-              <w:t xml:space="preserve">Disponibilidad TETRA</w:t>
-            </w:r>
-          </w:p>
-        </w:tc>
-        <w:tc>
-          <w:tcPr/>
-          <w:p>
-            <w:pPr>
-              <w:pStyle w:val="Compact"/>
-              <w:jc w:val="left"/>
-            </w:pPr>
-            <w:r>
-              <w:t xml:space="preserve">99.5%</w:t>
-            </w:r>
-          </w:p>
-        </w:tc>
-        <w:tc>
-          <w:tcPr/>
-          <w:p>
-            <w:pPr>
-              <w:pStyle w:val="Compact"/>
-              <w:jc w:val="left"/>
-            </w:pPr>
-            <w:r>
-              <w:t xml:space="preserve">99.2%</w:t>
-            </w:r>
-          </w:p>
-        </w:tc>
-        <w:tc>
-          <w:tcPr/>
-          <w:p>
-            <w:pPr>
-              <w:pStyle w:val="Compact"/>
-              <w:jc w:val="left"/>
-            </w:pPr>
-            <w:r>
-              <w:t xml:space="preserve">🟡 Mejorable</w:t>
-            </w:r>
-          </w:p>
-        </w:tc>
-      </w:tr>
-      <w:tr>
-        <w:tc>
-          <w:tcPr/>
-          <w:p>
-            <w:pPr>
-              <w:pStyle w:val="Compact"/>
-              <w:jc w:val="left"/>
-            </w:pPr>
-            <w:r>
-              <w:t xml:space="preserve">Disponibilidad RED TETRA (Misión Crítica)</w:t>
-            </w:r>
-          </w:p>
-        </w:tc>
-        <w:tc>
-          <w:tcPr/>
-          <w:p>
-            <w:pPr>
-              <w:pStyle w:val="Compact"/>
-              <w:jc w:val="left"/>
-            </w:pPr>
-            <w:r>
-              <w:t xml:space="preserve">99.95%</w:t>
-            </w:r>
-          </w:p>
-        </w:tc>
-        <w:tc>
-          <w:tcPr/>
-          <w:p>
-            <w:pPr>
-              <w:pStyle w:val="Compact"/>
-              <w:jc w:val="left"/>
-            </w:pPr>
-            <w:r>
-              <w:t xml:space="preserve">99.98%</w:t>
-            </w:r>
-          </w:p>
-        </w:tc>
-        <w:tc>
-          <w:tcPr/>
-          <w:p>
-            <w:pPr>
-              <w:pStyle w:val="Compact"/>
-              <w:jc w:val="left"/>
-            </w:pPr>
-            <w:r>
-              <w:t xml:space="preserve">🟢 Excelente</w:t>
-            </w:r>
-          </w:p>
-        </w:tc>
-      </w:tr>
-      <w:tr>
-        <w:tc>
-          <w:tcPr/>
-          <w:p>
-            <w:pPr>
-              <w:pStyle w:val="Compact"/>
-              <w:jc w:val="left"/>
-            </w:pPr>
-            <w:r>
-              <w:t xml:space="preserve">Cobertura del corredor</w:t>
-            </w:r>
-          </w:p>
-        </w:tc>
-        <w:tc>
-          <w:tcPr/>
-          <w:p>
-            <w:pPr>
-              <w:pStyle w:val="Compact"/>
-              <w:jc w:val="left"/>
-            </w:pPr>
-            <w:r>
-              <w:t xml:space="preserve">100%</w:t>
-            </w:r>
-          </w:p>
-        </w:tc>
-        <w:tc>
-          <w:tcPr/>
-          <w:p>
-            <w:pPr>
-              <w:pStyle w:val="Compact"/>
-              <w:jc w:val="left"/>
-            </w:pPr>
-            <w:r>
-              <w:t xml:space="preserve">95%</w:t>
-            </w:r>
-          </w:p>
-        </w:tc>
-        <w:tc>
-          <w:tcPr/>
-          <w:p>
-            <w:pPr>
-              <w:pStyle w:val="Compact"/>
-              <w:jc w:val="left"/>
-            </w:pPr>
-            <w:r>
-              <w:t xml:space="preserve">🟡 En progreso</w:t>
-            </w:r>
-          </w:p>
-        </w:tc>
-      </w:tr>
-      <w:tr>
-        <w:tc>
-          <w:tcPr/>
-          <w:p>
-            <w:pPr>
-              <w:pStyle w:val="Compact"/>
-              <w:jc w:val="left"/>
-            </w:pPr>
-            <w:r>
-              <w:t xml:space="preserve">Tiempo de respuesta</w:t>
-            </w:r>
-          </w:p>
-        </w:tc>
-        <w:tc>
-          <w:tcPr/>
-          <w:p>
-            <w:pPr>
-              <w:pStyle w:val="Compact"/>
-              <w:jc w:val="left"/>
-            </w:pPr>
-            <w:r>
-              <w:t xml:space="preserve">&lt; 500ms</w:t>
-            </w:r>
-          </w:p>
-        </w:tc>
-        <w:tc>
-          <w:tcPr/>
-          <w:p>
-            <w:pPr>
-              <w:pStyle w:val="Compact"/>
-              <w:jc w:val="left"/>
-            </w:pPr>
-            <w:r>
-              <w:t xml:space="preserve">350ms</w:t>
-            </w:r>
-          </w:p>
-        </w:tc>
-        <w:tc>
-          <w:tcPr/>
-          <w:p>
-            <w:pPr>
-              <w:pStyle w:val="Compact"/>
-              <w:jc w:val="left"/>
-            </w:pPr>
-            <w:r>
-              <w:t xml:space="preserve">🟢 Excelente</w:t>
-            </w:r>
-          </w:p>
-        </w:tc>
-      </w:tr>
-      <w:tr>
-        <w:tc>
-          <w:tcPr/>
-          <w:p>
-            <w:pPr>
-              <w:pStyle w:val="Compact"/>
-              <w:jc w:val="left"/>
-            </w:pPr>
-            <w:r>
-              <w:t xml:space="preserve">Calidad de señal</w:t>
-            </w:r>
-          </w:p>
-        </w:tc>
-        <w:tc>
-          <w:tcPr/>
-          <w:p>
-            <w:pPr>
-              <w:pStyle w:val="Compact"/>
-              <w:jc w:val="left"/>
-            </w:pPr>
-            <w:r>
-              <w:t xml:space="preserve">&gt; 95%</w:t>
-            </w:r>
-          </w:p>
-        </w:tc>
-        <w:tc>
-          <w:tcPr/>
-          <w:p>
-            <w:pPr>
-              <w:pStyle w:val="Compact"/>
-              <w:jc w:val="left"/>
-            </w:pPr>
-            <w:r>
-              <w:t xml:space="preserve">97%</w:t>
-            </w:r>
-          </w:p>
-        </w:tc>
-        <w:tc>
-          <w:tcPr/>
-          <w:p>
-            <w:pPr>
-              <w:pStyle w:val="Compact"/>
-              <w:jc w:val="left"/>
-            </w:pPr>
-            <w:r>
-              <w:t xml:space="preserve">🟢 Excelente</w:t>
-            </w:r>
-          </w:p>
-        </w:tc>
-      </w:tr>
-    </w:tbl>
-    <w:p>
-      <w:r>
-        <w:pict>
-          <v:rect style="width:0;height:1.5pt" o:hralign="center" o:hrstd="t" o:hr="t"/>
-        </w:pict>
-      </w:r>
-    </w:p>
-    <w:bookmarkEnd w:id="56"/>
-    <w:bookmarkStart w:id="57" w:name="control-de-versiones"/>
-    <w:p>
-      <w:pPr>
-        <w:pStyle w:val="Heading2"/>
-      </w:pPr>
-      <w:r>
-        <w:t xml:space="preserve">🔄 CONTROL DE VERSIONES</w:t>
-      </w:r>
-    </w:p>
-    <w:tbl>
-      <w:tblPr>
-        <w:tblStyle w:val="Table"/>
-        <w:tblW w:type="pct" w:w="5000"/>
-        <w:tblLayout w:type="fixed"/>
-        <w:tblLook w:firstRow="1" w:lastRow="0" w:firstColumn="0" w:lastColumn="0" w:noHBand="0" w:noVBand="0" w:val="0020"/>
       </w:tblPr>
       <w:tblGrid>
         <w:gridCol w:w="1425"/>
@@ -7089,7 +7110,7 @@
       </w:tblGrid>
       <w:tr>
         <w:trPr>
-          <w:tblHeader w:val="on"/>
+          <w:tblHeader w:val="true"/>
         </w:trPr>
         <w:tc>
           <w:tcPr/>
@@ -7204,8 +7225,8 @@
       </w:pPr>
       <w:r>
         <w:rPr>
-          <w:b/>
-          <w:bCs/>
+          <w:bCs/>
+          <w:b/>
         </w:rPr>
         <w:t xml:space="preserve">Documento preparado por:</w:t>
       </w:r>
@@ -7220,8 +7241,8 @@
       </w:r>
       <w:r>
         <w:rPr>
-          <w:b/>
-          <w:bCs/>
+          <w:bCs/>
+          <w:b/>
         </w:rPr>
         <w:t xml:space="preserve">Última actualización:</w:t>
       </w:r>
@@ -7236,8 +7257,8 @@
       </w:r>
       <w:r>
         <w:rPr>
-          <w:b/>
-          <w:bCs/>
+          <w:bCs/>
+          <w:b/>
         </w:rPr>
         <w:t xml:space="preserve">Próxima revisión:</w:t>
       </w:r>
@@ -7252,8 +7273,8 @@
       </w:r>
       <w:r>
         <w:rPr>
-          <w:b/>
-          <w:bCs/>
+          <w:bCs/>
+          <w:b/>
         </w:rPr>
         <w:t xml:space="preserve">Basado en:</w:t>
       </w:r>
@@ -7264,13 +7285,9 @@
         <w:t xml:space="preserve">SISTEMA_02_Telecomunicaciones_Master.md v1.0</w:t>
       </w:r>
     </w:p>
-    <w:bookmarkEnd w:id="57"/>
-    <w:bookmarkEnd w:id="58"/>
-    <w:sectPr>
-      <w:footnotePr>
-        <w:numRestart w:val="eachSect"/>
-      </w:footnotePr>
-    </w:sectPr>
+    <w:bookmarkEnd w:id="68"/>
+    <w:bookmarkEnd w:id="69"/>
+    <w:sectPr/>
   </w:body>
 </w:document>
 </file>
@@ -7301,14 +7318,14 @@
 <file path=word/numbering.xml><?xml version="1.0" encoding="utf-8"?>
 <w:numbering xmlns:w="http://schemas.openxmlformats.org/wordprocessingml/2006/main">
   <w:abstractNum w:abstractNumId="990">
-    <w:nsid w:val="0000A990"/>
+    <w:nsid w:val="A990"/>
     <w:multiLevelType w:val="multilevel"/>
     <w:lvl w:ilvl="0">
       <w:numFmt w:val="bullet"/>
       <w:lvlText w:val=" "/>
       <w:lvlJc w:val="left"/>
       <w:pPr>
-        <w:ind w:left="720" w:hanging="360"/>
+        <w:ind w:left="720" w:hanging="480"/>
       </w:pPr>
     </w:lvl>
     <w:lvl w:ilvl="1">
@@ -7316,7 +7333,7 @@
       <w:lvlText w:val=" "/>
       <w:lvlJc w:val="left"/>
       <w:pPr>
-        <w:ind w:left="1440" w:hanging="360"/>
+        <w:ind w:left="1440" w:hanging="480"/>
       </w:pPr>
     </w:lvl>
     <w:lvl w:ilvl="2">
@@ -7324,7 +7341,7 @@
       <w:lvlText w:val=" "/>
       <w:lvlJc w:val="left"/>
       <w:pPr>
-        <w:ind w:left="2160" w:hanging="360"/>
+        <w:ind w:left="2160" w:hanging="480"/>
       </w:pPr>
     </w:lvl>
     <w:lvl w:ilvl="3">
@@ -7332,7 +7349,7 @@
       <w:lvlText w:val=" "/>
       <w:lvlJc w:val="left"/>
       <w:pPr>
-        <w:ind w:left="2880" w:hanging="360"/>
+        <w:ind w:left="2880" w:hanging="480"/>
       </w:pPr>
     </w:lvl>
     <w:lvl w:ilvl="4">
@@ -7340,7 +7357,7 @@
       <w:lvlText w:val=" "/>
       <w:lvlJc w:val="left"/>
       <w:pPr>
-        <w:ind w:left="3600" w:hanging="360"/>
+        <w:ind w:left="3600" w:hanging="480"/>
       </w:pPr>
     </w:lvl>
     <w:lvl w:ilvl="5">
@@ -7348,7 +7365,7 @@
       <w:lvlText w:val=" "/>
       <w:lvlJc w:val="left"/>
       <w:pPr>
-        <w:ind w:left="4320" w:hanging="360"/>
+        <w:ind w:left="4320" w:hanging="480"/>
       </w:pPr>
     </w:lvl>
     <w:lvl w:ilvl="6">
@@ -7356,7 +7373,7 @@
       <w:lvlText w:val=" "/>
       <w:lvlJc w:val="left"/>
       <w:pPr>
-        <w:ind w:left="5040" w:hanging="360"/>
+        <w:ind w:left="5040" w:hanging="480"/>
       </w:pPr>
     </w:lvl>
     <w:lvl w:ilvl="7">
@@ -7364,7 +7381,7 @@
       <w:lvlText w:val=" "/>
       <w:lvlJc w:val="left"/>
       <w:pPr>
-        <w:ind w:left="5760" w:hanging="360"/>
+        <w:ind w:left="5760" w:hanging="480"/>
       </w:pPr>
     </w:lvl>
     <w:lvl w:ilvl="8">
@@ -7372,115 +7389,88 @@
       <w:lvlText w:val=" "/>
       <w:lvlJc w:val="left"/>
       <w:pPr>
-        <w:ind w:left="6480" w:hanging="360"/>
+        <w:ind w:left="6480" w:hanging="480"/>
       </w:pPr>
     </w:lvl>
   </w:abstractNum>
   <w:abstractNum w:abstractNumId="991">
-    <w:nsid w:val="0000A991"/>
+    <w:nsid w:val="A991"/>
     <w:multiLevelType w:val="multilevel"/>
     <w:lvl w:ilvl="0">
       <w:numFmt w:val="bullet"/>
-      <w:lvlText w:val=""/>
+      <w:lvlText w:val="•"/>
       <w:lvlJc w:val="left"/>
       <w:pPr>
-        <w:ind w:left="720" w:hanging="360"/>
-      </w:pPr>
-      <w:rPr>
-        <w:rFonts w:ascii="Symbol" w:hAnsi="Symbol" w:cs="Symbol" w:hint="default"/>
-      </w:rPr>
+        <w:ind w:left="720" w:hanging="480"/>
+      </w:pPr>
     </w:lvl>
     <w:lvl w:ilvl="1">
       <w:numFmt w:val="bullet"/>
-      <w:lvlText w:val="o"/>
+      <w:lvlText w:val="–"/>
       <w:lvlJc w:val="left"/>
       <w:pPr>
-        <w:ind w:left="1440" w:hanging="360"/>
-      </w:pPr>
-      <w:rPr>
-        <w:rFonts w:ascii="Courier New" w:hAnsi="Courier New" w:cs="Courier New" w:hint="default"/>
-      </w:rPr>
+        <w:ind w:left="1440" w:hanging="480"/>
+      </w:pPr>
     </w:lvl>
     <w:lvl w:ilvl="2">
       <w:numFmt w:val="bullet"/>
-      <w:lvlText w:val=""/>
+      <w:lvlText w:val="•"/>
       <w:lvlJc w:val="left"/>
       <w:pPr>
-        <w:ind w:left="2160" w:hanging="360"/>
-      </w:pPr>
-      <w:rPr>
-        <w:rFonts w:ascii="Wingdings" w:hAnsi="Wingdings" w:cs="Wingdings" w:hint="default"/>
-      </w:rPr>
+        <w:ind w:left="2160" w:hanging="480"/>
+      </w:pPr>
     </w:lvl>
     <w:lvl w:ilvl="3">
       <w:numFmt w:val="bullet"/>
-      <w:lvlText w:val=""/>
+      <w:lvlText w:val="–"/>
       <w:lvlJc w:val="left"/>
       <w:pPr>
-        <w:ind w:left="2880" w:hanging="360"/>
-      </w:pPr>
-      <w:rPr>
-        <w:rFonts w:ascii="Symbol" w:hAnsi="Symbol" w:cs="Symbol" w:hint="default"/>
-      </w:rPr>
+        <w:ind w:left="2880" w:hanging="480"/>
+      </w:pPr>
     </w:lvl>
     <w:lvl w:ilvl="4">
       <w:numFmt w:val="bullet"/>
-      <w:lvlText w:val="o"/>
+      <w:lvlText w:val="•"/>
       <w:lvlJc w:val="left"/>
       <w:pPr>
-        <w:ind w:left="3600" w:hanging="360"/>
-      </w:pPr>
-      <w:rPr>
-        <w:rFonts w:ascii="Courier New" w:hAnsi="Courier New" w:cs="Courier New" w:hint="default"/>
-      </w:rPr>
+        <w:ind w:left="3600" w:hanging="480"/>
+      </w:pPr>
     </w:lvl>
     <w:lvl w:ilvl="5">
       <w:numFmt w:val="bullet"/>
-      <w:lvlText w:val=""/>
+      <w:lvlText w:val="–"/>
       <w:lvlJc w:val="left"/>
       <w:pPr>
-        <w:ind w:left="4320" w:hanging="360"/>
-      </w:pPr>
-      <w:rPr>
-        <w:rFonts w:ascii="Wingdings" w:hAnsi="Wingdings" w:cs="Wingdings" w:hint="default"/>
-      </w:rPr>
+        <w:ind w:left="4320" w:hanging="480"/>
+      </w:pPr>
     </w:lvl>
     <w:lvl w:ilvl="6">
       <w:numFmt w:val="bullet"/>
-      <w:lvlText w:val=""/>
+      <w:lvlText w:val="•"/>
       <w:lvlJc w:val="left"/>
       <w:pPr>
-        <w:ind w:left="5040" w:hanging="360"/>
-      </w:pPr>
-      <w:rPr>
-        <w:rFonts w:ascii="Symbol" w:hAnsi="Symbol" w:cs="Symbol" w:hint="default"/>
-      </w:rPr>
+        <w:ind w:left="5040" w:hanging="480"/>
+      </w:pPr>
     </w:lvl>
     <w:lvl w:ilvl="7">
       <w:numFmt w:val="bullet"/>
-      <w:lvlText w:val="o"/>
+      <w:lvlText w:val="–"/>
       <w:lvlJc w:val="left"/>
       <w:pPr>
-        <w:ind w:left="5760" w:hanging="360"/>
-      </w:pPr>
-      <w:rPr>
-        <w:rFonts w:ascii="Courier New" w:hAnsi="Courier New" w:cs="Courier New" w:hint="default"/>
-      </w:rPr>
+        <w:ind w:left="5760" w:hanging="480"/>
+      </w:pPr>
     </w:lvl>
     <w:lvl w:ilvl="8">
       <w:numFmt w:val="bullet"/>
-      <w:lvlText w:val=""/>
+      <w:lvlText w:val="•"/>
       <w:lvlJc w:val="left"/>
       <w:pPr>
-        <w:ind w:left="6480" w:hanging="360"/>
-      </w:pPr>
-      <w:rPr>
-        <w:rFonts w:ascii="Wingdings" w:hAnsi="Wingdings" w:cs="Wingdings" w:hint="default"/>
-      </w:rPr>
+        <w:ind w:left="6480" w:hanging="480"/>
+      </w:pPr>
     </w:lvl>
   </w:abstractNum>
   <w:abstractNum w:abstractNumId="99411">
-    <w:nsid w:val="00A99411"/>
+    <w:nsid w:val="A99411"/>
     <w:multiLevelType w:val="multilevel"/>
     <w:lvl w:ilvl="0">
       <w:start w:val="1"/>
@@ -7488,7 +7478,7 @@
       <w:lvlText w:val="%1."/>
       <w:lvlJc w:val="left"/>
       <w:pPr>
-        <w:ind w:left="720" w:hanging="360"/>
+        <w:ind w:left="720" w:hanging="480"/>
       </w:pPr>
     </w:lvl>
     <w:lvl w:ilvl="1">
@@ -7497,7 +7487,7 @@
       <w:lvlText w:val="%2."/>
       <w:lvlJc w:val="left"/>
       <w:pPr>
-        <w:ind w:left="1440" w:hanging="360"/>
+        <w:ind w:left="1440" w:hanging="480"/>
       </w:pPr>
     </w:lvl>
     <w:lvl w:ilvl="2">
@@ -7506,7 +7496,7 @@
       <w:lvlText w:val="%3."/>
       <w:lvlJc w:val="left"/>
       <w:pPr>
-        <w:ind w:left="2160" w:hanging="360"/>
+        <w:ind w:left="2160" w:hanging="480"/>
       </w:pPr>
     </w:lvl>
     <w:lvl w:ilvl="3">
@@ -7515,7 +7505,7 @@
       <w:lvlText w:val="%4."/>
       <w:lvlJc w:val="left"/>
       <w:pPr>
-        <w:ind w:left="2880" w:hanging="360"/>
+        <w:ind w:left="2880" w:hanging="480"/>
       </w:pPr>
     </w:lvl>
     <w:lvl w:ilvl="4">
@@ -7524,7 +7514,7 @@
       <w:lvlText w:val="%5."/>
       <w:lvlJc w:val="left"/>
       <w:pPr>
-        <w:ind w:left="3600" w:hanging="360"/>
+        <w:ind w:left="3600" w:hanging="480"/>
       </w:pPr>
     </w:lvl>
     <w:lvl w:ilvl="5">
@@ -7533,7 +7523,7 @@
       <w:lvlText w:val="%6."/>
       <w:lvlJc w:val="left"/>
       <w:pPr>
-        <w:ind w:left="4320" w:hanging="360"/>
+        <w:ind w:left="4320" w:hanging="480"/>
       </w:pPr>
     </w:lvl>
     <w:lvl w:ilvl="6">
@@ -7542,7 +7532,7 @@
       <w:lvlText w:val="%7."/>
       <w:lvlJc w:val="left"/>
       <w:pPr>
-        <w:ind w:left="5040" w:hanging="360"/>
+        <w:ind w:left="5040" w:hanging="480"/>
       </w:pPr>
     </w:lvl>
     <w:lvl w:ilvl="7">
@@ -7551,7 +7541,7 @@
       <w:lvlText w:val="%8."/>
       <w:lvlJc w:val="left"/>
       <w:pPr>
-        <w:ind w:left="5760" w:hanging="360"/>
+        <w:ind w:left="5760" w:hanging="480"/>
       </w:pPr>
     </w:lvl>
     <w:lvl w:ilvl="8">
@@ -7560,7 +7550,7 @@
       <w:lvlText w:val="%9."/>
       <w:lvlJc w:val="left"/>
       <w:pPr>
-        <w:ind w:left="6480" w:hanging="360"/>
+        <w:ind w:left="6480" w:hanging="480"/>
       </w:pPr>
     </w:lvl>
   </w:abstractNum>
@@ -7632,10 +7622,10 @@
   <w:docDefaults>
     <w:rPrDefault>
       <w:rPr>
-        <w:rFonts w:asciiTheme="minorHAnsi" w:cstheme="minorBidi" w:eastAsiaTheme="minorEastAsia" w:hAnsiTheme="minorHAnsi"/>
+        <w:rFonts w:asciiTheme="minorHAnsi" w:cstheme="minorBidi" w:eastAsiaTheme="minorHAnsi" w:hAnsiTheme="minorHAnsi"/>
         <w:sz w:val="24"/>
         <w:szCs w:val="24"/>
-        <w:lang w:bidi="ar-SA" w:eastAsia="zh-CN" w:val="en-US"/>
+        <w:lang w:bidi="ar-SA" w:eastAsia="en-US" w:val="en-US"/>
       </w:rPr>
     </w:rPrDefault>
     <w:pPrDefault>
@@ -7653,10 +7643,10 @@
     <w:name w:val="Body Text"/>
     <w:basedOn w:val="Normal"/>
     <w:link w:val="BodyTextChar"/>
-    <w:qFormat/>
     <w:pPr>
       <w:spacing w:after="180" w:before="180"/>
     </w:pPr>
+    <w:qFormat/>
   </w:style>
   <w:style w:customStyle="1" w:styleId="FirstParagraph" w:type="paragraph">
     <w:name w:val="First Paragraph"/>
@@ -7676,94 +7666,57 @@
     <w:name w:val="Title"/>
     <w:basedOn w:val="Normal"/>
     <w:next w:val="BodyText"/>
-    <w:link w:val="TitleChar"/>
-    <w:uiPriority w:val="10"/>
     <w:qFormat/>
-    <w:rsid w:val="00A10FD9"/>
     <w:pPr>
-      <w:spacing w:after="80" w:line="240" w:lineRule="auto"/>
-      <w:contextualSpacing/>
+      <w:keepNext/>
+      <w:keepLines/>
+      <w:spacing w:after="240" w:before="480"/>
       <w:jc w:val="center"/>
     </w:pPr>
     <w:rPr>
       <w:rFonts w:asciiTheme="majorHAnsi" w:cstheme="majorBidi" w:eastAsiaTheme="majorEastAsia" w:hAnsiTheme="majorHAnsi"/>
-      <w:sz w:val="56"/>
-      <w:szCs w:val="56"/>
-    </w:rPr>
-  </w:style>
-  <w:style w:customStyle="1" w:styleId="TitleChar" w:type="character">
-    <w:name w:val="Title Char"/>
-    <w:basedOn w:val="DefaultParagraphFont"/>
-    <w:link w:val="Title"/>
-    <w:uiPriority w:val="10"/>
-    <w:rsid w:val="00A10FD9"/>
-    <w:rPr>
-      <w:rFonts w:asciiTheme="majorHAnsi" w:cstheme="majorBidi" w:eastAsiaTheme="majorEastAsia" w:hAnsiTheme="majorHAnsi"/>
-      <w:sz w:val="56"/>
-      <w:szCs w:val="56"/>
+      <w:b/>
+      <w:bCs/>
+      <w:color w:themeColor="accent1" w:themeShade="B5" w:val="345A8A"/>
+      <w:sz w:val="36"/>
+      <w:szCs w:val="36"/>
     </w:rPr>
   </w:style>
   <w:style w:styleId="Subtitle" w:type="paragraph">
     <w:name w:val="Subtitle"/>
     <w:basedOn w:val="Title"/>
     <w:next w:val="BodyText"/>
-    <w:link w:val="SubtitleChar"/>
-    <w:uiPriority w:val="11"/>
     <w:qFormat/>
-    <w:rsid w:val="00A10FD9"/>
     <w:pPr>
-      <w:numPr>
-        <w:ilvl w:val="1"/>
-      </w:numPr>
+      <w:keepNext/>
+      <w:keepLines/>
+      <w:spacing w:after="240" w:before="240"/>
+      <w:jc w:val="center"/>
     </w:pPr>
     <w:rPr>
-      <w:rFonts w:cstheme="majorBidi" w:eastAsiaTheme="majorEastAsia"/>
-      <w:spacing w:val="15"/>
-      <w:sz w:val="28"/>
-      <w:szCs w:val="28"/>
-    </w:rPr>
-  </w:style>
-  <w:style w:customStyle="1" w:styleId="SubtitleChar" w:type="character">
-    <w:name w:val="Subtitle Char"/>
-    <w:basedOn w:val="DefaultParagraphFont"/>
-    <w:link w:val="Subtitle"/>
-    <w:uiPriority w:val="11"/>
-    <w:rsid w:val="00A10FD9"/>
-    <w:rPr>
-      <w:rFonts w:cstheme="majorBidi" w:eastAsiaTheme="majorEastAsia"/>
-      <w:color w:themeColor="text1" w:themeTint="A6" w:val="595959"/>
-      <w:spacing w:val="15"/>
-      <w:sz w:val="28"/>
-      <w:szCs w:val="28"/>
+      <w:sz w:val="30"/>
+      <w:szCs w:val="30"/>
     </w:rPr>
   </w:style>
   <w:style w:customStyle="1" w:styleId="Author" w:type="paragraph">
     <w:name w:val="Author"/>
-    <w:basedOn w:val="Title"/>
     <w:next w:val="BodyText"/>
     <w:qFormat/>
     <w:pPr>
       <w:keepNext/>
       <w:keepLines/>
+      <w:jc w:val="center"/>
     </w:pPr>
-    <w:rPr>
-      <w:sz w:val="24"/>
-      <w:szCs w:val="24"/>
-    </w:rPr>
   </w:style>
   <w:style w:styleId="Date" w:type="paragraph">
     <w:name w:val="Date"/>
-    <w:basedOn w:val="Title"/>
     <w:next w:val="BodyText"/>
     <w:qFormat/>
     <w:pPr>
       <w:keepNext/>
       <w:keepLines/>
+      <w:jc w:val="center"/>
     </w:pPr>
-    <w:rPr>
-      <w:sz w:val="24"/>
-      <w:szCs w:val="24"/>
-    </w:rPr>
   </w:style>
   <w:style w:customStyle="1" w:styleId="AbstractTitle" w:type="paragraph">
     <w:name w:val="Abstract Title"/>
@@ -7773,13 +7726,15 @@
     <w:pPr>
       <w:keepNext/>
       <w:keepLines/>
+      <w:jc w:val="center"/>
       <w:spacing w:after="0" w:before="300"/>
-      <w:jc w:val="center"/>
     </w:pPr>
     <w:rPr>
-      <w:b/>
       <w:sz w:val="20"/>
       <w:szCs w:val="20"/>
+      <w:b/>
+      <w:color w:val="345A8A"/>
+      &gt;
     </w:rPr>
   </w:style>
   <w:style w:customStyle="1" w:styleId="Abstract" w:type="paragraph">
@@ -7806,321 +7761,191 @@
     <w:rPr/>
   </w:style>
   <w:style w:styleId="Heading1" w:type="paragraph">
-    <w:name w:val="heading 1"/>
+    <w:name w:val="Heading 1"/>
     <w:basedOn w:val="Normal"/>
     <w:next w:val="BodyText"/>
-    <w:link w:val="Heading1Char"/>
     <w:uiPriority w:val="9"/>
     <w:qFormat/>
-    <w:rsid w:val="00A10FD9"/>
     <w:pPr>
       <w:keepNext/>
       <w:keepLines/>
-      <w:spacing w:after="80" w:before="360"/>
+      <w:spacing w:after="0" w:before="480"/>
       <w:outlineLvl w:val="0"/>
     </w:pPr>
     <w:rPr>
       <w:rFonts w:asciiTheme="majorHAnsi" w:cstheme="majorBidi" w:eastAsiaTheme="majorEastAsia" w:hAnsiTheme="majorHAnsi"/>
-      <w:color w:themeColor="accent1" w:themeShade="BF" w:val="0F4761"/>
-      <w:sz w:val="40"/>
-      <w:szCs w:val="40"/>
+      <w:b/>
+      <w:bCs/>
+      <w:color w:themeColor="accent1" w:val="4F81BD"/>
+      <w:sz w:val="32"/>
+      <w:szCs w:val="32"/>
     </w:rPr>
   </w:style>
   <w:style w:styleId="Heading2" w:type="paragraph">
-    <w:name w:val="heading 2"/>
+    <w:name w:val="Heading 2"/>
     <w:basedOn w:val="Normal"/>
     <w:next w:val="BodyText"/>
-    <w:link w:val="Heading2Char"/>
     <w:uiPriority w:val="9"/>
-    <w:semiHidden/>
     <w:unhideWhenUsed/>
     <w:qFormat/>
-    <w:rsid w:val="00A10FD9"/>
     <w:pPr>
       <w:keepNext/>
       <w:keepLines/>
-      <w:spacing w:after="80" w:before="160"/>
+      <w:spacing w:after="0" w:before="200"/>
       <w:outlineLvl w:val="1"/>
     </w:pPr>
     <w:rPr>
       <w:rFonts w:asciiTheme="majorHAnsi" w:cstheme="majorBidi" w:eastAsiaTheme="majorEastAsia" w:hAnsiTheme="majorHAnsi"/>
-      <w:color w:themeColor="accent1" w:themeShade="BF" w:val="0F4761"/>
-      <w:sz w:val="32"/>
-      <w:szCs w:val="32"/>
-    </w:rPr>
-  </w:style>
-  <w:style w:styleId="Heading3" w:type="paragraph">
-    <w:name w:val="heading 3"/>
-    <w:basedOn w:val="Normal"/>
-    <w:next w:val="BodyText"/>
-    <w:link w:val="Heading3Char"/>
-    <w:uiPriority w:val="9"/>
-    <w:semiHidden/>
-    <w:unhideWhenUsed/>
-    <w:qFormat/>
-    <w:rsid w:val="00A10FD9"/>
-    <w:pPr>
-      <w:keepNext/>
-      <w:keepLines/>
-      <w:spacing w:after="80" w:before="160"/>
-      <w:outlineLvl w:val="2"/>
-    </w:pPr>
-    <w:rPr>
-      <w:rFonts w:cstheme="majorBidi" w:eastAsiaTheme="majorEastAsia"/>
-      <w:color w:themeColor="accent1" w:themeShade="BF" w:val="0F4761"/>
+      <w:b/>
+      <w:bCs/>
+      <w:color w:themeColor="accent1" w:val="4F81BD"/>
       <w:sz w:val="28"/>
       <w:szCs w:val="28"/>
     </w:rPr>
   </w:style>
-  <w:style w:styleId="Heading4" w:type="paragraph">
-    <w:name w:val="heading 4"/>
+  <w:style w:styleId="Heading3" w:type="paragraph">
+    <w:name w:val="Heading 3"/>
     <w:basedOn w:val="Normal"/>
     <w:next w:val="BodyText"/>
-    <w:link w:val="Heading4Char"/>
     <w:uiPriority w:val="9"/>
-    <w:semiHidden/>
     <w:unhideWhenUsed/>
     <w:qFormat/>
-    <w:rsid w:val="00A10FD9"/>
     <w:pPr>
       <w:keepNext/>
       <w:keepLines/>
-      <w:spacing w:after="40" w:before="80"/>
+      <w:spacing w:after="0" w:before="200"/>
+      <w:outlineLvl w:val="2"/>
+    </w:pPr>
+    <w:rPr>
+      <w:rFonts w:asciiTheme="majorHAnsi" w:cstheme="majorBidi" w:eastAsiaTheme="majorEastAsia" w:hAnsiTheme="majorHAnsi"/>
+      <w:b/>
+      <w:bCs/>
+      <w:color w:themeColor="accent1" w:val="4F81BD"/>
+      <w:sz w:val="24"/>
+      <w:szCs w:val="24"/>
+    </w:rPr>
+  </w:style>
+  <w:style w:styleId="Heading4" w:type="paragraph">
+    <w:name w:val="Heading 4"/>
+    <w:basedOn w:val="Normal"/>
+    <w:next w:val="BodyText"/>
+    <w:uiPriority w:val="9"/>
+    <w:unhideWhenUsed/>
+    <w:qFormat/>
+    <w:pPr>
+      <w:keepNext/>
+      <w:keepLines/>
+      <w:spacing w:after="0" w:before="200"/>
       <w:outlineLvl w:val="3"/>
     </w:pPr>
     <w:rPr>
-      <w:rFonts w:cstheme="majorBidi" w:eastAsiaTheme="majorEastAsia"/>
+      <w:rFonts w:asciiTheme="majorHAnsi" w:cstheme="majorBidi" w:eastAsiaTheme="majorEastAsia" w:hAnsiTheme="majorHAnsi"/>
       <w:i/>
-      <w:iCs/>
-      <w:color w:themeColor="accent1" w:themeShade="BF" w:val="0F4761"/>
+      <w:bCs/>
+      <w:color w:themeColor="accent1" w:val="4F81BD"/>
+      <w:sz w:val="24"/>
+      <w:szCs w:val="24"/>
     </w:rPr>
   </w:style>
   <w:style w:styleId="Heading5" w:type="paragraph">
-    <w:name w:val="heading 5"/>
+    <w:name w:val="Heading 5"/>
     <w:basedOn w:val="Normal"/>
     <w:next w:val="BodyText"/>
-    <w:link w:val="Heading5Char"/>
     <w:uiPriority w:val="9"/>
-    <w:semiHidden/>
     <w:unhideWhenUsed/>
     <w:qFormat/>
-    <w:rsid w:val="00A10FD9"/>
     <w:pPr>
       <w:keepNext/>
       <w:keepLines/>
-      <w:spacing w:after="40" w:before="80"/>
+      <w:spacing w:after="0" w:before="200"/>
       <w:outlineLvl w:val="4"/>
     </w:pPr>
     <w:rPr>
-      <w:rFonts w:cstheme="majorBidi" w:eastAsiaTheme="majorEastAsia"/>
-      <w:color w:themeColor="accent1" w:themeShade="BF" w:val="0F4761"/>
+      <w:rFonts w:asciiTheme="majorHAnsi" w:cstheme="majorBidi" w:eastAsiaTheme="majorEastAsia" w:hAnsiTheme="majorHAnsi"/>
+      <w:iCs/>
+      <w:color w:themeColor="accent1" w:val="4F81BD"/>
+      <w:sz w:val="24"/>
+      <w:szCs w:val="24"/>
     </w:rPr>
   </w:style>
   <w:style w:styleId="Heading6" w:type="paragraph">
-    <w:name w:val="heading 6"/>
+    <w:name w:val="Heading 6"/>
     <w:basedOn w:val="Normal"/>
     <w:next w:val="BodyText"/>
-    <w:link w:val="Heading6Char"/>
     <w:uiPriority w:val="9"/>
-    <w:semiHidden/>
     <w:unhideWhenUsed/>
     <w:qFormat/>
-    <w:rsid w:val="00A10FD9"/>
     <w:pPr>
       <w:keepNext/>
       <w:keepLines/>
-      <w:spacing w:after="0" w:before="40"/>
+      <w:spacing w:after="0" w:before="200"/>
       <w:outlineLvl w:val="5"/>
     </w:pPr>
     <w:rPr>
-      <w:rFonts w:cstheme="majorBidi" w:eastAsiaTheme="majorEastAsia"/>
-      <w:i/>
-      <w:iCs/>
-      <w:color w:themeColor="text1" w:themeTint="A6" w:val="595959"/>
+      <w:rFonts w:asciiTheme="majorHAnsi" w:cstheme="majorBidi" w:eastAsiaTheme="majorEastAsia" w:hAnsiTheme="majorHAnsi"/>
+      <w:color w:themeColor="accent1" w:val="4F81BD"/>
+      <w:sz w:val="24"/>
+      <w:szCs w:val="24"/>
     </w:rPr>
   </w:style>
   <w:style w:styleId="Heading7" w:type="paragraph">
-    <w:name w:val="heading 7"/>
+    <w:name w:val="Heading 7"/>
     <w:basedOn w:val="Normal"/>
     <w:next w:val="BodyText"/>
-    <w:link w:val="Heading7Char"/>
     <w:uiPriority w:val="9"/>
-    <w:semiHidden/>
     <w:unhideWhenUsed/>
     <w:qFormat/>
-    <w:rsid w:val="00A10FD9"/>
     <w:pPr>
       <w:keepNext/>
       <w:keepLines/>
-      <w:spacing w:after="0" w:before="40"/>
+      <w:spacing w:after="0" w:before="200"/>
       <w:outlineLvl w:val="6"/>
     </w:pPr>
     <w:rPr>
-      <w:rFonts w:cstheme="majorBidi" w:eastAsiaTheme="majorEastAsia"/>
-      <w:color w:themeColor="text1" w:themeTint="A6" w:val="595959"/>
+      <w:rFonts w:asciiTheme="majorHAnsi" w:cstheme="majorBidi" w:eastAsiaTheme="majorEastAsia" w:hAnsiTheme="majorHAnsi"/>
+      <w:color w:themeColor="accent1" w:val="4F81BD"/>
+      <w:sz w:val="24"/>
+      <w:szCs w:val="24"/>
     </w:rPr>
   </w:style>
   <w:style w:styleId="Heading8" w:type="paragraph">
-    <w:name w:val="heading 8"/>
+    <w:name w:val="Heading 8"/>
     <w:basedOn w:val="Normal"/>
     <w:next w:val="BodyText"/>
-    <w:link w:val="Heading8Char"/>
     <w:uiPriority w:val="9"/>
-    <w:semiHidden/>
     <w:unhideWhenUsed/>
     <w:qFormat/>
-    <w:rsid w:val="00A10FD9"/>
     <w:pPr>
       <w:keepNext/>
       <w:keepLines/>
-      <w:spacing w:after="0"/>
+      <w:spacing w:after="0" w:before="200"/>
       <w:outlineLvl w:val="7"/>
     </w:pPr>
     <w:rPr>
-      <w:rFonts w:cstheme="majorBidi" w:eastAsiaTheme="majorEastAsia"/>
-      <w:i/>
-      <w:iCs/>
-      <w:color w:themeColor="text1" w:themeTint="D8" w:val="272727"/>
+      <w:rFonts w:asciiTheme="majorHAnsi" w:cstheme="majorBidi" w:eastAsiaTheme="majorEastAsia" w:hAnsiTheme="majorHAnsi"/>
+      <w:color w:themeColor="accent1" w:val="4F81BD"/>
+      <w:sz w:val="24"/>
+      <w:szCs w:val="24"/>
     </w:rPr>
   </w:style>
   <w:style w:styleId="Heading9" w:type="paragraph">
-    <w:name w:val="heading 9"/>
+    <w:name w:val="Heading 9"/>
     <w:basedOn w:val="Normal"/>
     <w:next w:val="BodyText"/>
-    <w:link w:val="Heading9Char"/>
     <w:uiPriority w:val="9"/>
-    <w:semiHidden/>
     <w:unhideWhenUsed/>
     <w:qFormat/>
-    <w:rsid w:val="00A10FD9"/>
     <w:pPr>
       <w:keepNext/>
       <w:keepLines/>
-      <w:spacing w:after="0"/>
+      <w:spacing w:after="0" w:before="200"/>
       <w:outlineLvl w:val="8"/>
     </w:pPr>
     <w:rPr>
-      <w:rFonts w:cstheme="majorBidi" w:eastAsiaTheme="majorEastAsia"/>
-      <w:color w:themeColor="text1" w:themeTint="D8" w:val="272727"/>
-    </w:rPr>
-  </w:style>
-  <w:style w:customStyle="1" w:styleId="Heading1Char" w:type="character">
-    <w:name w:val="Heading 1 Char"/>
-    <w:basedOn w:val="DefaultParagraphFont"/>
-    <w:link w:val="Heading1"/>
-    <w:uiPriority w:val="9"/>
-    <w:rsid w:val="00A10FD9"/>
-    <w:rPr>
       <w:rFonts w:asciiTheme="majorHAnsi" w:cstheme="majorBidi" w:eastAsiaTheme="majorEastAsia" w:hAnsiTheme="majorHAnsi"/>
-      <w:color w:themeColor="accent1" w:themeShade="BF" w:val="0F4761"/>
-      <w:sz w:val="40"/>
-      <w:szCs w:val="40"/>
-    </w:rPr>
-  </w:style>
-  <w:style w:customStyle="1" w:styleId="Heading2Char" w:type="character">
-    <w:name w:val="Heading 2 Char"/>
-    <w:basedOn w:val="DefaultParagraphFont"/>
-    <w:link w:val="Heading2"/>
-    <w:uiPriority w:val="9"/>
-    <w:semiHidden/>
-    <w:rsid w:val="00A10FD9"/>
-    <w:rPr>
-      <w:rFonts w:asciiTheme="majorHAnsi" w:cstheme="majorBidi" w:eastAsiaTheme="majorEastAsia" w:hAnsiTheme="majorHAnsi"/>
-      <w:color w:themeColor="accent1" w:themeShade="BF" w:val="0F4761"/>
-      <w:sz w:val="32"/>
-      <w:szCs w:val="32"/>
-    </w:rPr>
-  </w:style>
-  <w:style w:customStyle="1" w:styleId="Heading3Char" w:type="character">
-    <w:name w:val="Heading 3 Char"/>
-    <w:basedOn w:val="DefaultParagraphFont"/>
-    <w:link w:val="Heading3"/>
-    <w:uiPriority w:val="9"/>
-    <w:semiHidden/>
-    <w:rsid w:val="00A10FD9"/>
-    <w:rPr>
-      <w:rFonts w:cstheme="majorBidi" w:eastAsiaTheme="majorEastAsia"/>
-      <w:color w:themeColor="accent1" w:themeShade="BF" w:val="0F4761"/>
-      <w:sz w:val="28"/>
-      <w:szCs w:val="28"/>
-    </w:rPr>
-  </w:style>
-  <w:style w:customStyle="1" w:styleId="Heading4Char" w:type="character">
-    <w:name w:val="Heading 4 Char"/>
-    <w:basedOn w:val="DefaultParagraphFont"/>
-    <w:link w:val="Heading4"/>
-    <w:uiPriority w:val="9"/>
-    <w:semiHidden/>
-    <w:rsid w:val="00A10FD9"/>
-    <w:rPr>
-      <w:rFonts w:cstheme="majorBidi" w:eastAsiaTheme="majorEastAsia"/>
-      <w:i/>
-      <w:iCs/>
-      <w:color w:themeColor="accent1" w:themeShade="BF" w:val="0F4761"/>
-    </w:rPr>
-  </w:style>
-  <w:style w:customStyle="1" w:styleId="Heading5Char" w:type="character">
-    <w:name w:val="Heading 5 Char"/>
-    <w:basedOn w:val="DefaultParagraphFont"/>
-    <w:link w:val="Heading5"/>
-    <w:uiPriority w:val="9"/>
-    <w:semiHidden/>
-    <w:rsid w:val="00A10FD9"/>
-    <w:rPr>
-      <w:rFonts w:cstheme="majorBidi" w:eastAsiaTheme="majorEastAsia"/>
-      <w:color w:themeColor="accent1" w:themeShade="BF" w:val="0F4761"/>
-    </w:rPr>
-  </w:style>
-  <w:style w:customStyle="1" w:styleId="Heading6Char" w:type="character">
-    <w:name w:val="Heading 6 Char"/>
-    <w:basedOn w:val="DefaultParagraphFont"/>
-    <w:link w:val="Heading6"/>
-    <w:uiPriority w:val="9"/>
-    <w:semiHidden/>
-    <w:rsid w:val="00A10FD9"/>
-    <w:rPr>
-      <w:rFonts w:cstheme="majorBidi" w:eastAsiaTheme="majorEastAsia"/>
-      <w:i/>
-      <w:iCs/>
-      <w:color w:themeColor="text1" w:themeTint="A6" w:val="595959"/>
-    </w:rPr>
-  </w:style>
-  <w:style w:customStyle="1" w:styleId="Heading7Char" w:type="character">
-    <w:name w:val="Heading 7 Char"/>
-    <w:basedOn w:val="DefaultParagraphFont"/>
-    <w:link w:val="Heading7"/>
-    <w:uiPriority w:val="9"/>
-    <w:semiHidden/>
-    <w:rsid w:val="00A10FD9"/>
-    <w:rPr>
-      <w:rFonts w:cstheme="majorBidi" w:eastAsiaTheme="majorEastAsia"/>
-      <w:color w:themeColor="text1" w:themeTint="A6" w:val="595959"/>
-    </w:rPr>
-  </w:style>
-  <w:style w:customStyle="1" w:styleId="Heading8Char" w:type="character">
-    <w:name w:val="Heading 8 Char"/>
-    <w:basedOn w:val="DefaultParagraphFont"/>
-    <w:link w:val="Heading8"/>
-    <w:uiPriority w:val="9"/>
-    <w:semiHidden/>
-    <w:rsid w:val="00A10FD9"/>
-    <w:rPr>
-      <w:rFonts w:cstheme="majorBidi" w:eastAsiaTheme="majorEastAsia"/>
-      <w:i/>
-      <w:iCs/>
-      <w:color w:themeColor="text1" w:themeTint="D8" w:val="272727"/>
-    </w:rPr>
-  </w:style>
-  <w:style w:customStyle="1" w:styleId="Heading9Char" w:type="character">
-    <w:name w:val="Heading 9 Char"/>
-    <w:basedOn w:val="DefaultParagraphFont"/>
-    <w:link w:val="Heading9"/>
-    <w:uiPriority w:val="9"/>
-    <w:semiHidden/>
-    <w:rsid w:val="00A10FD9"/>
-    <w:rPr>
-      <w:rFonts w:cstheme="majorBidi" w:eastAsiaTheme="majorEastAsia"/>
-      <w:color w:themeColor="text1" w:themeTint="D8" w:val="272727"/>
+      <w:color w:themeColor="accent1" w:val="4F81BD"/>
+      <w:sz w:val="24"/>
+      <w:szCs w:val="24"/>
     </w:rPr>
   </w:style>
   <w:style w:styleId="BlockText" w:type="paragraph">
@@ -8145,8 +7970,8 @@
   </w:style>
   <w:style w:styleId="FootnoteBlockText" w:type="paragraph">
     <w:name w:val="Footnote Block Text"/>
-    <w:basedOn w:val="FootnoteText"/>
-    <w:next w:val="FootnoteText"/>
+    <w:basedOn w:val="Footnote Text"/>
+    <w:next w:val="Footnote Text"/>
     <w:uiPriority w:val="9"/>
     <w:unhideWhenUsed/>
     <w:qFormat/>
@@ -8176,11 +8001,18 @@
       </w:tblCellMar>
     </w:tblPr>
     <w:tblStylePr w:type="firstRow">
+      <w:tblPr>
+        <w:jc w:val="left"/>
+        <w:tblInd w:type="dxa" w:w="0"/>
+      </w:tblPr>
+      <w:trPr>
+        <w:jc w:val="left"/>
+      </w:trPr>
       <w:tcPr>
+        <w:vAlign w:val="bottom"/>
         <w:tcBorders>
           <w:bottom w:val="single"/>
         </w:tcBorders>
-        <w:vAlign w:val="bottom"/>
       </w:tcPr>
     </w:tblStylePr>
   </w:style>
@@ -8295,8 +8127,8 @@
     <w:name w:val="KeywordTok"/>
     <w:basedOn w:val="VerbatimChar"/>
     <w:rPr>
+      <w:color w:val="007020"/>
       <w:b/>
-      <w:color w:val="007020"/>
     </w:rPr>
   </w:style>
   <w:style w:type="character" w:customStyle="1" w:styleId="DataTypeTok">
@@ -8373,42 +8205,42 @@
     <w:name w:val="ImportTok"/>
     <w:basedOn w:val="VerbatimChar"/>
     <w:rPr>
+      <w:color w:val="008000"/>
       <w:b/>
-      <w:color w:val="008000"/>
     </w:rPr>
   </w:style>
   <w:style w:type="character" w:customStyle="1" w:styleId="CommentTok">
     <w:name w:val="CommentTok"/>
     <w:basedOn w:val="VerbatimChar"/>
     <w:rPr>
+      <w:color w:val="60a0b0"/>
       <w:i/>
-      <w:color w:val="60a0b0"/>
     </w:rPr>
   </w:style>
   <w:style w:type="character" w:customStyle="1" w:styleId="DocumentationTok">
     <w:name w:val="DocumentationTok"/>
     <w:basedOn w:val="VerbatimChar"/>
     <w:rPr>
+      <w:color w:val="ba2121"/>
       <w:i/>
-      <w:color w:val="ba2121"/>
     </w:rPr>
   </w:style>
   <w:style w:type="character" w:customStyle="1" w:styleId="AnnotationTok">
     <w:name w:val="AnnotationTok"/>
     <w:basedOn w:val="VerbatimChar"/>
     <w:rPr>
+      <w:color w:val="60a0b0"/>
       <w:b/>
       <w:i/>
-      <w:color w:val="60a0b0"/>
     </w:rPr>
   </w:style>
   <w:style w:type="character" w:customStyle="1" w:styleId="CommentVarTok">
     <w:name w:val="CommentVarTok"/>
     <w:basedOn w:val="VerbatimChar"/>
     <w:rPr>
+      <w:color w:val="60a0b0"/>
       <w:b/>
       <w:i/>
-      <w:color w:val="60a0b0"/>
     </w:rPr>
   </w:style>
   <w:style w:type="character" w:customStyle="1" w:styleId="OtherTok">
@@ -8436,8 +8268,8 @@
     <w:name w:val="ControlFlowTok"/>
     <w:basedOn w:val="VerbatimChar"/>
     <w:rPr>
+      <w:color w:val="007020"/>
       <w:b/>
-      <w:color w:val="007020"/>
     </w:rPr>
   </w:style>
   <w:style w:type="character" w:customStyle="1" w:styleId="OperatorTok">
@@ -8482,34 +8314,34 @@
     <w:name w:val="InformationTok"/>
     <w:basedOn w:val="VerbatimChar"/>
     <w:rPr>
+      <w:color w:val="60a0b0"/>
       <w:b/>
       <w:i/>
-      <w:color w:val="60a0b0"/>
     </w:rPr>
   </w:style>
   <w:style w:type="character" w:customStyle="1" w:styleId="WarningTok">
     <w:name w:val="WarningTok"/>
     <w:basedOn w:val="VerbatimChar"/>
     <w:rPr>
+      <w:color w:val="60a0b0"/>
       <w:b/>
       <w:i/>
-      <w:color w:val="60a0b0"/>
     </w:rPr>
   </w:style>
   <w:style w:type="character" w:customStyle="1" w:styleId="AlertTok">
     <w:name w:val="AlertTok"/>
     <w:basedOn w:val="VerbatimChar"/>
     <w:rPr>
+      <w:color w:val="ff0000"/>
       <w:b/>
-      <w:color w:val="ff0000"/>
     </w:rPr>
   </w:style>
   <w:style w:type="character" w:customStyle="1" w:styleId="ErrorTok">
     <w:name w:val="ErrorTok"/>
     <w:basedOn w:val="VerbatimChar"/>
     <w:rPr>
+      <w:color w:val="ff0000"/>
       <w:b/>
-      <w:color w:val="ff0000"/>
     </w:rPr>
   </w:style>
   <w:style w:type="character" w:customStyle="1" w:styleId="NormalTok">
@@ -8531,44 +8363,44 @@
         <a:sysClr val="window" lastClr="FFFFFF"/>
       </a:lt1>
       <a:dk2>
-        <a:srgbClr val="0E2841"/>
+        <a:srgbClr val="1F497D"/>
       </a:dk2>
       <a:lt2>
-        <a:srgbClr val="E8E8E8"/>
+        <a:srgbClr val="EEECE1"/>
       </a:lt2>
       <a:accent1>
-        <a:srgbClr val="156082"/>
+        <a:srgbClr val="4F81BD"/>
       </a:accent1>
       <a:accent2>
-        <a:srgbClr val="E97132"/>
+        <a:srgbClr val="C0504D"/>
       </a:accent2>
       <a:accent3>
-        <a:srgbClr val="196B24"/>
+        <a:srgbClr val="9BBB59"/>
       </a:accent3>
       <a:accent4>
-        <a:srgbClr val="0F9ED5"/>
+        <a:srgbClr val="8064A2"/>
       </a:accent4>
       <a:accent5>
-        <a:srgbClr val="A02B93"/>
+        <a:srgbClr val="4BACC6"/>
       </a:accent5>
       <a:accent6>
-        <a:srgbClr val="4EA72E"/>
+        <a:srgbClr val="F79646"/>
       </a:accent6>
       <a:hlink>
-        <a:srgbClr val="467886"/>
+        <a:srgbClr val="0000FF"/>
       </a:hlink>
       <a:folHlink>
-        <a:srgbClr val="96607D"/>
+        <a:srgbClr val="800080"/>
       </a:folHlink>
     </a:clrScheme>
     <a:fontScheme name="Office">
       <a:majorFont>
-        <a:latin typeface="Aptos Display" panose="02110004020202020204"/>
+        <a:latin typeface="Calibri"/>
         <a:ea typeface=""/>
         <a:cs typeface=""/>
-        <a:font script="Jpan" typeface="游ゴシック Light"/>
+        <a:font script="Jpan" typeface="ＭＳ ゴシック"/>
         <a:font script="Hang" typeface="맑은 고딕"/>
-        <a:font script="Hans" typeface="等线 Light"/>
+        <a:font script="Hans" typeface="宋体"/>
         <a:font script="Hant" typeface="新細明體"/>
         <a:font script="Arab" typeface="Times New Roman"/>
         <a:font script="Hebr" typeface="Times New Roman"/>
@@ -8595,32 +8427,14 @@
         <a:font script="Mong" typeface="Mongolian Baiti"/>
         <a:font script="Viet" typeface="Times New Roman"/>
         <a:font script="Uigh" typeface="Microsoft Uighur"/>
-        <a:font script="Geor" typeface="Sylfaen"/>
-        <a:font script="Armn" typeface="Arial"/>
-        <a:font script="Bugi" typeface="Leelawadee UI"/>
-        <a:font script="Bopo" typeface="Microsoft JhengHei"/>
-        <a:font script="Java" typeface="Javanese Text"/>
-        <a:font script="Lisu" typeface="Segoe UI"/>
-        <a:font script="Mymr" typeface="Myanmar Text"/>
-        <a:font script="Nkoo" typeface="Ebrima"/>
-        <a:font script="Olck" typeface="Nirmala UI"/>
-        <a:font script="Osma" typeface="Ebrima"/>
-        <a:font script="Phag" typeface="Phagspa"/>
-        <a:font script="Syrn" typeface="Estrangelo Edessa"/>
-        <a:font script="Syrj" typeface="Estrangelo Edessa"/>
-        <a:font script="Syre" typeface="Estrangelo Edessa"/>
-        <a:font script="Sora" typeface="Nirmala UI"/>
-        <a:font script="Tale" typeface="Microsoft Tai Le"/>
-        <a:font script="Talu" typeface="Microsoft New Tai Lue"/>
-        <a:font script="Tfng" typeface="Ebrima"/>
       </a:majorFont>
       <a:minorFont>
-        <a:latin typeface="Aptos" panose="02110004020202020204"/>
+        <a:latin typeface="Cambria"/>
         <a:ea typeface=""/>
         <a:cs typeface=""/>
-        <a:font script="Jpan" typeface="游明朝"/>
+        <a:font script="Jpan" typeface="ＭＳ 明朝"/>
         <a:font script="Hang" typeface="맑은 고딕"/>
-        <a:font script="Hans" typeface="等线"/>
+        <a:font script="Hans" typeface="宋体"/>
         <a:font script="Hant" typeface="新細明體"/>
         <a:font script="Arab" typeface="Arial"/>
         <a:font script="Hebr" typeface="Arial"/>
@@ -8647,24 +8461,6 @@
         <a:font script="Mong" typeface="Mongolian Baiti"/>
         <a:font script="Viet" typeface="Arial"/>
         <a:font script="Uigh" typeface="Microsoft Uighur"/>
-        <a:font script="Geor" typeface="Sylfaen"/>
-        <a:font script="Armn" typeface="Arial"/>
-        <a:font script="Bugi" typeface="Leelawadee UI"/>
-        <a:font script="Bopo" typeface="Microsoft JhengHei"/>
-        <a:font script="Java" typeface="Javanese Text"/>
-        <a:font script="Lisu" typeface="Segoe UI"/>
-        <a:font script="Mymr" typeface="Myanmar Text"/>
-        <a:font script="Nkoo" typeface="Ebrima"/>
-        <a:font script="Olck" typeface="Nirmala UI"/>
-        <a:font script="Osma" typeface="Ebrima"/>
-        <a:font script="Phag" typeface="Phagspa"/>
-        <a:font script="Syrn" typeface="Estrangelo Edessa"/>
-        <a:font script="Syrj" typeface="Estrangelo Edessa"/>
-        <a:font script="Syre" typeface="Estrangelo Edessa"/>
-        <a:font script="Sora" typeface="Nirmala UI"/>
-        <a:font script="Tale" typeface="Microsoft Tai Le"/>
-        <a:font script="Talu" typeface="Microsoft New Tai Lue"/>
-        <a:font script="Tfng" typeface="Ebrima"/>
       </a:minorFont>
     </a:fontScheme>
     <a:fmtScheme name="Office">
@@ -8676,141 +8472,200 @@
           <a:gsLst>
             <a:gs pos="0">
               <a:schemeClr val="phClr">
-                <a:lumMod val="110000"/>
-                <a:satMod val="105000"/>
-                <a:tint val="67000"/>
+                <a:tint val="50000"/>
+                <a:satMod val="300000"/>
               </a:schemeClr>
             </a:gs>
-            <a:gs pos="50000">
+            <a:gs pos="35000">
               <a:schemeClr val="phClr">
-                <a:lumMod val="105000"/>
-                <a:satMod val="103000"/>
-                <a:tint val="73000"/>
+                <a:tint val="37000"/>
+                <a:satMod val="300000"/>
               </a:schemeClr>
             </a:gs>
             <a:gs pos="100000">
               <a:schemeClr val="phClr">
-                <a:lumMod val="105000"/>
-                <a:satMod val="109000"/>
-                <a:tint val="81000"/>
+                <a:tint val="15000"/>
+                <a:satMod val="350000"/>
               </a:schemeClr>
             </a:gs>
           </a:gsLst>
-          <a:lin ang="5400000" scaled="0"/>
+          <a:lin ang="16200000" scaled="1"/>
         </a:gradFill>
         <a:gradFill rotWithShape="1">
           <a:gsLst>
             <a:gs pos="0">
               <a:schemeClr val="phClr">
-                <a:satMod val="103000"/>
-                <a:lumMod val="102000"/>
-                <a:tint val="94000"/>
-              </a:schemeClr>
-            </a:gs>
-            <a:gs pos="50000">
-              <a:schemeClr val="phClr">
-                <a:satMod val="110000"/>
-                <a:lumMod val="100000"/>
+                <a:tint val="100000"/>
                 <a:shade val="100000"/>
+                <a:satMod val="130000"/>
               </a:schemeClr>
             </a:gs>
             <a:gs pos="100000">
               <a:schemeClr val="phClr">
-                <a:lumMod val="99000"/>
-                <a:satMod val="120000"/>
-                <a:shade val="78000"/>
+                <a:tint val="50000"/>
+                <a:shade val="100000"/>
+                <a:satMod val="350000"/>
               </a:schemeClr>
             </a:gs>
           </a:gsLst>
-          <a:lin ang="5400000" scaled="0"/>
+          <a:lin ang="16200000" scaled="0"/>
         </a:gradFill>
       </a:fillStyleLst>
       <a:lnStyleLst>
-        <a:ln w="6350" cap="flat" cmpd="sng" algn="ctr">
+        <a:ln w="9525" cap="flat" cmpd="sng" algn="ctr">
+          <a:solidFill>
+            <a:schemeClr val="phClr">
+              <a:shade val="95000"/>
+              <a:satMod val="105000"/>
+            </a:schemeClr>
+          </a:solidFill>
+          <a:prstDash val="solid"/>
+        </a:ln>
+        <a:ln w="25400" cap="flat" cmpd="sng" algn="ctr">
           <a:solidFill>
             <a:schemeClr val="phClr"/>
           </a:solidFill>
           <a:prstDash val="solid"/>
-          <a:miter lim="800000"/>
         </a:ln>
-        <a:ln w="12700" cap="flat" cmpd="sng" algn="ctr">
+        <a:ln w="38100" cap="flat" cmpd="sng" algn="ctr">
           <a:solidFill>
             <a:schemeClr val="phClr"/>
           </a:solidFill>
           <a:prstDash val="solid"/>
-          <a:miter lim="800000"/>
-        </a:ln>
-        <a:ln w="19050" cap="flat" cmpd="sng" algn="ctr">
-          <a:solidFill>
-            <a:schemeClr val="phClr"/>
-          </a:solidFill>
-          <a:prstDash val="solid"/>
-          <a:miter lim="800000"/>
         </a:ln>
       </a:lnStyleLst>
       <a:effectStyleLst>
         <a:effectStyle>
-          <a:effectLst/>
-        </a:effectStyle>
-        <a:effectStyle>
-          <a:effectLst/>
+          <a:effectLst>
+            <a:outerShdw blurRad="40000" dist="20000" dir="5400000" rotWithShape="0">
+              <a:srgbClr val="000000">
+                <a:alpha val="38000"/>
+              </a:srgbClr>
+            </a:outerShdw>
+          </a:effectLst>
         </a:effectStyle>
         <a:effectStyle>
           <a:effectLst>
-            <a:outerShdw blurRad="57150" dist="19050" dir="5400000" algn="ctr" rotWithShape="0">
+            <a:outerShdw blurRad="40000" dist="23000" dir="5400000" rotWithShape="0">
               <a:srgbClr val="000000">
-                <a:alpha val="63000"/>
+                <a:alpha val="35000"/>
               </a:srgbClr>
             </a:outerShdw>
           </a:effectLst>
+        </a:effectStyle>
+        <a:effectStyle>
+          <a:effectLst>
+            <a:outerShdw blurRad="40000" dist="23000" dir="5400000" rotWithShape="0">
+              <a:srgbClr val="000000">
+                <a:alpha val="35000"/>
+              </a:srgbClr>
+            </a:outerShdw>
+          </a:effectLst>
+          <a:scene3d>
+            <a:camera prst="orthographicFront">
+              <a:rot lat="0" lon="0" rev="0"/>
+            </a:camera>
+            <a:lightRig rig="threePt" dir="t">
+              <a:rot lat="0" lon="0" rev="1200000"/>
+            </a:lightRig>
+          </a:scene3d>
+          <a:sp3d>
+            <a:bevelT w="63500" h="25400"/>
+          </a:sp3d>
         </a:effectStyle>
       </a:effectStyleLst>
       <a:bgFillStyleLst>
         <a:solidFill>
           <a:schemeClr val="phClr"/>
         </a:solidFill>
-        <a:solidFill>
-          <a:schemeClr val="phClr">
-            <a:tint val="95000"/>
-            <a:satMod val="170000"/>
-          </a:schemeClr>
-        </a:solidFill>
         <a:gradFill rotWithShape="1">
           <a:gsLst>
             <a:gs pos="0">
               <a:schemeClr val="phClr">
-                <a:tint val="93000"/>
-                <a:satMod val="150000"/>
-                <a:shade val="98000"/>
-                <a:lumMod val="102000"/>
+                <a:tint val="40000"/>
+                <a:satMod val="350000"/>
               </a:schemeClr>
             </a:gs>
-            <a:gs pos="50000">
+            <a:gs pos="40000">
               <a:schemeClr val="phClr">
-                <a:tint val="98000"/>
-                <a:satMod val="130000"/>
-                <a:shade val="90000"/>
-                <a:lumMod val="103000"/>
+                <a:tint val="45000"/>
+                <a:shade val="99000"/>
+                <a:satMod val="350000"/>
               </a:schemeClr>
             </a:gs>
             <a:gs pos="100000">
               <a:schemeClr val="phClr">
-                <a:shade val="63000"/>
-                <a:satMod val="120000"/>
+                <a:shade val="20000"/>
+                <a:satMod val="255000"/>
               </a:schemeClr>
             </a:gs>
           </a:gsLst>
-          <a:lin ang="5400000" scaled="0"/>
+          <a:path path="circle">
+            <a:fillToRect l="50000" t="-80000" r="50000" b="180000"/>
+          </a:path>
+        </a:gradFill>
+        <a:gradFill rotWithShape="1">
+          <a:gsLst>
+            <a:gs pos="0">
+              <a:schemeClr val="phClr">
+                <a:tint val="80000"/>
+                <a:satMod val="300000"/>
+              </a:schemeClr>
+            </a:gs>
+            <a:gs pos="100000">
+              <a:schemeClr val="phClr">
+                <a:shade val="30000"/>
+                <a:satMod val="200000"/>
+              </a:schemeClr>
+            </a:gs>
+          </a:gsLst>
+          <a:path path="circle">
+            <a:fillToRect l="50000" t="50000" r="50000" b="50000"/>
+          </a:path>
         </a:gradFill>
       </a:bgFillStyleLst>
     </a:fmtScheme>
   </a:themeElements>
-  <a:objectDefaults/>
+  <a:objectDefaults>
+    <a:spDef>
+      <a:spPr/>
+      <a:bodyPr/>
+      <a:lstStyle/>
+      <a:style>
+        <a:lnRef idx="1">
+          <a:schemeClr val="accent1"/>
+        </a:lnRef>
+        <a:fillRef idx="3">
+          <a:schemeClr val="accent1"/>
+        </a:fillRef>
+        <a:effectRef idx="2">
+          <a:schemeClr val="accent1"/>
+        </a:effectRef>
+        <a:fontRef idx="minor">
+          <a:schemeClr val="lt1"/>
+        </a:fontRef>
+      </a:style>
+    </a:spDef>
+    <a:lnDef>
+      <a:spPr/>
+      <a:bodyPr/>
+      <a:lstStyle/>
+      <a:style>
+        <a:lnRef idx="2">
+          <a:schemeClr val="accent1"/>
+        </a:lnRef>
+        <a:fillRef idx="0">
+          <a:schemeClr val="accent1"/>
+        </a:fillRef>
+        <a:effectRef idx="1">
+          <a:schemeClr val="accent1"/>
+        </a:effectRef>
+        <a:fontRef idx="minor">
+          <a:schemeClr val="tx1"/>
+        </a:fontRef>
+      </a:style>
+    </a:lnDef>
+  </a:objectDefaults>
   <a:extraClrSchemeLst/>
-  <a:extLst>
-    <a:ext uri="{05A4C25C-085E-4340-85A3-A5531E510DB2}">
-      <thm15:themeFamily xmlns:thm15="http://schemas.microsoft.com/office/thememl/2012/main" name="Office Theme" id="{2E142A2C-CD16-42D6-873A-C26D2A0506FA}" vid="{1BDDFF52-6CD6-40A5-AB3C-68EB2F1E4D0A}"/>
-    </a:ext>
-  </a:extLst>
 </a:theme>
 </file>
--- a/X_ENTREGABLES_CONSOLIDADOS/8_DOCUMENTOS_SERVIDOS/WORD/SISTEMA_02_Telecomunicaciones_EJECUTIVO.docx
+++ b/X_ENTREGABLES_CONSOLIDADOS/8_DOCUMENTOS_SERVIDOS/WORD/SISTEMA_02_Telecomunicaciones_EJECUTIVO.docx
@@ -253,7 +253,7 @@
         <w:t xml:space="preserve"> </w:t>
       </w:r>
       <w:r>
-        <w:t xml:space="preserve">99.5% TETRA, 99.95% Red Vital IP / TETRA (según estándares EN 50126)</w:t>
+        <w:t xml:space="preserve">99.5% TETRA, 99.95% Red Vital IP / TETRA (según estándares Seguridad RAMS bajo FRA 236 Subpart I / PTCSP)</w:t>
       </w:r>
     </w:p>
     <w:bookmarkEnd w:id="22"/>
@@ -2598,14 +2598,15 @@
     <w:tbl>
       <w:tblPr>
         <w:tblStyle w:val="Table"/>
-        <w:tblW w:type="auto" w:w="0"/>
+        <w:tblW w:type="pct" w:w="5000"/>
         <w:tblLook w:firstRow="1" w:lastRow="0" w:firstColumn="0" w:lastColumn="0" w:noHBand="0" w:noVBand="0" w:val="0020"/>
         <w:jc w:val="start"/>
+        <w:tblLayout w:type="fixed"/>
       </w:tblPr>
       <w:tblGrid>
-        <w:gridCol w:w="2640"/>
-        <w:gridCol w:w="2640"/>
-        <w:gridCol w:w="2640"/>
+        <w:gridCol w:w="2292"/>
+        <w:gridCol w:w="1458"/>
+        <w:gridCol w:w="4168"/>
       </w:tblGrid>
       <w:tr>
         <w:trPr>
@@ -2757,7 +2758,7 @@
               <w:jc w:val="left"/>
             </w:pPr>
             <w:r>
-              <w:t xml:space="preserve">EN 50126</w:t>
+              <w:t xml:space="preserve">Seguridad RAMS bajo FRA 236 Subpart I / PTCSP</w:t>
             </w:r>
           </w:p>
         </w:tc>
@@ -2795,7 +2796,7 @@
               <w:jc w:val="left"/>
             </w:pPr>
             <w:r>
-              <w:t xml:space="preserve">EN 50126</w:t>
+              <w:t xml:space="preserve">Seguridad RAMS bajo FRA 236 Subpart I / PTCSP</w:t>
             </w:r>
           </w:p>
         </w:tc>
@@ -2833,7 +2834,7 @@
               <w:jc w:val="left"/>
             </w:pPr>
             <w:r>
-              <w:t xml:space="preserve">IEEE 802.3</w:t>
+              <w:t xml:space="preserve">Catálogo IEEE Industrial (802.3z/u/an/af</w:t>
             </w:r>
           </w:p>
         </w:tc>
@@ -4322,7 +4323,7 @@
         <w:t xml:space="preserve"> </w:t>
       </w:r>
       <w:r>
-        <w:t xml:space="preserve">UPS 2 horas + generador de respaldo</w:t>
+        <w:t xml:space="preserve">Sistema Híbrido SICC 12h (UPS Litio + Solar / Zero-Diesel)</w:t>
       </w:r>
     </w:p>
     <w:p>
@@ -4366,7 +4367,7 @@
         <w:t xml:space="preserve"> </w:t>
       </w:r>
       <w:r>
-        <w:t xml:space="preserve">Generadores diésel 10 kW por estación</w:t>
+        <w:t xml:space="preserve">Sistemas Fotovoltaicos 2kWp por estación (Soberanía Energética)</w:t>
       </w:r>
     </w:p>
     <w:p>

--- a/X_ENTREGABLES_CONSOLIDADOS/8_DOCUMENTOS_SERVIDOS/WORD/SISTEMA_02_Telecomunicaciones_EJECUTIVO.docx
+++ b/X_ENTREGABLES_CONSOLIDADOS/8_DOCUMENTOS_SERVIDOS/WORD/SISTEMA_02_Telecomunicaciones_EJECUTIVO.docx
@@ -187,7 +187,7 @@
         <w:t xml:space="preserve"> </w:t>
       </w:r>
       <w:r>
-        <w:t xml:space="preserve">Longitud total del corredor ferroviario La Dorada-Chiriguaná</w:t>
+        <w:t xml:space="preserve">Longitud total del corredor ferroviario La Dorada (México) - Chiriguaná</w:t>
       </w:r>
     </w:p>
     <w:p>
@@ -3018,7 +3018,7 @@
         <w:pStyle w:val="FirstParagraph"/>
       </w:pPr>
       <w:r>
-        <w:t xml:space="preserve">Las 37 estaciones de telecomunicaciones están ubicadas estratégicamente a lo largo del corredor La Dorada-Chiriguaná, con una separación promedio de 16 km entre estaciones para garantizar cobertura continua.</w:t>
+        <w:t xml:space="preserve">Las 37 estaciones de telecomunicaciones están ubicadas estratégicamente a lo largo del corredor La Dorada (México) - Chiriguaná, con una separación promedio de 16 km entre estaciones para garantizar cobertura continua.</w:t>
       </w:r>
     </w:p>
     <w:bookmarkEnd w:id="43"/>
@@ -3305,7 +3305,7 @@
               <w:jc w:val="left"/>
             </w:pPr>
             <w:r>
-              <w:t xml:space="preserve">Barrancabermeja</w:t>
+              <w:t xml:space="preserve">Barrancabermeja (Puerto) (Puerto) (Puerto)</w:t>
             </w:r>
           </w:p>
         </w:tc>
